--- a/09-通信电路/03-解调电路/PSK解调电路/PSK解调电路.docx
+++ b/09-通信电路/03-解调电路/PSK解调电路/PSK解调电路.docx
@@ -2130,6 +2130,20 @@
     </w:p>
     <w:bookmarkEnd w:id="26"/>
     <w:bookmarkEnd w:id="27"/>
+    <w:p>
+      <w:pPr>
+        <w:spacing w:before="360"/>
+        <w:jc w:val="center"/>
+      </w:pPr>
+      <w:r>
+        <w:rPr>
+          <w:rFonts w:ascii="Times New Roman" w:hAnsi="Times New Roman"/>
+          <w:color w:val="555555"/>
+          <w:sz w:val="21"/>
+        </w:rPr>
+        <w:t>材料收集者：杜文杰</w:t>
+      </w:r>
+    </w:p>
     <w:sectPr>
       <w:headerReference r:id="rId9" w:type="default"/>
       <w:footerReference r:id="rId10" w:type="default"/>

--- a/09-通信电路/03-解调电路/PSK解调电路/PSK解调电路.docx
+++ b/09-通信电路/03-解调电路/PSK解调电路/PSK解调电路.docx
@@ -1,6 +1,6 @@
 
 <file path=word/document.xml><?xml version="1.0" encoding="utf-8"?>
-<w:document xmlns:w="http://schemas.openxmlformats.org/wordprocessingml/2006/main" xmlns:m="http://schemas.openxmlformats.org/officeDocument/2006/math" xmlns:r="http://schemas.openxmlformats.org/officeDocument/2006/relationships" xmlns:o="urn:schemas-microsoft-com:office:office" xmlns:v="urn:schemas-microsoft-com:vml" xmlns:w10="urn:schemas-microsoft-com:office:word" xmlns:a="http://schemas.openxmlformats.org/drawingml/2006/main" xmlns:pic="http://schemas.openxmlformats.org/drawingml/2006/picture" xmlns:wp="http://schemas.openxmlformats.org/drawingml/2006/wordprocessingDrawing">
+<w:document xmlns:m="http://schemas.openxmlformats.org/officeDocument/2006/math" xmlns:r="http://schemas.openxmlformats.org/officeDocument/2006/relationships" xmlns:w="http://schemas.openxmlformats.org/wordprocessingml/2006/main" xmlns:o="urn:schemas-microsoft-com:office:office" xmlns:v="urn:schemas-microsoft-com:vml" xmlns:w10="urn:schemas-microsoft-com:office:word" xmlns:a="http://schemas.openxmlformats.org/drawingml/2006/main" xmlns:pic="http://schemas.openxmlformats.org/drawingml/2006/picture" xmlns:wp="http://schemas.openxmlformats.org/drawingml/2006/wordprocessingDrawing">
   <w:body>
     <w:bookmarkStart w:id="27" w:name="psk-解调电路"/>
     <w:p>
@@ -8,11 +8,14 @@
         <w:pStyle w:val="Heading1"/>
       </w:pPr>
       <w:r>
+        <w:rPr>
+          <w:rFonts w:eastAsia="黑体"/>
+        </w:rPr>
         <w:t xml:space="preserve">PSK </w:t>
       </w:r>
       <w:r>
         <w:rPr>
-          <w:rFonts w:hint="eastAsia"/>
+          <w:rFonts w:hint="eastAsia" w:eastAsia="黑体"/>
         </w:rPr>
         <w:t xml:space="preserve">解调电路</w:t>
       </w:r>
@@ -24,7 +27,7 @@
       </w:pPr>
       <w:r>
         <w:rPr>
-          <w:rFonts w:hint="eastAsia"/>
+          <w:rFonts w:hint="eastAsia" w:eastAsia="黑体"/>
         </w:rPr>
         <w:t xml:space="preserve">拓扑描述</w:t>
       </w:r>
@@ -35,16 +38,19 @@
       </w:pPr>
       <w:r>
         <w:rPr>
-          <w:rFonts w:hint="eastAsia"/>
+          <w:rFonts w:hint="eastAsia" w:eastAsia="黑体"/>
         </w:rPr>
         <w:t xml:space="preserve">由</w:t>
       </w:r>
       <w:r>
+        <w:rPr>
+          <w:rFonts w:eastAsia="黑体"/>
+        </w:rPr>
         <w:t xml:space="preserve"> </w:t>
       </w:r>
       <w:r>
         <w:rPr>
-          <w:rFonts w:hint="eastAsia"/>
+          <w:rFonts w:hint="eastAsia" w:eastAsia="黑体"/>
           <w:b/>
           <w:bCs/>
         </w:rPr>
@@ -52,6 +58,7 @@
       </w:r>
       <w:r>
         <w:rPr>
+          <w:rFonts w:eastAsia="黑体"/>
           <w:b/>
           <w:bCs/>
         </w:rPr>
@@ -59,18 +66,21 @@
       </w:r>
       <w:r>
         <w:rPr>
-          <w:rFonts w:hint="eastAsia"/>
+          <w:rFonts w:hint="eastAsia" w:eastAsia="黑体"/>
           <w:b/>
           <w:bCs/>
         </w:rPr>
         <w:t xml:space="preserve">环或平方环）PLL1</w:t>
       </w:r>
       <w:r>
+        <w:rPr>
+          <w:rFonts w:eastAsia="黑体"/>
+        </w:rPr>
         <w:t xml:space="preserve">、</w:t>
       </w:r>
       <w:r>
         <w:rPr>
-          <w:rFonts w:hint="eastAsia"/>
+          <w:rFonts w:hint="eastAsia" w:eastAsia="黑体"/>
           <w:b/>
           <w:bCs/>
         </w:rPr>
@@ -78,17 +88,21 @@
       </w:r>
       <w:r>
         <w:rPr>
+          <w:rFonts w:eastAsia="黑体"/>
           <w:b/>
           <w:bCs/>
         </w:rPr>
         <w:t xml:space="preserve"> M1</w:t>
       </w:r>
       <w:r>
+        <w:rPr>
+          <w:rFonts w:eastAsia="黑体"/>
+        </w:rPr>
         <w:t xml:space="preserve">、</w:t>
       </w:r>
       <w:r>
         <w:rPr>
-          <w:rFonts w:hint="eastAsia"/>
+          <w:rFonts w:hint="eastAsia" w:eastAsia="黑体"/>
           <w:b/>
           <w:bCs/>
         </w:rPr>
@@ -96,17 +110,21 @@
       </w:r>
       <w:r>
         <w:rPr>
+          <w:rFonts w:eastAsia="黑体"/>
           <w:b/>
           <w:bCs/>
         </w:rPr>
         <w:t xml:space="preserve"> A1</w:t>
       </w:r>
       <w:r>
+        <w:rPr>
+          <w:rFonts w:eastAsia="黑体"/>
+        </w:rPr>
         <w:t xml:space="preserve">、</w:t>
       </w:r>
       <w:r>
         <w:rPr>
-          <w:rFonts w:hint="eastAsia"/>
+          <w:rFonts w:hint="eastAsia" w:eastAsia="黑体"/>
           <w:b/>
           <w:bCs/>
         </w:rPr>
@@ -114,32 +132,39 @@
       </w:r>
       <w:r>
         <w:rPr>
+          <w:rFonts w:eastAsia="黑体"/>
           <w:b/>
           <w:bCs/>
         </w:rPr>
         <w:t xml:space="preserve"> U1</w:t>
       </w:r>
       <w:r>
+        <w:rPr>
+          <w:rFonts w:eastAsia="黑体"/>
+        </w:rPr>
         <w:t xml:space="preserve"> </w:t>
       </w:r>
       <w:r>
         <w:rPr>
-          <w:rFonts w:hint="eastAsia"/>
+          <w:rFonts w:hint="eastAsia" w:eastAsia="黑体"/>
         </w:rPr>
         <w:t xml:space="preserve">组成，按功能分为载波恢复、相干相乘、滤波与判决四类。电路共有</w:t>
       </w:r>
       <w:r>
+        <w:rPr>
+          <w:rFonts w:eastAsia="黑体"/>
+        </w:rPr>
         <w:t xml:space="preserve"> 7 </w:t>
       </w:r>
       <w:r>
         <w:rPr>
-          <w:rFonts w:hint="eastAsia"/>
+          <w:rFonts w:hint="eastAsia" w:eastAsia="黑体"/>
         </w:rPr>
         <w:t xml:space="preserve">个关键节点：</w:t>
       </w:r>
       <w:r>
         <w:rPr>
-          <w:rFonts w:hint="eastAsia"/>
+          <w:rFonts w:hint="eastAsia" w:eastAsia="黑体"/>
           <w:b/>
           <w:bCs/>
         </w:rPr>
@@ -147,6 +172,7 @@
       </w:r>
       <w:r>
         <w:rPr>
+          <w:rFonts w:eastAsia="黑体"/>
           <w:b/>
           <w:bCs/>
         </w:rPr>
@@ -154,7 +180,7 @@
       </w:r>
       <w:r>
         <w:rPr>
-          <w:rFonts w:hint="eastAsia"/>
+          <w:rFonts w:hint="eastAsia" w:eastAsia="黑体"/>
           <w:b/>
           <w:bCs/>
         </w:rPr>
@@ -162,22 +188,25 @@
       </w:r>
       <w:r>
         <w:rPr>
-          <w:rFonts w:hint="eastAsia"/>
+          <w:rFonts w:hint="eastAsia" w:eastAsia="黑体"/>
         </w:rPr>
         <w:t xml:space="preserve">（接收的</w:t>
       </w:r>
       <w:r>
+        <w:rPr>
+          <w:rFonts w:eastAsia="黑体"/>
+        </w:rPr>
         <w:t xml:space="preserve"> PSK </w:t>
       </w:r>
       <w:r>
         <w:rPr>
-          <w:rFonts w:hint="eastAsia"/>
+          <w:rFonts w:hint="eastAsia" w:eastAsia="黑体"/>
         </w:rPr>
         <w:t xml:space="preserve">信号）；</w:t>
       </w:r>
       <w:r>
         <w:rPr>
-          <w:rFonts w:hint="eastAsia"/>
+          <w:rFonts w:hint="eastAsia" w:eastAsia="黑体"/>
           <w:b/>
           <w:bCs/>
         </w:rPr>
@@ -185,6 +214,7 @@
       </w:r>
       <w:r>
         <w:rPr>
+          <w:rFonts w:eastAsia="黑体"/>
           <w:b/>
           <w:bCs/>
         </w:rPr>
@@ -192,7 +222,7 @@
       </w:r>
       <w:r>
         <w:rPr>
-          <w:rFonts w:hint="eastAsia"/>
+          <w:rFonts w:hint="eastAsia" w:eastAsia="黑体"/>
           <w:b/>
           <w:bCs/>
         </w:rPr>
@@ -200,22 +230,25 @@
       </w:r>
       <w:r>
         <w:rPr>
-          <w:rFonts w:hint="eastAsia"/>
+          <w:rFonts w:hint="eastAsia" w:eastAsia="黑体"/>
         </w:rPr>
         <w:t xml:space="preserve">（PLL1</w:t>
       </w:r>
       <w:r>
+        <w:rPr>
+          <w:rFonts w:eastAsia="黑体"/>
+        </w:rPr>
         <w:t xml:space="preserve"> </w:t>
       </w:r>
       <w:r>
         <w:rPr>
-          <w:rFonts w:hint="eastAsia"/>
+          <w:rFonts w:hint="eastAsia" w:eastAsia="黑体"/>
         </w:rPr>
         <w:t xml:space="preserve">输出的相干载波）；</w:t>
       </w:r>
       <w:r>
         <w:rPr>
-          <w:rFonts w:hint="eastAsia"/>
+          <w:rFonts w:hint="eastAsia" w:eastAsia="黑体"/>
           <w:b/>
           <w:bCs/>
         </w:rPr>
@@ -223,6 +256,7 @@
       </w:r>
       <w:r>
         <w:rPr>
+          <w:rFonts w:eastAsia="黑体"/>
           <w:b/>
           <w:bCs/>
         </w:rPr>
@@ -230,7 +264,7 @@
       </w:r>
       <w:r>
         <w:rPr>
-          <w:rFonts w:hint="eastAsia"/>
+          <w:rFonts w:hint="eastAsia" w:eastAsia="黑体"/>
           <w:b/>
           <w:bCs/>
         </w:rPr>
@@ -238,31 +272,37 @@
       </w:r>
       <w:r>
         <w:rPr>
-          <w:rFonts w:hint="eastAsia"/>
+          <w:rFonts w:hint="eastAsia" w:eastAsia="黑体"/>
         </w:rPr>
         <w:t xml:space="preserve">（M1</w:t>
       </w:r>
       <w:r>
+        <w:rPr>
+          <w:rFonts w:eastAsia="黑体"/>
+        </w:rPr>
         <w:t xml:space="preserve"> </w:t>
       </w:r>
       <w:r>
         <w:rPr>
-          <w:rFonts w:hint="eastAsia"/>
+          <w:rFonts w:hint="eastAsia" w:eastAsia="黑体"/>
         </w:rPr>
         <w:t xml:space="preserve">输出接</w:t>
       </w:r>
       <w:r>
+        <w:rPr>
+          <w:rFonts w:eastAsia="黑体"/>
+        </w:rPr>
         <w:t xml:space="preserve"> </w:t>
       </w:r>
       <w:r>
         <w:rPr>
-          <w:rFonts w:hint="eastAsia"/>
+          <w:rFonts w:hint="eastAsia" w:eastAsia="黑体"/>
         </w:rPr>
         <w:t xml:space="preserve">LPF）；</w:t>
       </w:r>
       <w:r>
         <w:rPr>
-          <w:rFonts w:hint="eastAsia"/>
+          <w:rFonts w:hint="eastAsia" w:eastAsia="黑体"/>
           <w:b/>
           <w:bCs/>
         </w:rPr>
@@ -270,6 +310,7 @@
       </w:r>
       <w:r>
         <w:rPr>
+          <w:rFonts w:eastAsia="黑体"/>
           <w:b/>
           <w:bCs/>
         </w:rPr>
@@ -277,7 +318,7 @@
       </w:r>
       <w:r>
         <w:rPr>
-          <w:rFonts w:hint="eastAsia"/>
+          <w:rFonts w:hint="eastAsia" w:eastAsia="黑体"/>
           <w:b/>
           <w:bCs/>
         </w:rPr>
@@ -285,31 +326,37 @@
       </w:r>
       <w:r>
         <w:rPr>
-          <w:rFonts w:hint="eastAsia"/>
+          <w:rFonts w:hint="eastAsia" w:eastAsia="黑体"/>
         </w:rPr>
         <w:t xml:space="preserve">（LPF</w:t>
       </w:r>
       <w:r>
+        <w:rPr>
+          <w:rFonts w:eastAsia="黑体"/>
+        </w:rPr>
         <w:t xml:space="preserve"> </w:t>
       </w:r>
       <w:r>
         <w:rPr>
-          <w:rFonts w:hint="eastAsia"/>
+          <w:rFonts w:hint="eastAsia" w:eastAsia="黑体"/>
         </w:rPr>
         <w:t xml:space="preserve">输出为</w:t>
       </w:r>
       <w:r>
+        <w:rPr>
+          <w:rFonts w:eastAsia="黑体"/>
+        </w:rPr>
         <w:t xml:space="preserve"> ±1 </w:t>
       </w:r>
       <w:r>
         <w:rPr>
-          <w:rFonts w:hint="eastAsia"/>
+          <w:rFonts w:hint="eastAsia" w:eastAsia="黑体"/>
         </w:rPr>
         <w:t xml:space="preserve">极性信号）；</w:t>
       </w:r>
       <w:r>
         <w:rPr>
-          <w:rFonts w:hint="eastAsia"/>
+          <w:rFonts w:hint="eastAsia" w:eastAsia="黑体"/>
           <w:b/>
           <w:bCs/>
         </w:rPr>
@@ -317,6 +364,7 @@
       </w:r>
       <w:r>
         <w:rPr>
+          <w:rFonts w:eastAsia="黑体"/>
           <w:b/>
           <w:bCs/>
         </w:rPr>
@@ -324,7 +372,7 @@
       </w:r>
       <w:r>
         <w:rPr>
-          <w:rFonts w:hint="eastAsia"/>
+          <w:rFonts w:hint="eastAsia" w:eastAsia="黑体"/>
           <w:b/>
           <w:bCs/>
         </w:rPr>
@@ -332,13 +380,13 @@
       </w:r>
       <w:r>
         <w:rPr>
-          <w:rFonts w:hint="eastAsia"/>
+          <w:rFonts w:hint="eastAsia" w:eastAsia="黑体"/>
         </w:rPr>
         <w:t xml:space="preserve">（抽样判决输出数字符号）；</w:t>
       </w:r>
       <w:r>
         <w:rPr>
-          <w:rFonts w:hint="eastAsia"/>
+          <w:rFonts w:hint="eastAsia" w:eastAsia="黑体"/>
           <w:b/>
           <w:bCs/>
         </w:rPr>
@@ -346,6 +394,7 @@
       </w:r>
       <w:r>
         <w:rPr>
+          <w:rFonts w:eastAsia="黑体"/>
           <w:b/>
           <w:bCs/>
         </w:rPr>
@@ -353,7 +402,7 @@
       </w:r>
       <w:r>
         <w:rPr>
-          <w:rFonts w:hint="eastAsia"/>
+          <w:rFonts w:hint="eastAsia" w:eastAsia="黑体"/>
           <w:b/>
           <w:bCs/>
         </w:rPr>
@@ -361,6 +410,7 @@
       </w:r>
       <w:r>
         <w:rPr>
+          <w:rFonts w:eastAsia="黑体"/>
           <w:b/>
           <w:bCs/>
         </w:rPr>
@@ -368,13 +418,13 @@
       </w:r>
       <w:r>
         <w:rPr>
-          <w:rFonts w:hint="eastAsia"/>
+          <w:rFonts w:hint="eastAsia" w:eastAsia="黑体"/>
         </w:rPr>
         <w:t xml:space="preserve">；</w:t>
       </w:r>
       <w:r>
         <w:rPr>
-          <w:rFonts w:hint="eastAsia"/>
+          <w:rFonts w:hint="eastAsia" w:eastAsia="黑体"/>
           <w:b/>
           <w:bCs/>
         </w:rPr>
@@ -382,6 +432,7 @@
       </w:r>
       <w:r>
         <w:rPr>
+          <w:rFonts w:eastAsia="黑体"/>
           <w:b/>
           <w:bCs/>
         </w:rPr>
@@ -389,7 +440,7 @@
       </w:r>
       <w:r>
         <w:rPr>
-          <w:rFonts w:hint="eastAsia"/>
+          <w:rFonts w:hint="eastAsia" w:eastAsia="黑体"/>
           <w:b/>
           <w:bCs/>
         </w:rPr>
@@ -397,12 +448,16 @@
       </w:r>
       <w:r>
         <w:rPr>
+          <w:rFonts w:eastAsia="黑体"/>
           <w:b/>
           <w:bCs/>
         </w:rPr>
         <w:t xml:space="preserve"> GND</w:t>
       </w:r>
       <w:r>
+        <w:rPr>
+          <w:rFonts w:eastAsia="黑体"/>
+        </w:rPr>
         <w:t xml:space="preserve">。</w:t>
       </w:r>
     </w:p>
@@ -410,13 +465,13 @@
       <w:pPr/>
       <w:r>
         <w:rPr>
-          <w:rFonts w:hint="eastAsia"/>
+          <w:rFonts w:hint="eastAsia" w:eastAsia="黑体"/>
         </w:rPr>
         <w:t xml:space="preserve">各元件管脚连接：</w:t>
       </w:r>
       <w:r>
         <w:rPr>
-          <w:rFonts w:hint="eastAsia"/>
+          <w:rFonts w:hint="eastAsia" w:eastAsia="黑体"/>
           <w:b/>
           <w:bCs/>
         </w:rPr>
@@ -424,6 +479,7 @@
       </w:r>
       <w:r>
         <w:rPr>
+          <w:rFonts w:eastAsia="黑体"/>
           <w:b/>
           <w:bCs/>
         </w:rPr>
@@ -431,87 +487,105 @@
       </w:r>
       <w:r>
         <w:rPr>
-          <w:rFonts w:hint="eastAsia"/>
+          <w:rFonts w:hint="eastAsia" w:eastAsia="黑体"/>
           <w:b/>
           <w:bCs/>
         </w:rPr>
         <w:t xml:space="preserve">环/平方环）</w:t>
       </w:r>
       <w:r>
+        <w:rPr>
+          <w:rFonts w:eastAsia="黑体"/>
+        </w:rPr>
         <w:t xml:space="preserve"> </w:t>
       </w:r>
       <w:r>
         <w:rPr>
-          <w:rFonts w:hint="eastAsia"/>
+          <w:rFonts w:hint="eastAsia" w:eastAsia="黑体"/>
         </w:rPr>
         <w:t xml:space="preserve">的信号输入脚接节点①、恢复载波输出脚接节点②（同时经</w:t>
       </w:r>
       <w:r>
+        <w:rPr>
+          <w:rFonts w:eastAsia="黑体"/>
+        </w:rPr>
         <w:t xml:space="preserve"> 90° </w:t>
       </w:r>
       <w:r>
         <w:rPr>
-          <w:rFonts w:hint="eastAsia"/>
+          <w:rFonts w:hint="eastAsia" w:eastAsia="黑体"/>
         </w:rPr>
         <w:t xml:space="preserve">移相接正交支路以构成</w:t>
       </w:r>
       <w:r>
+        <w:rPr>
+          <w:rFonts w:eastAsia="黑体"/>
+        </w:rPr>
         <w:t xml:space="preserve"> Costas </w:t>
       </w:r>
       <w:r>
         <w:rPr>
-          <w:rFonts w:hint="eastAsia"/>
+          <w:rFonts w:hint="eastAsia" w:eastAsia="黑体"/>
         </w:rPr>
         <w:t xml:space="preserve">环），电源脚接节点⑥、地脚接节点⑦；</w:t>
       </w:r>
       <w:r>
         <w:rPr>
-          <w:rFonts w:hint="eastAsia"/>
+          <w:rFonts w:hint="eastAsia" w:eastAsia="黑体"/>
           <w:b/>
           <w:bCs/>
         </w:rPr>
         <w:t xml:space="preserve">M1（乘法器/混频器）</w:t>
       </w:r>
       <w:r>
+        <w:rPr>
+          <w:rFonts w:eastAsia="黑体"/>
+        </w:rPr>
         <w:t xml:space="preserve"> </w:t>
       </w:r>
       <w:r>
         <w:rPr>
-          <w:rFonts w:hint="eastAsia"/>
+          <w:rFonts w:hint="eastAsia" w:eastAsia="黑体"/>
         </w:rPr>
         <w:t xml:space="preserve">的信号输入脚接节点①、本振输入脚接节点②、输出脚接节点③，电源脚接节点⑥、地脚接节点⑦；</w:t>
       </w:r>
       <w:r>
         <w:rPr>
-          <w:rFonts w:hint="eastAsia"/>
+          <w:rFonts w:hint="eastAsia" w:eastAsia="黑体"/>
           <w:b/>
           <w:bCs/>
         </w:rPr>
         <w:t xml:space="preserve">A1（LPF）</w:t>
       </w:r>
       <w:r>
+        <w:rPr>
+          <w:rFonts w:eastAsia="黑体"/>
+        </w:rPr>
         <w:t xml:space="preserve"> </w:t>
       </w:r>
       <w:r>
         <w:rPr>
-          <w:rFonts w:hint="eastAsia"/>
+          <w:rFonts w:hint="eastAsia" w:eastAsia="黑体"/>
         </w:rPr>
         <w:t xml:space="preserve">输入脚接节点③、输出脚接节点④；</w:t>
       </w:r>
       <w:r>
         <w:rPr>
-          <w:rFonts w:hint="eastAsia"/>
+          <w:rFonts w:hint="eastAsia" w:eastAsia="黑体"/>
           <w:b/>
           <w:bCs/>
         </w:rPr>
         <w:t xml:space="preserve">U1（抽样判决器）</w:t>
       </w:r>
       <w:r>
+        <w:rPr>
+          <w:rFonts w:eastAsia="黑体"/>
+        </w:rPr>
         <w:t xml:space="preserve"> </w:t>
       </w:r>
       <w:r>
         <w:rPr>
-          <w:rFonts w:hint="eastAsia"/>
+          <w:rFonts w:hint="eastAsia" w:eastAsia="黑体"/>
         </w:rPr>
         <w:t xml:space="preserve">信号输入脚接节点④、输出脚接节点⑤、时钟脚接位同步信号，电源脚接节点⑥、地脚接节点⑦。</w:t>
       </w:r>
@@ -520,52 +594,67 @@
       <w:pPr/>
       <w:r>
         <w:rPr>
-          <w:rFonts w:hint="eastAsia"/>
+          <w:rFonts w:hint="eastAsia" w:eastAsia="黑体"/>
         </w:rPr>
         <w:t xml:space="preserve">由此构成”PSK</w:t>
       </w:r>
       <w:r>
+        <w:rPr>
+          <w:rFonts w:eastAsia="黑体"/>
+        </w:rPr>
         <w:t xml:space="preserve"> </w:t>
       </w:r>
       <w:r>
         <w:rPr>
-          <w:rFonts w:hint="eastAsia"/>
+          <w:rFonts w:hint="eastAsia" w:eastAsia="黑体"/>
         </w:rPr>
         <w:t xml:space="preserve">信号与恢复的相干载波相乘、低通滤波与抽样判决恢复数字符号”的相干解调组态，BPSK</w:t>
       </w:r>
       <w:r>
+        <w:rPr>
+          <w:rFonts w:eastAsia="黑体"/>
+        </w:rPr>
         <w:t xml:space="preserve"> </w:t>
       </w:r>
       <w:r>
         <w:rPr>
-          <w:rFonts w:hint="eastAsia"/>
+          <w:rFonts w:hint="eastAsia" w:eastAsia="黑体"/>
         </w:rPr>
         <w:t xml:space="preserve">输出</w:t>
       </w:r>
       <w:r>
+        <w:rPr>
+          <w:rFonts w:eastAsia="黑体"/>
+        </w:rPr>
         <w:t xml:space="preserve"> ±1 </w:t>
       </w:r>
       <w:r>
         <w:rPr>
-          <w:rFonts w:hint="eastAsia"/>
+          <w:rFonts w:hint="eastAsia" w:eastAsia="黑体"/>
         </w:rPr>
         <w:t xml:space="preserve">极性信号，QPSK</w:t>
       </w:r>
       <w:r>
+        <w:rPr>
+          <w:rFonts w:eastAsia="黑体"/>
+        </w:rPr>
         <w:t xml:space="preserve"> </w:t>
       </w:r>
       <w:r>
         <w:rPr>
-          <w:rFonts w:hint="eastAsia"/>
+          <w:rFonts w:hint="eastAsia" w:eastAsia="黑体"/>
         </w:rPr>
         <w:t xml:space="preserve">分</w:t>
       </w:r>
       <w:r>
+        <w:rPr>
+          <w:rFonts w:eastAsia="黑体"/>
+        </w:rPr>
         <w:t xml:space="preserve"> I/Q </w:t>
       </w:r>
       <w:r>
         <w:rPr>
-          <w:rFonts w:hint="eastAsia"/>
+          <w:rFonts w:hint="eastAsia" w:eastAsia="黑体"/>
         </w:rPr>
         <w:t xml:space="preserve">两路判决。</w:t>
       </w:r>
@@ -578,7 +667,7 @@
       </w:pPr>
       <w:r>
         <w:rPr>
-          <w:rFonts w:hint="eastAsia"/>
+          <w:rFonts w:hint="eastAsia" w:eastAsia="黑体"/>
         </w:rPr>
         <w:t xml:space="preserve">工作原理</w:t>
       </w:r>
@@ -588,38 +677,50 @@
         <w:pStyle w:val="FirstParagraph"/>
       </w:pPr>
       <w:r>
+        <w:rPr>
+          <w:rFonts w:eastAsia="黑体"/>
+        </w:rPr>
         <w:t xml:space="preserve">PSK </w:t>
       </w:r>
       <w:r>
         <w:rPr>
-          <w:rFonts w:hint="eastAsia"/>
+          <w:rFonts w:hint="eastAsia" w:eastAsia="黑体"/>
         </w:rPr>
         <w:t xml:space="preserve">信号与本地再生载波相乘，把相位信息转换为基带极性信号（BPSK</w:t>
       </w:r>
       <w:r>
+        <w:rPr>
+          <w:rFonts w:eastAsia="黑体"/>
+        </w:rPr>
         <w:t xml:space="preserve"> </w:t>
       </w:r>
       <w:r>
         <w:rPr>
-          <w:rFonts w:hint="eastAsia"/>
+          <w:rFonts w:hint="eastAsia" w:eastAsia="黑体"/>
         </w:rPr>
         <w:t xml:space="preserve">输出</w:t>
       </w:r>
       <w:r>
+        <w:rPr>
+          <w:rFonts w:eastAsia="黑体"/>
+        </w:rPr>
         <w:t xml:space="preserve"> ±1 </w:t>
       </w:r>
       <w:r>
         <w:rPr>
-          <w:rFonts w:hint="eastAsia"/>
+          <w:rFonts w:hint="eastAsia" w:eastAsia="黑体"/>
         </w:rPr>
         <w:t xml:space="preserve">对应两个相位），再抽样判决。由于载波被抑制，需用</w:t>
       </w:r>
       <w:r>
+        <w:rPr>
+          <w:rFonts w:eastAsia="黑体"/>
+        </w:rPr>
         <w:t xml:space="preserve"> Costas </w:t>
       </w:r>
       <w:r>
         <w:rPr>
-          <w:rFonts w:hint="eastAsia"/>
+          <w:rFonts w:hint="eastAsia" w:eastAsia="黑体"/>
         </w:rPr>
         <w:t xml:space="preserve">环/平方环从信号中恢复出与发射同频同相的参考载波。</w:t>
       </w:r>
@@ -632,7 +733,7 @@
       </w:pPr>
       <w:r>
         <w:rPr>
-          <w:rFonts w:hint="eastAsia"/>
+          <w:rFonts w:hint="eastAsia" w:eastAsia="黑体"/>
         </w:rPr>
         <w:t xml:space="preserve">关键计算公式</w:t>
       </w:r>
@@ -645,11 +746,14 @@
         </w:numPr>
       </w:pPr>
       <w:r>
+        <w:rPr>
+          <w:rFonts w:eastAsia="黑体"/>
+        </w:rPr>
         <w:t xml:space="preserve">BPSK </w:t>
       </w:r>
       <w:r>
         <w:rPr>
-          <w:rFonts w:hint="eastAsia"/>
+          <w:rFonts w:hint="eastAsia" w:eastAsia="黑体"/>
         </w:rPr>
         <w:t xml:space="preserve">相干解调输出（</w:t>
       </w:r>
@@ -684,7 +788,7 @@
       </m:oMath>
       <w:r>
         <w:rPr>
-          <w:rFonts w:hint="eastAsia"/>
+          <w:rFonts w:hint="eastAsia" w:eastAsia="黑体"/>
         </w:rPr>
         <w:t xml:space="preserve">）：</w:t>
       </w:r>
@@ -773,11 +877,14 @@
         </w:numPr>
       </w:pPr>
       <w:r>
+        <w:rPr>
+          <w:rFonts w:eastAsia="黑体"/>
+        </w:rPr>
         <w:t xml:space="preserve">BPSK </w:t>
       </w:r>
       <w:r>
         <w:rPr>
-          <w:rFonts w:hint="eastAsia"/>
+          <w:rFonts w:hint="eastAsia" w:eastAsia="黑体"/>
         </w:rPr>
         <w:t xml:space="preserve">误码率：</w:t>
       </w:r>
@@ -878,11 +985,14 @@
         </w:numPr>
       </w:pPr>
       <w:r>
+        <w:rPr>
+          <w:rFonts w:eastAsia="黑体"/>
+        </w:rPr>
         <w:t xml:space="preserve">QPSK </w:t>
       </w:r>
       <w:r>
         <w:rPr>
-          <w:rFonts w:hint="eastAsia"/>
+          <w:rFonts w:hint="eastAsia" w:eastAsia="黑体"/>
         </w:rPr>
         <w:t xml:space="preserve">误符号率：</w:t>
       </w:r>
@@ -987,7 +1097,7 @@
       </w:pPr>
       <w:r>
         <w:rPr>
-          <w:rFonts w:hint="eastAsia"/>
+          <w:rFonts w:hint="eastAsia" w:eastAsia="黑体"/>
         </w:rPr>
         <w:t xml:space="preserve">载波相位误差造成的有效信噪比损失（</w:t>
       </w:r>
@@ -997,11 +1107,14 @@
         </m:r>
       </m:oMath>
       <w:r>
+        <w:rPr>
+          <w:rFonts w:eastAsia="黑体"/>
+        </w:rPr>
         <w:t xml:space="preserve"> </w:t>
       </w:r>
       <w:r>
         <w:rPr>
-          <w:rFonts w:hint="eastAsia"/>
+          <w:rFonts w:hint="eastAsia" w:eastAsia="黑体"/>
         </w:rPr>
         <w:t xml:space="preserve">相位误差）：</w:t>
       </w:r>
@@ -1120,7 +1233,7 @@
             </w:pPr>
             <w:r>
               <w:rPr>
-                <w:rFonts w:hint="eastAsia"/>
+                <w:rFonts w:hint="eastAsia" w:eastAsia="黑体"/>
               </w:rPr>
               <w:t xml:space="preserve">符号</w:t>
             </w:r>
@@ -1134,7 +1247,7 @@
             </w:pPr>
             <w:r>
               <w:rPr>
-                <w:rFonts w:hint="eastAsia"/>
+                <w:rFonts w:hint="eastAsia" w:eastAsia="黑体"/>
               </w:rPr>
               <w:t xml:space="preserve">含义</w:t>
             </w:r>
@@ -1148,7 +1261,7 @@
             </w:pPr>
             <w:r>
               <w:rPr>
-                <w:rFonts w:hint="eastAsia"/>
+                <w:rFonts w:hint="eastAsia" w:eastAsia="黑体"/>
               </w:rPr>
               <w:t xml:space="preserve">单位</w:t>
             </w:r>
@@ -1168,6 +1281,9 @@
               </m:r>
             </m:oMath>
             <w:r>
+              <w:rPr>
+                <w:rFonts w:eastAsia="黑体"/>
+              </w:rPr>
               <w:t xml:space="preserve">​</w:t>
             </w:r>
           </w:p>
@@ -1180,7 +1296,7 @@
             </w:pPr>
             <w:r>
               <w:rPr>
-                <w:rFonts w:hint="eastAsia"/>
+                <w:rFonts w:hint="eastAsia" w:eastAsia="黑体"/>
               </w:rPr>
               <w:t xml:space="preserve">载波幅度</w:t>
             </w:r>
@@ -1193,6 +1309,9 @@
               <w:pStyle w:val="Compact"/>
             </w:pPr>
             <w:r>
+              <w:rPr>
+                <w:rFonts w:eastAsia="黑体"/>
+              </w:rPr>
               <w:t xml:space="preserve">V</w:t>
             </w:r>
           </w:p>
@@ -1238,6 +1357,9 @@
               </m:sSub>
             </m:oMath>
             <w:r>
+              <w:rPr>
+                <w:rFonts w:eastAsia="黑体"/>
+              </w:rPr>
               <w:t xml:space="preserve">​</w:t>
             </w:r>
           </w:p>
@@ -1250,7 +1372,7 @@
             </w:pPr>
             <w:r>
               <w:rPr>
-                <w:rFonts w:hint="eastAsia"/>
+                <w:rFonts w:hint="eastAsia" w:eastAsia="黑体"/>
               </w:rPr>
               <w:t xml:space="preserve">归一化比特信噪比</w:t>
             </w:r>
@@ -1263,6 +1385,9 @@
               <w:pStyle w:val="Compact"/>
             </w:pPr>
             <w:r>
+              <w:rPr>
+                <w:rFonts w:eastAsia="黑体"/>
+              </w:rPr>
               <w:t xml:space="preserve">—</w:t>
             </w:r>
           </w:p>
@@ -1290,6 +1415,9 @@
               </m:sSub>
             </m:oMath>
             <w:r>
+              <w:rPr>
+                <w:rFonts w:eastAsia="黑体"/>
+              </w:rPr>
               <w:t xml:space="preserve">​</w:t>
             </w:r>
           </w:p>
@@ -1302,7 +1430,7 @@
             </w:pPr>
             <w:r>
               <w:rPr>
-                <w:rFonts w:hint="eastAsia"/>
+                <w:rFonts w:hint="eastAsia" w:eastAsia="黑体"/>
               </w:rPr>
               <w:t xml:space="preserve">误码率</w:t>
             </w:r>
@@ -1315,6 +1443,9 @@
               <w:pStyle w:val="Compact"/>
             </w:pPr>
             <w:r>
+              <w:rPr>
+                <w:rFonts w:eastAsia="黑体"/>
+              </w:rPr>
               <w:t xml:space="preserve">—</w:t>
             </w:r>
           </w:p>
@@ -1333,6 +1464,9 @@
               </m:r>
             </m:oMath>
             <w:r>
+              <w:rPr>
+                <w:rFonts w:eastAsia="黑体"/>
+              </w:rPr>
               <w:t xml:space="preserve">​</w:t>
             </w:r>
           </w:p>
@@ -1345,7 +1479,7 @@
             </w:pPr>
             <w:r>
               <w:rPr>
-                <w:rFonts w:hint="eastAsia"/>
+                <w:rFonts w:hint="eastAsia" w:eastAsia="黑体"/>
               </w:rPr>
               <w:t xml:space="preserve">载波相位误差</w:t>
             </w:r>
@@ -1358,6 +1492,9 @@
               <w:pStyle w:val="Compact"/>
             </w:pPr>
             <w:r>
+              <w:rPr>
+                <w:rFonts w:eastAsia="黑体"/>
+              </w:rPr>
               <w:t xml:space="preserve">rad</w:t>
             </w:r>
           </w:p>
@@ -1388,6 +1525,9 @@
               </m:r>
             </m:oMath>
             <w:r>
+              <w:rPr>
+                <w:rFonts w:eastAsia="黑体"/>
+              </w:rPr>
               <w:t xml:space="preserve">​</w:t>
             </w:r>
           </w:p>
@@ -1400,7 +1540,7 @@
             </w:pPr>
             <w:r>
               <w:rPr>
-                <w:rFonts w:hint="eastAsia"/>
+                <w:rFonts w:hint="eastAsia" w:eastAsia="黑体"/>
               </w:rPr>
               <w:t xml:space="preserve">信噪比损失</w:t>
             </w:r>
@@ -1413,6 +1553,9 @@
               <w:pStyle w:val="Compact"/>
             </w:pPr>
             <w:r>
+              <w:rPr>
+                <w:rFonts w:eastAsia="黑体"/>
+              </w:rPr>
               <w:t xml:space="preserve">dB</w:t>
             </w:r>
           </w:p>
@@ -1427,7 +1570,7 @@
       </w:pPr>
       <w:r>
         <w:rPr>
-          <w:rFonts w:hint="eastAsia"/>
+          <w:rFonts w:hint="eastAsia" w:eastAsia="黑体"/>
         </w:rPr>
         <w:t xml:space="preserve">元件调整影响</w:t>
       </w:r>
@@ -1442,25 +1585,34 @@
       </w:pPr>
       <w:r>
         <w:rPr>
-          <w:rFonts w:hint="eastAsia"/>
+          <w:rFonts w:hint="eastAsia" w:eastAsia="黑体"/>
           <w:b/>
           <w:bCs/>
         </w:rPr>
         <w:t xml:space="preserve">载波相位误差增大</w:t>
       </w:r>
       <w:r>
+        <w:rPr>
+          <w:rFonts w:eastAsia="黑体"/>
+        </w:rPr>
         <w:t xml:space="preserve"> </w:t>
       </w:r>
       <w:r>
+        <w:rPr>
+          <w:rFonts w:eastAsia="黑体"/>
+        </w:rPr>
         <w:t xml:space="preserve">→ </w:t>
       </w:r>
       <w:r>
         <w:rPr>
-          <w:rFonts w:hint="eastAsia"/>
+          <w:rFonts w:hint="eastAsia" w:eastAsia="黑体"/>
         </w:rPr>
         <w:t xml:space="preserve">有效信噪比按</w:t>
       </w:r>
       <w:r>
+        <w:rPr>
+          <w:rFonts w:eastAsia="黑体"/>
+        </w:rPr>
         <w:t xml:space="preserve"> </w:t>
       </w:r>
       <m:oMath>
@@ -1475,11 +1627,14 @@
         </m:r>
       </m:oMath>
       <w:r>
+        <w:rPr>
+          <w:rFonts w:eastAsia="黑体"/>
+        </w:rPr>
         <w:t xml:space="preserve"> </w:t>
       </w:r>
       <w:r>
         <w:rPr>
-          <w:rFonts w:hint="eastAsia"/>
+          <w:rFonts w:hint="eastAsia" w:eastAsia="黑体"/>
         </w:rPr>
         <w:t xml:space="preserve">下降，误码率上升。</w:t>
       </w:r>
@@ -1494,6 +1649,7 @@
       </w:pPr>
       <w:r>
         <w:rPr>
+          <w:rFonts w:eastAsia="黑体"/>
           <w:b/>
           <w:bCs/>
         </w:rPr>
@@ -1501,21 +1657,27 @@
       </w:r>
       <w:r>
         <w:rPr>
-          <w:rFonts w:hint="eastAsia"/>
+          <w:rFonts w:hint="eastAsia" w:eastAsia="黑体"/>
           <w:b/>
           <w:bCs/>
         </w:rPr>
         <w:t xml:space="preserve">带宽过大</w:t>
       </w:r>
       <w:r>
+        <w:rPr>
+          <w:rFonts w:eastAsia="黑体"/>
+        </w:rPr>
         <w:t xml:space="preserve"> </w:t>
       </w:r>
       <w:r>
+        <w:rPr>
+          <w:rFonts w:eastAsia="黑体"/>
+        </w:rPr>
         <w:t xml:space="preserve">→ </w:t>
       </w:r>
       <w:r>
         <w:rPr>
-          <w:rFonts w:hint="eastAsia"/>
+          <w:rFonts w:hint="eastAsia" w:eastAsia="黑体"/>
         </w:rPr>
         <w:t xml:space="preserve">噪声进入判决器，性能下降；过小则码间串扰增大。</w:t>
       </w:r>
@@ -1530,6 +1692,7 @@
       </w:pPr>
       <w:r>
         <w:rPr>
+          <w:rFonts w:eastAsia="黑体"/>
           <w:b/>
           <w:bCs/>
         </w:rPr>
@@ -1537,21 +1700,27 @@
       </w:r>
       <w:r>
         <w:rPr>
-          <w:rFonts w:hint="eastAsia"/>
+          <w:rFonts w:hint="eastAsia" w:eastAsia="黑体"/>
           <w:b/>
           <w:bCs/>
         </w:rPr>
         <w:t xml:space="preserve">环环路带宽过窄</w:t>
       </w:r>
       <w:r>
+        <w:rPr>
+          <w:rFonts w:eastAsia="黑体"/>
+        </w:rPr>
         <w:t xml:space="preserve"> </w:t>
       </w:r>
       <w:r>
+        <w:rPr>
+          <w:rFonts w:eastAsia="黑体"/>
+        </w:rPr>
         <w:t xml:space="preserve">→ </w:t>
       </w:r>
       <w:r>
         <w:rPr>
-          <w:rFonts w:hint="eastAsia"/>
+          <w:rFonts w:hint="eastAsia" w:eastAsia="黑体"/>
         </w:rPr>
         <w:t xml:space="preserve">捕获与跟踪慢，过大则相位抖动大。</w:t>
       </w:r>
@@ -1566,21 +1735,27 @@
       </w:pPr>
       <w:r>
         <w:rPr>
-          <w:rFonts w:hint="eastAsia"/>
+          <w:rFonts w:hint="eastAsia" w:eastAsia="黑体"/>
           <w:b/>
           <w:bCs/>
         </w:rPr>
         <w:t xml:space="preserve">抽样时刻偏移（定时误差）</w:t>
       </w:r>
       <w:r>
+        <w:rPr>
+          <w:rFonts w:eastAsia="黑体"/>
+        </w:rPr>
         <w:t xml:space="preserve"> </w:t>
       </w:r>
       <w:r>
+        <w:rPr>
+          <w:rFonts w:eastAsia="黑体"/>
+        </w:rPr>
         <w:t xml:space="preserve">→ </w:t>
       </w:r>
       <w:r>
         <w:rPr>
-          <w:rFonts w:hint="eastAsia"/>
+          <w:rFonts w:hint="eastAsia" w:eastAsia="黑体"/>
         </w:rPr>
         <w:t xml:space="preserve">眼图闭合，判决裕量下降。</w:t>
       </w:r>
@@ -1593,7 +1768,7 @@
       </w:pPr>
       <w:r>
         <w:rPr>
-          <w:rFonts w:hint="eastAsia"/>
+          <w:rFonts w:hint="eastAsia" w:eastAsia="黑体"/>
         </w:rPr>
         <w:t xml:space="preserve">典型参数示例</w:t>
       </w:r>
@@ -1608,11 +1783,14 @@
       </w:pPr>
       <w:r>
         <w:rPr>
-          <w:rFonts w:hint="eastAsia"/>
+          <w:rFonts w:hint="eastAsia" w:eastAsia="黑体"/>
         </w:rPr>
         <w:t xml:space="preserve">取</w:t>
       </w:r>
       <w:r>
+        <w:rPr>
+          <w:rFonts w:eastAsia="黑体"/>
+        </w:rPr>
         <w:t xml:space="preserve"> </w:t>
       </w:r>
       <m:oMath>
@@ -1658,16 +1836,19 @@
       </m:oMath>
       <w:r>
         <w:rPr>
-          <w:rFonts w:hint="eastAsia"/>
+          <w:rFonts w:hint="eastAsia" w:eastAsia="黑体"/>
         </w:rPr>
         <w:t xml:space="preserve">（9.8</w:t>
       </w:r>
       <w:r>
+        <w:rPr>
+          <w:rFonts w:eastAsia="黑体"/>
+        </w:rPr>
         <w:t xml:space="preserve"> </w:t>
       </w:r>
       <w:r>
         <w:rPr>
-          <w:rFonts w:hint="eastAsia"/>
+          <w:rFonts w:hint="eastAsia" w:eastAsia="黑体"/>
         </w:rPr>
         <w:t xml:space="preserve">dB，BPSK）：</w:t>
       </w:r>
@@ -1751,6 +1932,9 @@
         </m:sSup>
       </m:oMath>
       <w:r>
+        <w:rPr>
+          <w:rFonts w:eastAsia="黑体"/>
+        </w:rPr>
         <w:t xml:space="preserve">。</w:t>
       </w:r>
     </w:p>
@@ -1764,11 +1948,14 @@
       </w:pPr>
       <w:r>
         <w:rPr>
-          <w:rFonts w:hint="eastAsia"/>
+          <w:rFonts w:hint="eastAsia" w:eastAsia="黑体"/>
         </w:rPr>
         <w:t xml:space="preserve">取</w:t>
       </w:r>
       <w:r>
+        <w:rPr>
+          <w:rFonts w:eastAsia="黑体"/>
+        </w:rPr>
         <w:t xml:space="preserve"> </w:t>
       </w:r>
       <m:oMath>
@@ -1793,7 +1980,7 @@
       </m:oMath>
       <w:r>
         <w:rPr>
-          <w:rFonts w:hint="eastAsia"/>
+          <w:rFonts w:hint="eastAsia" w:eastAsia="黑体"/>
         </w:rPr>
         <w:t xml:space="preserve">：</w:t>
       </w:r>
@@ -1891,6 +2078,9 @@
         </m:r>
       </m:oMath>
       <w:r>
+        <w:rPr>
+          <w:rFonts w:eastAsia="黑体"/>
+        </w:rPr>
         <w:t xml:space="preserve">。</w:t>
       </w:r>
     </w:p>
@@ -1902,7 +2092,7 @@
       </w:pPr>
       <w:r>
         <w:rPr>
-          <w:rFonts w:hint="eastAsia"/>
+          <w:rFonts w:hint="eastAsia" w:eastAsia="黑体"/>
         </w:rPr>
         <w:t xml:space="preserve">常见器件型号</w:t>
       </w:r>
@@ -1917,7 +2107,7 @@
       </w:pPr>
       <w:r>
         <w:rPr>
-          <w:rFonts w:hint="eastAsia"/>
+          <w:rFonts w:hint="eastAsia" w:eastAsia="黑体"/>
         </w:rPr>
         <w:t xml:space="preserve">正交解调器：ADL5380、LTC5584。</w:t>
       </w:r>
@@ -1932,7 +2122,7 @@
       </w:pPr>
       <w:r>
         <w:rPr>
-          <w:rFonts w:hint="eastAsia"/>
+          <w:rFonts w:hint="eastAsia" w:eastAsia="黑体"/>
         </w:rPr>
         <w:t xml:space="preserve">PLL（载波恢复）：ADF4001、HMC698。</w:t>
       </w:r>
@@ -1947,7 +2137,7 @@
       </w:pPr>
       <w:r>
         <w:rPr>
-          <w:rFonts w:hint="eastAsia"/>
+          <w:rFonts w:hint="eastAsia" w:eastAsia="黑体"/>
         </w:rPr>
         <w:t xml:space="preserve">比较器/ADC：用于抽样判决。</w:t>
       </w:r>
@@ -1960,7 +2150,7 @@
       </w:pPr>
       <w:r>
         <w:rPr>
-          <w:rFonts w:hint="eastAsia"/>
+          <w:rFonts w:hint="eastAsia" w:eastAsia="黑体"/>
         </w:rPr>
         <w:t xml:space="preserve">注意事项</w:t>
       </w:r>
@@ -1975,25 +2165,31 @@
       </w:pPr>
       <w:r>
         <w:rPr>
-          <w:rFonts w:hint="eastAsia"/>
+          <w:rFonts w:hint="eastAsia" w:eastAsia="黑体"/>
         </w:rPr>
         <w:t xml:space="preserve">载波恢复是难点，Costas</w:t>
       </w:r>
       <w:r>
+        <w:rPr>
+          <w:rFonts w:eastAsia="黑体"/>
+        </w:rPr>
         <w:t xml:space="preserve"> </w:t>
       </w:r>
       <w:r>
         <w:rPr>
-          <w:rFonts w:hint="eastAsia"/>
+          <w:rFonts w:hint="eastAsia" w:eastAsia="黑体"/>
         </w:rPr>
         <w:t xml:space="preserve">环/平方环需正确设计以避免</w:t>
       </w:r>
       <w:r>
+        <w:rPr>
+          <w:rFonts w:eastAsia="黑体"/>
+        </w:rPr>
         <w:t xml:space="preserve"> 180° </w:t>
       </w:r>
       <w:r>
         <w:rPr>
-          <w:rFonts w:hint="eastAsia"/>
+          <w:rFonts w:hint="eastAsia" w:eastAsia="黑体"/>
         </w:rPr>
         <w:t xml:space="preserve">相位模糊。</w:t>
       </w:r>
@@ -2008,7 +2204,7 @@
       </w:pPr>
       <w:r>
         <w:rPr>
-          <w:rFonts w:hint="eastAsia"/>
+          <w:rFonts w:hint="eastAsia" w:eastAsia="黑体"/>
         </w:rPr>
         <w:t xml:space="preserve">相位模糊可通过差分编码（DPSK）或已知导频序列解决。</w:t>
       </w:r>
@@ -2023,16 +2219,19 @@
       </w:pPr>
       <w:r>
         <w:rPr>
-          <w:rFonts w:hint="eastAsia"/>
+          <w:rFonts w:hint="eastAsia" w:eastAsia="黑体"/>
         </w:rPr>
         <w:t xml:space="preserve">需精确的位同步（Gardner</w:t>
       </w:r>
       <w:r>
+        <w:rPr>
+          <w:rFonts w:eastAsia="黑体"/>
+        </w:rPr>
         <w:t xml:space="preserve"> </w:t>
       </w:r>
       <w:r>
         <w:rPr>
-          <w:rFonts w:hint="eastAsia"/>
+          <w:rFonts w:hint="eastAsia" w:eastAsia="黑体"/>
         </w:rPr>
         <w:t xml:space="preserve">算法等）确定最佳抽样时刻。</w:t>
       </w:r>
@@ -2047,25 +2246,31 @@
       </w:pPr>
       <w:r>
         <w:rPr>
-          <w:rFonts w:hint="eastAsia"/>
+          <w:rFonts w:hint="eastAsia" w:eastAsia="黑体"/>
         </w:rPr>
         <w:t xml:space="preserve">高阶</w:t>
       </w:r>
       <w:r>
+        <w:rPr>
+          <w:rFonts w:eastAsia="黑体"/>
+        </w:rPr>
         <w:t xml:space="preserve"> PSK </w:t>
       </w:r>
       <w:r>
         <w:rPr>
-          <w:rFonts w:hint="eastAsia"/>
+          <w:rFonts w:hint="eastAsia" w:eastAsia="黑体"/>
         </w:rPr>
         <w:t xml:space="preserve">对相位噪声与</w:t>
       </w:r>
       <w:r>
+        <w:rPr>
+          <w:rFonts w:eastAsia="黑体"/>
+        </w:rPr>
         <w:t xml:space="preserve"> I/Q </w:t>
       </w:r>
       <w:r>
         <w:rPr>
-          <w:rFonts w:hint="eastAsia"/>
+          <w:rFonts w:hint="eastAsia" w:eastAsia="黑体"/>
         </w:rPr>
         <w:t xml:space="preserve">不平衡敏感，需严格控制本振质量。</w:t>
       </w:r>
@@ -2078,7 +2283,7 @@
       </w:pPr>
       <w:r>
         <w:rPr>
-          <w:rFonts w:hint="eastAsia"/>
+          <w:rFonts w:hint="eastAsia" w:eastAsia="黑体"/>
         </w:rPr>
         <w:t xml:space="preserve">参考资料</w:t>
       </w:r>
@@ -2092,6 +2297,9 @@
         </w:numPr>
       </w:pPr>
       <w:r>
+        <w:rPr>
+          <w:rFonts w:eastAsia="黑体"/>
+        </w:rPr>
         <w:t xml:space="preserve">Wikipedia: Phase-shift keying。</w:t>
       </w:r>
     </w:p>
@@ -2105,7 +2313,7 @@
       </w:pPr>
       <w:r>
         <w:rPr>
-          <w:rFonts w:hint="eastAsia"/>
+          <w:rFonts w:hint="eastAsia" w:eastAsia="黑体"/>
         </w:rPr>
         <w:t xml:space="preserve">《通信原理》（樊昌信）。</w:t>
       </w:r>
@@ -2119,11 +2327,14 @@
         </w:numPr>
       </w:pPr>
       <w:r>
+        <w:rPr>
+          <w:rFonts w:eastAsia="黑体"/>
+        </w:rPr>
         <w:t xml:space="preserve">ADI ADL5380 </w:t>
       </w:r>
       <w:r>
         <w:rPr>
-          <w:rFonts w:hint="eastAsia"/>
+          <w:rFonts w:hint="eastAsia" w:eastAsia="黑体"/>
         </w:rPr>
         <w:t xml:space="preserve">数据手册。</w:t>
       </w:r>
@@ -2137,11 +2348,11 @@
       </w:pPr>
       <w:r>
         <w:rPr>
-          <w:rFonts w:ascii="Times New Roman" w:hAnsi="Times New Roman"/>
+          <w:rFonts w:ascii="Times New Roman" w:hAnsi="Times New Roman" w:eastAsia="黑体"/>
           <w:color w:val="555555"/>
           <w:sz w:val="21"/>
         </w:rPr>
-        <w:t>材料收集者：杜文杰</w:t>
+        <w:t>材料收集者：杜文杰，WX手机：19519196569，QQ:3478827729</w:t>
       </w:r>
     </w:p>
     <w:sectPr>
@@ -2161,7 +2372,7 @@
 </file>
 
 <file path=word/footer1.xml><?xml version="1.0" encoding="utf-8"?>
-<w:ftr xmlns:m="http://schemas.openxmlformats.org/officeDocument/2006/math" xmlns:mc="http://schemas.openxmlformats.org/markup-compatibility/2006" xmlns:mo="http://schemas.microsoft.com/office/mac/office/2008/main" xmlns:mv="urn:schemas-microsoft-com:mac:vml" xmlns:o="urn:schemas-microsoft-com:office:office" xmlns:r="http://schemas.openxmlformats.org/officeDocument/2006/relationships" xmlns:v="urn:schemas-microsoft-com:vml" xmlns:w10="urn:schemas-microsoft-com:office:word" xmlns:w14="http://schemas.microsoft.com/office/word/2010/wordml" xmlns:w="http://schemas.openxmlformats.org/wordprocessingml/2006/main" xmlns:wne="http://schemas.microsoft.com/office/word/2006/wordml" xmlns:wp14="http://schemas.microsoft.com/office/word/2010/wordprocessingDrawing" xmlns:wp="http://schemas.openxmlformats.org/drawingml/2006/wordprocessingDrawing" xmlns:wpc="http://schemas.microsoft.com/office/word/2010/wordprocessingCanvas" xmlns:wpg="http://schemas.microsoft.com/office/word/2010/wordprocessingGroup" xmlns:wpi="http://schemas.microsoft.com/office/word/2010/wordprocessingInk" xmlns:wps="http://schemas.microsoft.com/office/word/2010/wordprocessingShape" mc:Ignorable="w14 wp14">
+<w:ftr xmlns:mc="http://schemas.openxmlformats.org/markup-compatibility/2006" xmlns:w="http://schemas.openxmlformats.org/wordprocessingml/2006/main" xmlns:m="http://schemas.openxmlformats.org/officeDocument/2006/math" xmlns:mo="http://schemas.microsoft.com/office/mac/office/2008/main" xmlns:mv="urn:schemas-microsoft-com:mac:vml" xmlns:o="urn:schemas-microsoft-com:office:office" xmlns:r="http://schemas.openxmlformats.org/officeDocument/2006/relationships" xmlns:v="urn:schemas-microsoft-com:vml" xmlns:w10="urn:schemas-microsoft-com:office:word" xmlns:w14="http://schemas.microsoft.com/office/word/2010/wordml" xmlns:wne="http://schemas.microsoft.com/office/word/2006/wordml" xmlns:wp14="http://schemas.microsoft.com/office/word/2010/wordprocessingDrawing" xmlns:wp="http://schemas.openxmlformats.org/drawingml/2006/wordprocessingDrawing" xmlns:wpc="http://schemas.microsoft.com/office/word/2010/wordprocessingCanvas" xmlns:wpg="http://schemas.microsoft.com/office/word/2010/wordprocessingGroup" xmlns:wpi="http://schemas.microsoft.com/office/word/2010/wordprocessingInk" xmlns:wps="http://schemas.microsoft.com/office/word/2010/wordprocessingShape" mc:Ignorable="w14 wp14">
   <w:p>
     <w:pPr>
       <w:pStyle w:val="Footer"/>
@@ -2169,12 +2380,14 @@
     </w:pPr>
     <w:r>
       <w:rPr>
+        <w:rFonts w:eastAsia="黑体"/>
         <w:sz w:val="18"/>
       </w:rPr>
       <w:t xml:space="preserve">第 </w:t>
     </w:r>
     <w:r>
       <w:rPr>
+        <w:rFonts w:eastAsia="黑体"/>
         <w:sz w:val="18"/>
       </w:rPr>
       <w:fldChar w:fldCharType="begin"/>
@@ -2183,6 +2396,7 @@
     </w:r>
     <w:r>
       <w:rPr>
+        <w:rFonts w:eastAsia="黑体"/>
         <w:sz w:val="18"/>
       </w:rPr>
       <w:t xml:space="preserve"> 页</w:t>
@@ -2196,6 +2410,9 @@
   <w:footnote w:type="continuationSeparator" w:id="0">
     <w:p>
       <w:r>
+        <w:rPr>
+          <w:rFonts w:eastAsia="黑体"/>
+        </w:rPr>
         <w:continuationSeparator/>
       </w:r>
     </w:p>
@@ -2203,6 +2420,9 @@
   <w:footnote w:type="separator" w:id="-1">
     <w:p>
       <w:r>
+        <w:rPr>
+          <w:rFonts w:eastAsia="黑体"/>
+        </w:rPr>
         <w:separator/>
       </w:r>
     </w:p>
@@ -2211,7 +2431,7 @@
 </file>
 
 <file path=word/header1.xml><?xml version="1.0" encoding="utf-8"?>
-<w:hdr xmlns:m="http://schemas.openxmlformats.org/officeDocument/2006/math" xmlns:mc="http://schemas.openxmlformats.org/markup-compatibility/2006" xmlns:mo="http://schemas.microsoft.com/office/mac/office/2008/main" xmlns:mv="urn:schemas-microsoft-com:mac:vml" xmlns:o="urn:schemas-microsoft-com:office:office" xmlns:r="http://schemas.openxmlformats.org/officeDocument/2006/relationships" xmlns:v="urn:schemas-microsoft-com:vml" xmlns:w10="urn:schemas-microsoft-com:office:word" xmlns:w14="http://schemas.microsoft.com/office/word/2010/wordml" xmlns:w="http://schemas.openxmlformats.org/wordprocessingml/2006/main" xmlns:wne="http://schemas.microsoft.com/office/word/2006/wordml" xmlns:wp14="http://schemas.microsoft.com/office/word/2010/wordprocessingDrawing" xmlns:wp="http://schemas.openxmlformats.org/drawingml/2006/wordprocessingDrawing" xmlns:wpc="http://schemas.microsoft.com/office/word/2010/wordprocessingCanvas" xmlns:wpg="http://schemas.microsoft.com/office/word/2010/wordprocessingGroup" xmlns:wpi="http://schemas.microsoft.com/office/word/2010/wordprocessingInk" xmlns:wps="http://schemas.microsoft.com/office/word/2010/wordprocessingShape" mc:Ignorable="w14 wp14">
+<w:hdr xmlns:mc="http://schemas.openxmlformats.org/markup-compatibility/2006" xmlns:w="http://schemas.openxmlformats.org/wordprocessingml/2006/main" xmlns:m="http://schemas.openxmlformats.org/officeDocument/2006/math" xmlns:mo="http://schemas.microsoft.com/office/mac/office/2008/main" xmlns:mv="urn:schemas-microsoft-com:mac:vml" xmlns:o="urn:schemas-microsoft-com:office:office" xmlns:r="http://schemas.openxmlformats.org/officeDocument/2006/relationships" xmlns:v="urn:schemas-microsoft-com:vml" xmlns:w10="urn:schemas-microsoft-com:office:word" xmlns:w14="http://schemas.microsoft.com/office/word/2010/wordml" xmlns:wne="http://schemas.microsoft.com/office/word/2006/wordml" xmlns:wp14="http://schemas.microsoft.com/office/word/2010/wordprocessingDrawing" xmlns:wp="http://schemas.openxmlformats.org/drawingml/2006/wordprocessingDrawing" xmlns:wpc="http://schemas.microsoft.com/office/word/2010/wordprocessingCanvas" xmlns:wpg="http://schemas.microsoft.com/office/word/2010/wordprocessingGroup" xmlns:wpi="http://schemas.microsoft.com/office/word/2010/wordprocessingInk" xmlns:wps="http://schemas.microsoft.com/office/word/2010/wordprocessingShape" mc:Ignorable="w14 wp14">
   <w:p>
     <w:pPr>
       <w:pStyle w:val="Header"/>
@@ -2219,7 +2439,7 @@
     </w:pPr>
     <w:r>
       <w:rPr>
-        <w:rFonts w:ascii="Times New Roman" w:hAnsi="Times New Roman"/>
+        <w:rFonts w:ascii="Times New Roman" w:hAnsi="Times New Roman" w:eastAsia="黑体"/>
         <w:sz w:val="18"/>
         <w:rFonts w:eastAsia="黑体"/>
         <w:rFonts w:eastAsia="黑体"/>
@@ -2231,7 +2451,7 @@
 </file>
 
 <file path=word/numbering.xml><?xml version="1.0" encoding="utf-8"?>
-<w:numbering xmlns:m="http://schemas.openxmlformats.org/officeDocument/2006/math" xmlns:mc="http://schemas.openxmlformats.org/markup-compatibility/2006" xmlns:mo="http://schemas.microsoft.com/office/mac/office/2008/main" xmlns:mv="urn:schemas-microsoft-com:mac:vml" xmlns:o="urn:schemas-microsoft-com:office:office" xmlns:r="http://schemas.openxmlformats.org/officeDocument/2006/relationships" xmlns:v="urn:schemas-microsoft-com:vml" xmlns:w="http://schemas.openxmlformats.org/wordprocessingml/2006/main" xmlns:w10="urn:schemas-microsoft-com:office:word" xmlns:w14="http://schemas.microsoft.com/office/word/2010/wordml" xmlns:wne="http://schemas.microsoft.com/office/word/2006/wordml" xmlns:wp="http://schemas.openxmlformats.org/drawingml/2006/wordprocessingDrawing" xmlns:wp14="http://schemas.microsoft.com/office/word/2010/wordprocessingDrawing" xmlns:wpc="http://schemas.microsoft.com/office/word/2010/wordprocessingCanvas" xmlns:wpg="http://schemas.microsoft.com/office/word/2010/wordprocessingGroup" xmlns:wpi="http://schemas.microsoft.com/office/word/2010/wordprocessingInk" xmlns:wps="http://schemas.microsoft.com/office/word/2010/wordprocessingShape" mc:Ignorable="w14 wp14">
+<w:numbering xmlns:mc="http://schemas.openxmlformats.org/markup-compatibility/2006" xmlns:w="http://schemas.openxmlformats.org/wordprocessingml/2006/main" xmlns:m="http://schemas.openxmlformats.org/officeDocument/2006/math" xmlns:mo="http://schemas.microsoft.com/office/mac/office/2008/main" xmlns:mv="urn:schemas-microsoft-com:mac:vml" xmlns:o="urn:schemas-microsoft-com:office:office" xmlns:r="http://schemas.openxmlformats.org/officeDocument/2006/relationships" xmlns:v="urn:schemas-microsoft-com:vml" xmlns:w10="urn:schemas-microsoft-com:office:word" xmlns:w14="http://schemas.microsoft.com/office/word/2010/wordml" xmlns:wne="http://schemas.microsoft.com/office/word/2006/wordml" xmlns:wp="http://schemas.openxmlformats.org/drawingml/2006/wordprocessingDrawing" xmlns:wp14="http://schemas.microsoft.com/office/word/2010/wordprocessingDrawing" xmlns:wpc="http://schemas.microsoft.com/office/word/2010/wordprocessingCanvas" xmlns:wpg="http://schemas.microsoft.com/office/word/2010/wordprocessingGroup" xmlns:wpi="http://schemas.microsoft.com/office/word/2010/wordprocessingInk" xmlns:wps="http://schemas.microsoft.com/office/word/2010/wordprocessingShape" mc:Ignorable="w14 wp14">
   <w:abstractNum w:abstractNumId="0">
     <w:nsid w:val="FFFFFF7C"/>
     <w:multiLevelType w:val="singleLevel"/>
@@ -2318,7 +2538,7 @@
         <w:ind w:hanging="360" w:left="1440"/>
       </w:pPr>
       <w:rPr>
-        <w:rFonts w:ascii="Symbol" w:hAnsi="Symbol" w:hint="default"/>
+        <w:rFonts w:ascii="Symbol" w:hAnsi="Symbol" w:hint="default" w:eastAsia="黑体"/>
       </w:rPr>
     </w:lvl>
   </w:abstractNum>
@@ -2339,7 +2559,7 @@
         <w:ind w:hanging="360" w:left="1080"/>
       </w:pPr>
       <w:rPr>
-        <w:rFonts w:ascii="Symbol" w:hAnsi="Symbol" w:hint="default"/>
+        <w:rFonts w:ascii="Symbol" w:hAnsi="Symbol" w:hint="default" w:eastAsia="黑体"/>
       </w:rPr>
     </w:lvl>
   </w:abstractNum>
@@ -2360,7 +2580,7 @@
         <w:ind w:hanging="360" w:left="720"/>
       </w:pPr>
       <w:rPr>
-        <w:rFonts w:ascii="Symbol" w:hAnsi="Symbol" w:hint="default"/>
+        <w:rFonts w:ascii="Symbol" w:hAnsi="Symbol" w:hint="default" w:eastAsia="黑体"/>
       </w:rPr>
     </w:lvl>
   </w:abstractNum>
@@ -2399,7 +2619,7 @@
         <w:ind w:hanging="360" w:left="360"/>
       </w:pPr>
       <w:rPr>
-        <w:rFonts w:ascii="Symbol" w:hAnsi="Symbol" w:hint="default"/>
+        <w:rFonts w:ascii="Symbol" w:hAnsi="Symbol" w:hint="default" w:eastAsia="黑体"/>
       </w:rPr>
     </w:lvl>
   </w:abstractNum>
@@ -2490,7 +2710,7 @@
         <w:ind w:left="720" w:hanging="360"/>
       </w:pPr>
       <w:rPr>
-        <w:rFonts w:ascii="Symbol" w:hAnsi="Symbol" w:cs="Symbol" w:hint="default"/>
+        <w:rFonts w:ascii="Symbol" w:hAnsi="Symbol" w:cs="Symbol" w:hint="default" w:eastAsia="黑体"/>
       </w:rPr>
     </w:lvl>
     <w:lvl w:ilvl="1">
@@ -2501,7 +2721,7 @@
         <w:ind w:left="1440" w:hanging="360"/>
       </w:pPr>
       <w:rPr>
-        <w:rFonts w:ascii="Courier New" w:hAnsi="Courier New" w:cs="Courier New" w:hint="default"/>
+        <w:rFonts w:ascii="Courier New" w:hAnsi="Courier New" w:cs="Courier New" w:hint="default" w:eastAsia="黑体"/>
       </w:rPr>
     </w:lvl>
     <w:lvl w:ilvl="2">
@@ -2512,7 +2732,7 @@
         <w:ind w:left="2160" w:hanging="360"/>
       </w:pPr>
       <w:rPr>
-        <w:rFonts w:ascii="Wingdings" w:hAnsi="Wingdings" w:cs="Wingdings" w:hint="default"/>
+        <w:rFonts w:ascii="Wingdings" w:hAnsi="Wingdings" w:cs="Wingdings" w:hint="default" w:eastAsia="黑体"/>
       </w:rPr>
     </w:lvl>
     <w:lvl w:ilvl="3">
@@ -2523,7 +2743,7 @@
         <w:ind w:left="2880" w:hanging="360"/>
       </w:pPr>
       <w:rPr>
-        <w:rFonts w:ascii="Symbol" w:hAnsi="Symbol" w:cs="Symbol" w:hint="default"/>
+        <w:rFonts w:ascii="Symbol" w:hAnsi="Symbol" w:cs="Symbol" w:hint="default" w:eastAsia="黑体"/>
       </w:rPr>
     </w:lvl>
     <w:lvl w:ilvl="4">
@@ -2534,7 +2754,7 @@
         <w:ind w:left="3600" w:hanging="360"/>
       </w:pPr>
       <w:rPr>
-        <w:rFonts w:ascii="Courier New" w:hAnsi="Courier New" w:cs="Courier New" w:hint="default"/>
+        <w:rFonts w:ascii="Courier New" w:hAnsi="Courier New" w:cs="Courier New" w:hint="default" w:eastAsia="黑体"/>
       </w:rPr>
     </w:lvl>
     <w:lvl w:ilvl="5">
@@ -2545,7 +2765,7 @@
         <w:ind w:left="4320" w:hanging="360"/>
       </w:pPr>
       <w:rPr>
-        <w:rFonts w:ascii="Wingdings" w:hAnsi="Wingdings" w:cs="Wingdings" w:hint="default"/>
+        <w:rFonts w:ascii="Wingdings" w:hAnsi="Wingdings" w:cs="Wingdings" w:hint="default" w:eastAsia="黑体"/>
       </w:rPr>
     </w:lvl>
     <w:lvl w:ilvl="6">
@@ -2556,7 +2776,7 @@
         <w:ind w:left="5040" w:hanging="360"/>
       </w:pPr>
       <w:rPr>
-        <w:rFonts w:ascii="Symbol" w:hAnsi="Symbol" w:cs="Symbol" w:hint="default"/>
+        <w:rFonts w:ascii="Symbol" w:hAnsi="Symbol" w:cs="Symbol" w:hint="default" w:eastAsia="黑体"/>
       </w:rPr>
     </w:lvl>
     <w:lvl w:ilvl="7">
@@ -2567,7 +2787,7 @@
         <w:ind w:left="5760" w:hanging="360"/>
       </w:pPr>
       <w:rPr>
-        <w:rFonts w:ascii="Courier New" w:hAnsi="Courier New" w:cs="Courier New" w:hint="default"/>
+        <w:rFonts w:ascii="Courier New" w:hAnsi="Courier New" w:cs="Courier New" w:hint="default" w:eastAsia="黑体"/>
       </w:rPr>
     </w:lvl>
     <w:lvl w:ilvl="8">
@@ -2578,7 +2798,7 @@
         <w:ind w:left="6480" w:hanging="360"/>
       </w:pPr>
       <w:rPr>
-        <w:rFonts w:ascii="Wingdings" w:hAnsi="Wingdings" w:cs="Wingdings" w:hint="default"/>
+        <w:rFonts w:ascii="Wingdings" w:hAnsi="Wingdings" w:cs="Wingdings" w:hint="default" w:eastAsia="黑体"/>
       </w:rPr>
     </w:lvl>
   </w:abstractNum>
@@ -2634,11 +2854,11 @@
 </file>
 
 <file path=word/styles.xml><?xml version="1.0" encoding="utf-8"?>
-<w:styles xmlns:mc="http://schemas.openxmlformats.org/markup-compatibility/2006" xmlns:r="http://schemas.openxmlformats.org/officeDocument/2006/relationships" xmlns:w="http://schemas.openxmlformats.org/wordprocessingml/2006/main" xmlns:w14="http://schemas.microsoft.com/office/word/2010/wordml" mc:Ignorable="w14">
+<w:styles xmlns:mc="http://schemas.openxmlformats.org/markup-compatibility/2006" xmlns:w="http://schemas.openxmlformats.org/wordprocessingml/2006/main" xmlns:r="http://schemas.openxmlformats.org/officeDocument/2006/relationships" xmlns:w14="http://schemas.microsoft.com/office/word/2010/wordml" mc:Ignorable="w14">
   <w:docDefaults>
     <w:rPrDefault>
       <w:rPr>
-        <w:rFonts w:asciiTheme="minorHAnsi" w:cstheme="minorBidi" w:eastAsiaTheme="minorEastAsia" w:hAnsiTheme="minorHAnsi"/>
+        <w:rFonts w:asciiTheme="minorHAnsi" w:cstheme="minorBidi" w:hAnsiTheme="minorHAnsi" w:eastAsia="黑体"/>
         <w:sz w:val="22"/>
         <w:szCs w:val="22"/>
         <w:lang w:bidi="ar-SA" w:eastAsia="en-US" w:val="en-US"/>
@@ -2860,7 +3080,7 @@
       <w:outlineLvl w:val="0"/>
     </w:pPr>
     <w:rPr>
-      <w:rFonts w:ascii="Times New Roman" w:asciiTheme="majorHAnsi" w:cstheme="majorBidi" w:eastAsia="黑体" w:eastAsiaTheme="majorEastAsia" w:hAnsi="Times New Roman" w:hAnsiTheme="majorHAnsi"/>
+      <w:rFonts w:ascii="Times New Roman" w:asciiTheme="majorHAnsi" w:cstheme="majorBidi" w:eastAsia="黑体" w:hAnsi="Times New Roman" w:hAnsiTheme="majorHAnsi"/>
       <w:b/>
       <w:bCs/>
       <w:color w:val="1F3864"/>
@@ -2884,7 +3104,7 @@
       <w:outlineLvl w:val="1"/>
     </w:pPr>
     <w:rPr>
-      <w:rFonts w:ascii="Times New Roman" w:asciiTheme="majorHAnsi" w:cstheme="majorBidi" w:eastAsia="黑体" w:eastAsiaTheme="majorEastAsia" w:hAnsi="Times New Roman" w:hAnsiTheme="majorHAnsi"/>
+      <w:rFonts w:ascii="Times New Roman" w:asciiTheme="majorHAnsi" w:cstheme="majorBidi" w:eastAsia="黑体" w:hAnsi="Times New Roman" w:hAnsiTheme="majorHAnsi"/>
       <w:b/>
       <w:bCs/>
       <w:color w:val="2E4E7E"/>
@@ -2908,7 +3128,7 @@
       <w:outlineLvl w:val="2"/>
     </w:pPr>
     <w:rPr>
-      <w:rFonts w:ascii="Times New Roman" w:asciiTheme="majorHAnsi" w:cstheme="majorBidi" w:eastAsia="黑体" w:eastAsiaTheme="majorEastAsia" w:hAnsi="Times New Roman" w:hAnsiTheme="majorHAnsi"/>
+      <w:rFonts w:ascii="Times New Roman" w:asciiTheme="majorHAnsi" w:cstheme="majorBidi" w:eastAsia="黑体" w:hAnsi="Times New Roman" w:hAnsiTheme="majorHAnsi"/>
       <w:b/>
       <w:bCs/>
       <w:color w:val="2E4E7E"/>
@@ -2932,7 +3152,7 @@
       <w:outlineLvl w:val="3"/>
     </w:pPr>
     <w:rPr>
-      <w:rFonts w:ascii="Times New Roman" w:asciiTheme="majorHAnsi" w:cstheme="majorBidi" w:eastAsia="黑体" w:eastAsiaTheme="majorEastAsia" w:hAnsi="Times New Roman" w:hAnsiTheme="majorHAnsi"/>
+      <w:rFonts w:ascii="Times New Roman" w:asciiTheme="majorHAnsi" w:cstheme="majorBidi" w:eastAsia="黑体" w:hAnsi="Times New Roman" w:hAnsiTheme="majorHAnsi"/>
       <w:b/>
       <w:bCs/>
       <w:i/>
@@ -2958,7 +3178,7 @@
       <w:outlineLvl w:val="4"/>
     </w:pPr>
     <w:rPr>
-      <w:rFonts w:ascii="Times New Roman" w:asciiTheme="majorHAnsi" w:cstheme="majorBidi" w:eastAsia="黑体" w:eastAsiaTheme="majorEastAsia" w:hAnsi="Times New Roman" w:hAnsiTheme="majorHAnsi"/>
+      <w:rFonts w:ascii="Times New Roman" w:asciiTheme="majorHAnsi" w:cstheme="majorBidi" w:eastAsia="黑体" w:hAnsi="Times New Roman" w:hAnsiTheme="majorHAnsi"/>
       <w:b/>
       <w:color w:val="333333"/>
       <w:sz w:val="22"/>
@@ -2981,7 +3201,7 @@
       <w:outlineLvl w:val="5"/>
     </w:pPr>
     <w:rPr>
-      <w:rFonts w:asciiTheme="majorHAnsi" w:cstheme="majorBidi" w:eastAsiaTheme="majorEastAsia" w:hAnsiTheme="majorHAnsi"/>
+      <w:rFonts w:asciiTheme="majorHAnsi" w:cstheme="majorBidi" w:hAnsiTheme="majorHAnsi" w:eastAsia="黑体"/>
       <w:i/>
       <w:iCs/>
       <w:color w:themeColor="accent1" w:themeShade="7F" w:val="243F60"/>
@@ -3004,7 +3224,7 @@
       <w:outlineLvl w:val="6"/>
     </w:pPr>
     <w:rPr>
-      <w:rFonts w:asciiTheme="majorHAnsi" w:cstheme="majorBidi" w:eastAsiaTheme="majorEastAsia" w:hAnsiTheme="majorHAnsi"/>
+      <w:rFonts w:asciiTheme="majorHAnsi" w:cstheme="majorBidi" w:hAnsiTheme="majorHAnsi" w:eastAsia="黑体"/>
       <w:i/>
       <w:iCs/>
       <w:color w:themeColor="text1" w:themeTint="BF" w:val="404040"/>
@@ -3027,7 +3247,7 @@
       <w:outlineLvl w:val="7"/>
     </w:pPr>
     <w:rPr>
-      <w:rFonts w:asciiTheme="majorHAnsi" w:cstheme="majorBidi" w:eastAsiaTheme="majorEastAsia" w:hAnsiTheme="majorHAnsi"/>
+      <w:rFonts w:asciiTheme="majorHAnsi" w:cstheme="majorBidi" w:hAnsiTheme="majorHAnsi" w:eastAsia="黑体"/>
       <w:color w:themeColor="accent1" w:val="4F81BD"/>
       <w:sz w:val="20"/>
       <w:szCs w:val="20"/>
@@ -3050,7 +3270,7 @@
       <w:outlineLvl w:val="8"/>
     </w:pPr>
     <w:rPr>
-      <w:rFonts w:asciiTheme="majorHAnsi" w:cstheme="majorBidi" w:eastAsiaTheme="majorEastAsia" w:hAnsiTheme="majorHAnsi"/>
+      <w:rFonts w:asciiTheme="majorHAnsi" w:cstheme="majorBidi" w:hAnsiTheme="majorHAnsi" w:eastAsia="黑体"/>
       <w:i/>
       <w:iCs/>
       <w:color w:themeColor="text1" w:themeTint="BF" w:val="404040"/>
@@ -3101,7 +3321,7 @@
     <w:uiPriority w:val="9"/>
     <w:rsid w:val="00FC693F"/>
     <w:rPr>
-      <w:rFonts w:asciiTheme="majorHAnsi" w:cstheme="majorBidi" w:eastAsiaTheme="majorEastAsia" w:hAnsiTheme="majorHAnsi"/>
+      <w:rFonts w:asciiTheme="majorHAnsi" w:cstheme="majorBidi" w:hAnsiTheme="majorHAnsi" w:eastAsia="黑体"/>
       <w:b/>
       <w:bCs/>
       <w:color w:themeColor="accent1" w:themeShade="BF" w:val="365F91"/>
@@ -3116,7 +3336,7 @@
     <w:uiPriority w:val="9"/>
     <w:rsid w:val="00FC693F"/>
     <w:rPr>
-      <w:rFonts w:asciiTheme="majorHAnsi" w:cstheme="majorBidi" w:eastAsiaTheme="majorEastAsia" w:hAnsiTheme="majorHAnsi"/>
+      <w:rFonts w:asciiTheme="majorHAnsi" w:cstheme="majorBidi" w:hAnsiTheme="majorHAnsi" w:eastAsia="黑体"/>
       <w:b/>
       <w:bCs/>
       <w:color w:themeColor="accent1" w:val="4F81BD"/>
@@ -3131,7 +3351,7 @@
     <w:uiPriority w:val="9"/>
     <w:rsid w:val="00FC693F"/>
     <w:rPr>
-      <w:rFonts w:asciiTheme="majorHAnsi" w:cstheme="majorBidi" w:eastAsiaTheme="majorEastAsia" w:hAnsiTheme="majorHAnsi"/>
+      <w:rFonts w:asciiTheme="majorHAnsi" w:cstheme="majorBidi" w:hAnsiTheme="majorHAnsi" w:eastAsia="黑体"/>
       <w:b/>
       <w:bCs/>
       <w:color w:themeColor="accent1" w:val="4F81BD"/>
@@ -3154,7 +3374,7 @@
       <w:contextualSpacing/>
     </w:pPr>
     <w:rPr>
-      <w:rFonts w:ascii="Times New Roman" w:asciiTheme="majorHAnsi" w:cstheme="majorBidi" w:eastAsia="黑体" w:eastAsiaTheme="majorEastAsia" w:hAnsi="Times New Roman" w:hAnsiTheme="majorHAnsi"/>
+      <w:rFonts w:ascii="Times New Roman" w:asciiTheme="majorHAnsi" w:cstheme="majorBidi" w:eastAsia="黑体" w:hAnsi="Times New Roman" w:hAnsiTheme="majorHAnsi"/>
       <w:b/>
       <w:color w:val="1F3864"/>
       <w:spacing w:val="5"/>
@@ -3170,7 +3390,7 @@
     <w:uiPriority w:val="10"/>
     <w:rsid w:val="00FC693F"/>
     <w:rPr>
-      <w:rFonts w:asciiTheme="majorHAnsi" w:cstheme="majorBidi" w:eastAsiaTheme="majorEastAsia" w:hAnsiTheme="majorHAnsi"/>
+      <w:rFonts w:asciiTheme="majorHAnsi" w:cstheme="majorBidi" w:hAnsiTheme="majorHAnsi" w:eastAsia="黑体"/>
       <w:color w:themeColor="text2" w:themeShade="BF" w:val="17365D"/>
       <w:spacing w:val="5"/>
       <w:kern w:val="28"/>
@@ -3192,7 +3412,7 @@
       </w:numPr>
     </w:pPr>
     <w:rPr>
-      <w:rFonts w:asciiTheme="majorHAnsi" w:cstheme="majorBidi" w:eastAsiaTheme="majorEastAsia" w:hAnsiTheme="majorHAnsi"/>
+      <w:rFonts w:asciiTheme="majorHAnsi" w:cstheme="majorBidi" w:hAnsiTheme="majorHAnsi" w:eastAsia="黑体"/>
       <w:i/>
       <w:iCs/>
       <w:color w:themeColor="accent1" w:val="4F81BD"/>
@@ -3208,7 +3428,7 @@
     <w:uiPriority w:val="11"/>
     <w:rsid w:val="00FC693F"/>
     <w:rPr>
-      <w:rFonts w:asciiTheme="majorHAnsi" w:cstheme="majorBidi" w:eastAsiaTheme="majorEastAsia" w:hAnsiTheme="majorHAnsi"/>
+      <w:rFonts w:asciiTheme="majorHAnsi" w:cstheme="majorBidi" w:hAnsiTheme="majorHAnsi" w:eastAsia="黑体"/>
       <w:i/>
       <w:iCs/>
       <w:color w:themeColor="accent1" w:val="4F81BD"/>
@@ -3275,6 +3495,7 @@
       <w:spacing w:after="120"/>
     </w:pPr>
     <w:rPr>
+      <w:rFonts w:eastAsia="黑体"/>
       <w:sz w:val="16"/>
       <w:szCs w:val="16"/>
     </w:rPr>
@@ -3286,6 +3507,7 @@
     <w:uiPriority w:val="99"/>
     <w:rsid w:val="00AA1D8D"/>
     <w:rPr>
+      <w:rFonts w:eastAsia="黑体"/>
       <w:sz w:val="16"/>
       <w:szCs w:val="16"/>
     </w:rPr>
@@ -3455,7 +3677,7 @@
       </w:tabs>
     </w:pPr>
     <w:rPr>
-      <w:rFonts w:ascii="Courier" w:hAnsi="Courier"/>
+      <w:rFonts w:ascii="Courier" w:hAnsi="Courier" w:eastAsia="黑体"/>
       <w:sz w:val="20"/>
       <w:szCs w:val="20"/>
     </w:rPr>
@@ -3467,7 +3689,7 @@
     <w:uiPriority w:val="99"/>
     <w:rsid w:val="0029639D"/>
     <w:rPr>
-      <w:rFonts w:ascii="Courier" w:hAnsi="Courier"/>
+      <w:rFonts w:ascii="Courier" w:hAnsi="Courier" w:eastAsia="黑体"/>
       <w:sz w:val="20"/>
       <w:szCs w:val="20"/>
     </w:rPr>
@@ -3503,6 +3725,7 @@
     <w:uiPriority w:val="29"/>
     <w:rsid w:val="00FC693F"/>
     <w:rPr>
+      <w:rFonts w:eastAsia="黑体"/>
       <w:i/>
       <w:iCs/>
       <w:color w:themeColor="text1" w:val="000000"/>
@@ -3516,7 +3739,7 @@
     <w:semiHidden/>
     <w:rsid w:val="00FC693F"/>
     <w:rPr>
-      <w:rFonts w:asciiTheme="majorHAnsi" w:cstheme="majorBidi" w:eastAsiaTheme="majorEastAsia" w:hAnsiTheme="majorHAnsi"/>
+      <w:rFonts w:asciiTheme="majorHAnsi" w:cstheme="majorBidi" w:hAnsiTheme="majorHAnsi" w:eastAsia="黑体"/>
       <w:b/>
       <w:bCs/>
       <w:i/>
@@ -3532,7 +3755,7 @@
     <w:semiHidden/>
     <w:rsid w:val="00FC693F"/>
     <w:rPr>
-      <w:rFonts w:asciiTheme="majorHAnsi" w:cstheme="majorBidi" w:eastAsiaTheme="majorEastAsia" w:hAnsiTheme="majorHAnsi"/>
+      <w:rFonts w:asciiTheme="majorHAnsi" w:cstheme="majorBidi" w:hAnsiTheme="majorHAnsi" w:eastAsia="黑体"/>
       <w:color w:themeColor="accent1" w:themeShade="7F" w:val="243F60"/>
     </w:rPr>
   </w:style>
@@ -3544,7 +3767,7 @@
     <w:semiHidden/>
     <w:rsid w:val="00FC693F"/>
     <w:rPr>
-      <w:rFonts w:asciiTheme="majorHAnsi" w:cstheme="majorBidi" w:eastAsiaTheme="majorEastAsia" w:hAnsiTheme="majorHAnsi"/>
+      <w:rFonts w:asciiTheme="majorHAnsi" w:cstheme="majorBidi" w:hAnsiTheme="majorHAnsi" w:eastAsia="黑体"/>
       <w:i/>
       <w:iCs/>
       <w:color w:themeColor="accent1" w:themeShade="7F" w:val="243F60"/>
@@ -3558,7 +3781,7 @@
     <w:semiHidden/>
     <w:rsid w:val="00FC693F"/>
     <w:rPr>
-      <w:rFonts w:asciiTheme="majorHAnsi" w:cstheme="majorBidi" w:eastAsiaTheme="majorEastAsia" w:hAnsiTheme="majorHAnsi"/>
+      <w:rFonts w:asciiTheme="majorHAnsi" w:cstheme="majorBidi" w:hAnsiTheme="majorHAnsi" w:eastAsia="黑体"/>
       <w:i/>
       <w:iCs/>
       <w:color w:themeColor="text1" w:themeTint="BF" w:val="404040"/>
@@ -3572,7 +3795,7 @@
     <w:semiHidden/>
     <w:rsid w:val="00FC693F"/>
     <w:rPr>
-      <w:rFonts w:asciiTheme="majorHAnsi" w:cstheme="majorBidi" w:eastAsiaTheme="majorEastAsia" w:hAnsiTheme="majorHAnsi"/>
+      <w:rFonts w:asciiTheme="majorHAnsi" w:cstheme="majorBidi" w:hAnsiTheme="majorHAnsi" w:eastAsia="黑体"/>
       <w:color w:themeColor="accent1" w:val="4F81BD"/>
       <w:sz w:val="20"/>
       <w:szCs w:val="20"/>
@@ -3586,7 +3809,7 @@
     <w:semiHidden/>
     <w:rsid w:val="00FC693F"/>
     <w:rPr>
-      <w:rFonts w:asciiTheme="majorHAnsi" w:cstheme="majorBidi" w:eastAsiaTheme="majorEastAsia" w:hAnsiTheme="majorHAnsi"/>
+      <w:rFonts w:asciiTheme="majorHAnsi" w:cstheme="majorBidi" w:hAnsiTheme="majorHAnsi" w:eastAsia="黑体"/>
       <w:i/>
       <w:iCs/>
       <w:color w:themeColor="text1" w:themeTint="BF" w:val="404040"/>
@@ -3607,6 +3830,7 @@
       <w:spacing w:line="240" w:lineRule="auto"/>
     </w:pPr>
     <w:rPr>
+      <w:rFonts w:eastAsia="黑体"/>
       <w:b/>
       <w:bCs/>
       <w:color w:themeColor="accent1" w:val="4F81BD"/>
@@ -3621,6 +3845,7 @@
     <w:qFormat/>
     <w:rsid w:val="00FC693F"/>
     <w:rPr>
+      <w:rFonts w:eastAsia="黑体"/>
       <w:b/>
       <w:bCs/>
     </w:rPr>
@@ -3632,6 +3857,7 @@
     <w:qFormat/>
     <w:rsid w:val="00FC693F"/>
     <w:rPr>
+      <w:rFonts w:eastAsia="黑体"/>
       <w:i/>
       <w:iCs/>
     </w:rPr>
@@ -3652,6 +3878,7 @@
       <w:ind w:left="936" w:right="936"/>
     </w:pPr>
     <w:rPr>
+      <w:rFonts w:eastAsia="黑体"/>
       <w:b/>
       <w:bCs/>
       <w:i/>
@@ -3666,6 +3893,7 @@
     <w:uiPriority w:val="30"/>
     <w:rsid w:val="00FC693F"/>
     <w:rPr>
+      <w:rFonts w:eastAsia="黑体"/>
       <w:b/>
       <w:bCs/>
       <w:i/>
@@ -3680,6 +3908,7 @@
     <w:qFormat/>
     <w:rsid w:val="00FC693F"/>
     <w:rPr>
+      <w:rFonts w:eastAsia="黑体"/>
       <w:i/>
       <w:iCs/>
       <w:color w:themeColor="text1" w:themeTint="7F" w:val="808080"/>
@@ -3692,6 +3921,7 @@
     <w:qFormat/>
     <w:rsid w:val="00FC693F"/>
     <w:rPr>
+      <w:rFonts w:eastAsia="黑体"/>
       <w:b/>
       <w:bCs/>
       <w:i/>
@@ -3706,6 +3936,7 @@
     <w:qFormat/>
     <w:rsid w:val="00FC693F"/>
     <w:rPr>
+      <w:rFonts w:eastAsia="黑体"/>
       <w:smallCaps/>
       <w:color w:themeColor="accent2" w:val="C0504D"/>
       <w:u w:val="single"/>
@@ -3718,6 +3949,7 @@
     <w:qFormat/>
     <w:rsid w:val="00FC693F"/>
     <w:rPr>
+      <w:rFonts w:eastAsia="黑体"/>
       <w:b/>
       <w:bCs/>
       <w:smallCaps/>
@@ -3733,6 +3965,7 @@
     <w:qFormat/>
     <w:rsid w:val="00FC693F"/>
     <w:rPr>
+      <w:rFonts w:eastAsia="黑体"/>
       <w:b/>
       <w:bCs/>
       <w:smallCaps/>
@@ -3787,6 +4020,7 @@
       <w:spacing w:after="0" w:line="240" w:lineRule="auto"/>
     </w:pPr>
     <w:rPr>
+      <w:rFonts w:eastAsia="黑体"/>
       <w:color w:themeColor="text1" w:themeShade="BF" w:val="000000"/>
     </w:rPr>
     <w:tblPr>
@@ -3809,6 +4043,7 @@
         <w:spacing w:after="0" w:before="0" w:line="240" w:lineRule="auto"/>
       </w:pPr>
       <w:rPr>
+        <w:rFonts w:eastAsia="黑体"/>
         <w:b/>
         <w:bCs/>
       </w:rPr>
@@ -3829,6 +4064,7 @@
         <w:spacing w:after="0" w:before="0" w:line="240" w:lineRule="auto"/>
       </w:pPr>
       <w:rPr>
+        <w:rFonts w:eastAsia="黑体"/>
         <w:b/>
         <w:bCs/>
       </w:rPr>
@@ -3846,12 +4082,14 @@
     </w:tblStylePr>
     <w:tblStylePr w:type="firstCol">
       <w:rPr>
+        <w:rFonts w:eastAsia="黑体"/>
         <w:b/>
         <w:bCs/>
       </w:rPr>
     </w:tblStylePr>
     <w:tblStylePr w:type="lastCol">
       <w:rPr>
+        <w:rFonts w:eastAsia="黑体"/>
         <w:b/>
         <w:bCs/>
       </w:rPr>
@@ -3890,6 +4128,7 @@
       <w:spacing w:after="0" w:line="240" w:lineRule="auto"/>
     </w:pPr>
     <w:rPr>
+      <w:rFonts w:eastAsia="黑体"/>
       <w:color w:themeColor="accent1" w:themeShade="BF" w:val="365F91"/>
     </w:rPr>
     <w:tblPr>
@@ -3912,6 +4151,7 @@
         <w:spacing w:after="0" w:before="0" w:line="240" w:lineRule="auto"/>
       </w:pPr>
       <w:rPr>
+        <w:rFonts w:eastAsia="黑体"/>
         <w:b/>
         <w:bCs/>
       </w:rPr>
@@ -3932,6 +4172,7 @@
         <w:spacing w:after="0" w:before="0" w:line="240" w:lineRule="auto"/>
       </w:pPr>
       <w:rPr>
+        <w:rFonts w:eastAsia="黑体"/>
         <w:b/>
         <w:bCs/>
       </w:rPr>
@@ -3949,12 +4190,14 @@
     </w:tblStylePr>
     <w:tblStylePr w:type="firstCol">
       <w:rPr>
+        <w:rFonts w:eastAsia="黑体"/>
         <w:b/>
         <w:bCs/>
       </w:rPr>
     </w:tblStylePr>
     <w:tblStylePr w:type="lastCol">
       <w:rPr>
+        <w:rFonts w:eastAsia="黑体"/>
         <w:b/>
         <w:bCs/>
       </w:rPr>
@@ -3993,6 +4236,7 @@
       <w:spacing w:after="0" w:line="240" w:lineRule="auto"/>
     </w:pPr>
     <w:rPr>
+      <w:rFonts w:eastAsia="黑体"/>
       <w:color w:themeColor="accent2" w:themeShade="BF" w:val="943634"/>
     </w:rPr>
     <w:tblPr>
@@ -4015,6 +4259,7 @@
         <w:spacing w:after="0" w:before="0" w:line="240" w:lineRule="auto"/>
       </w:pPr>
       <w:rPr>
+        <w:rFonts w:eastAsia="黑体"/>
         <w:b/>
         <w:bCs/>
       </w:rPr>
@@ -4035,6 +4280,7 @@
         <w:spacing w:after="0" w:before="0" w:line="240" w:lineRule="auto"/>
       </w:pPr>
       <w:rPr>
+        <w:rFonts w:eastAsia="黑体"/>
         <w:b/>
         <w:bCs/>
       </w:rPr>
@@ -4052,12 +4298,14 @@
     </w:tblStylePr>
     <w:tblStylePr w:type="firstCol">
       <w:rPr>
+        <w:rFonts w:eastAsia="黑体"/>
         <w:b/>
         <w:bCs/>
       </w:rPr>
     </w:tblStylePr>
     <w:tblStylePr w:type="lastCol">
       <w:rPr>
+        <w:rFonts w:eastAsia="黑体"/>
         <w:b/>
         <w:bCs/>
       </w:rPr>
@@ -4096,6 +4344,7 @@
       <w:spacing w:after="0" w:line="240" w:lineRule="auto"/>
     </w:pPr>
     <w:rPr>
+      <w:rFonts w:eastAsia="黑体"/>
       <w:color w:themeColor="accent3" w:themeShade="BF" w:val="76923C"/>
     </w:rPr>
     <w:tblPr>
@@ -4118,6 +4367,7 @@
         <w:spacing w:after="0" w:before="0" w:line="240" w:lineRule="auto"/>
       </w:pPr>
       <w:rPr>
+        <w:rFonts w:eastAsia="黑体"/>
         <w:b/>
         <w:bCs/>
       </w:rPr>
@@ -4138,6 +4388,7 @@
         <w:spacing w:after="0" w:before="0" w:line="240" w:lineRule="auto"/>
       </w:pPr>
       <w:rPr>
+        <w:rFonts w:eastAsia="黑体"/>
         <w:b/>
         <w:bCs/>
       </w:rPr>
@@ -4155,12 +4406,14 @@
     </w:tblStylePr>
     <w:tblStylePr w:type="firstCol">
       <w:rPr>
+        <w:rFonts w:eastAsia="黑体"/>
         <w:b/>
         <w:bCs/>
       </w:rPr>
     </w:tblStylePr>
     <w:tblStylePr w:type="lastCol">
       <w:rPr>
+        <w:rFonts w:eastAsia="黑体"/>
         <w:b/>
         <w:bCs/>
       </w:rPr>
@@ -4199,6 +4452,7 @@
       <w:spacing w:after="0" w:line="240" w:lineRule="auto"/>
     </w:pPr>
     <w:rPr>
+      <w:rFonts w:eastAsia="黑体"/>
       <w:color w:themeColor="accent4" w:themeShade="BF" w:val="5F497A"/>
     </w:rPr>
     <w:tblPr>
@@ -4221,6 +4475,7 @@
         <w:spacing w:after="0" w:before="0" w:line="240" w:lineRule="auto"/>
       </w:pPr>
       <w:rPr>
+        <w:rFonts w:eastAsia="黑体"/>
         <w:b/>
         <w:bCs/>
       </w:rPr>
@@ -4241,6 +4496,7 @@
         <w:spacing w:after="0" w:before="0" w:line="240" w:lineRule="auto"/>
       </w:pPr>
       <w:rPr>
+        <w:rFonts w:eastAsia="黑体"/>
         <w:b/>
         <w:bCs/>
       </w:rPr>
@@ -4258,12 +4514,14 @@
     </w:tblStylePr>
     <w:tblStylePr w:type="firstCol">
       <w:rPr>
+        <w:rFonts w:eastAsia="黑体"/>
         <w:b/>
         <w:bCs/>
       </w:rPr>
     </w:tblStylePr>
     <w:tblStylePr w:type="lastCol">
       <w:rPr>
+        <w:rFonts w:eastAsia="黑体"/>
         <w:b/>
         <w:bCs/>
       </w:rPr>
@@ -4302,6 +4560,7 @@
       <w:spacing w:after="0" w:line="240" w:lineRule="auto"/>
     </w:pPr>
     <w:rPr>
+      <w:rFonts w:eastAsia="黑体"/>
       <w:color w:themeColor="accent5" w:themeShade="BF" w:val="31849B"/>
     </w:rPr>
     <w:tblPr>
@@ -4324,6 +4583,7 @@
         <w:spacing w:after="0" w:before="0" w:line="240" w:lineRule="auto"/>
       </w:pPr>
       <w:rPr>
+        <w:rFonts w:eastAsia="黑体"/>
         <w:b/>
         <w:bCs/>
       </w:rPr>
@@ -4344,6 +4604,7 @@
         <w:spacing w:after="0" w:before="0" w:line="240" w:lineRule="auto"/>
       </w:pPr>
       <w:rPr>
+        <w:rFonts w:eastAsia="黑体"/>
         <w:b/>
         <w:bCs/>
       </w:rPr>
@@ -4361,12 +4622,14 @@
     </w:tblStylePr>
     <w:tblStylePr w:type="firstCol">
       <w:rPr>
+        <w:rFonts w:eastAsia="黑体"/>
         <w:b/>
         <w:bCs/>
       </w:rPr>
     </w:tblStylePr>
     <w:tblStylePr w:type="lastCol">
       <w:rPr>
+        <w:rFonts w:eastAsia="黑体"/>
         <w:b/>
         <w:bCs/>
       </w:rPr>
@@ -4405,6 +4668,7 @@
       <w:spacing w:after="0" w:line="240" w:lineRule="auto"/>
     </w:pPr>
     <w:rPr>
+      <w:rFonts w:eastAsia="黑体"/>
       <w:color w:themeColor="accent6" w:themeShade="BF" w:val="E36C0A"/>
     </w:rPr>
     <w:tblPr>
@@ -4427,6 +4691,7 @@
         <w:spacing w:after="0" w:before="0" w:line="240" w:lineRule="auto"/>
       </w:pPr>
       <w:rPr>
+        <w:rFonts w:eastAsia="黑体"/>
         <w:b/>
         <w:bCs/>
       </w:rPr>
@@ -4447,6 +4712,7 @@
         <w:spacing w:after="0" w:before="0" w:line="240" w:lineRule="auto"/>
       </w:pPr>
       <w:rPr>
+        <w:rFonts w:eastAsia="黑体"/>
         <w:b/>
         <w:bCs/>
       </w:rPr>
@@ -4464,12 +4730,14 @@
     </w:tblStylePr>
     <w:tblStylePr w:type="firstCol">
       <w:rPr>
+        <w:rFonts w:eastAsia="黑体"/>
         <w:b/>
         <w:bCs/>
       </w:rPr>
     </w:tblStylePr>
     <w:tblStylePr w:type="lastCol">
       <w:rPr>
+        <w:rFonts w:eastAsia="黑体"/>
         <w:b/>
         <w:bCs/>
       </w:rPr>
@@ -4529,6 +4797,7 @@
         <w:spacing w:after="0" w:before="0" w:line="240" w:lineRule="auto"/>
       </w:pPr>
       <w:rPr>
+        <w:rFonts w:eastAsia="黑体"/>
         <w:b/>
         <w:bCs/>
         <w:color w:themeColor="background1" w:val="FFFFFF"/>
@@ -4543,6 +4812,7 @@
         <w:spacing w:after="0" w:before="0" w:line="240" w:lineRule="auto"/>
       </w:pPr>
       <w:rPr>
+        <w:rFonts w:eastAsia="黑体"/>
         <w:b/>
         <w:bCs/>
       </w:rPr>
@@ -4558,12 +4828,14 @@
     </w:tblStylePr>
     <w:tblStylePr w:type="firstCol">
       <w:rPr>
+        <w:rFonts w:eastAsia="黑体"/>
         <w:b/>
         <w:bCs/>
       </w:rPr>
     </w:tblStylePr>
     <w:tblStylePr w:type="lastCol">
       <w:rPr>
+        <w:rFonts w:eastAsia="黑体"/>
         <w:b/>
         <w:bCs/>
       </w:rPr>
@@ -4621,6 +4893,7 @@
         <w:spacing w:after="0" w:before="0" w:line="240" w:lineRule="auto"/>
       </w:pPr>
       <w:rPr>
+        <w:rFonts w:eastAsia="黑体"/>
         <w:b/>
         <w:bCs/>
         <w:color w:themeColor="background1" w:val="FFFFFF"/>
@@ -4635,6 +4908,7 @@
         <w:spacing w:after="0" w:before="0" w:line="240" w:lineRule="auto"/>
       </w:pPr>
       <w:rPr>
+        <w:rFonts w:eastAsia="黑体"/>
         <w:b/>
         <w:bCs/>
       </w:rPr>
@@ -4650,12 +4924,14 @@
     </w:tblStylePr>
     <w:tblStylePr w:type="firstCol">
       <w:rPr>
+        <w:rFonts w:eastAsia="黑体"/>
         <w:b/>
         <w:bCs/>
       </w:rPr>
     </w:tblStylePr>
     <w:tblStylePr w:type="lastCol">
       <w:rPr>
+        <w:rFonts w:eastAsia="黑体"/>
         <w:b/>
         <w:bCs/>
       </w:rPr>
@@ -4713,6 +4989,7 @@
         <w:spacing w:after="0" w:before="0" w:line="240" w:lineRule="auto"/>
       </w:pPr>
       <w:rPr>
+        <w:rFonts w:eastAsia="黑体"/>
         <w:b/>
         <w:bCs/>
         <w:color w:themeColor="background1" w:val="FFFFFF"/>
@@ -4727,6 +5004,7 @@
         <w:spacing w:after="0" w:before="0" w:line="240" w:lineRule="auto"/>
       </w:pPr>
       <w:rPr>
+        <w:rFonts w:eastAsia="黑体"/>
         <w:b/>
         <w:bCs/>
       </w:rPr>
@@ -4742,12 +5020,14 @@
     </w:tblStylePr>
     <w:tblStylePr w:type="firstCol">
       <w:rPr>
+        <w:rFonts w:eastAsia="黑体"/>
         <w:b/>
         <w:bCs/>
       </w:rPr>
     </w:tblStylePr>
     <w:tblStylePr w:type="lastCol">
       <w:rPr>
+        <w:rFonts w:eastAsia="黑体"/>
         <w:b/>
         <w:bCs/>
       </w:rPr>
@@ -4805,6 +5085,7 @@
         <w:spacing w:after="0" w:before="0" w:line="240" w:lineRule="auto"/>
       </w:pPr>
       <w:rPr>
+        <w:rFonts w:eastAsia="黑体"/>
         <w:b/>
         <w:bCs/>
         <w:color w:themeColor="background1" w:val="FFFFFF"/>
@@ -4819,6 +5100,7 @@
         <w:spacing w:after="0" w:before="0" w:line="240" w:lineRule="auto"/>
       </w:pPr>
       <w:rPr>
+        <w:rFonts w:eastAsia="黑体"/>
         <w:b/>
         <w:bCs/>
       </w:rPr>
@@ -4834,12 +5116,14 @@
     </w:tblStylePr>
     <w:tblStylePr w:type="firstCol">
       <w:rPr>
+        <w:rFonts w:eastAsia="黑体"/>
         <w:b/>
         <w:bCs/>
       </w:rPr>
     </w:tblStylePr>
     <w:tblStylePr w:type="lastCol">
       <w:rPr>
+        <w:rFonts w:eastAsia="黑体"/>
         <w:b/>
         <w:bCs/>
       </w:rPr>
@@ -4897,6 +5181,7 @@
         <w:spacing w:after="0" w:before="0" w:line="240" w:lineRule="auto"/>
       </w:pPr>
       <w:rPr>
+        <w:rFonts w:eastAsia="黑体"/>
         <w:b/>
         <w:bCs/>
         <w:color w:themeColor="background1" w:val="FFFFFF"/>
@@ -4911,6 +5196,7 @@
         <w:spacing w:after="0" w:before="0" w:line="240" w:lineRule="auto"/>
       </w:pPr>
       <w:rPr>
+        <w:rFonts w:eastAsia="黑体"/>
         <w:b/>
         <w:bCs/>
       </w:rPr>
@@ -4926,12 +5212,14 @@
     </w:tblStylePr>
     <w:tblStylePr w:type="firstCol">
       <w:rPr>
+        <w:rFonts w:eastAsia="黑体"/>
         <w:b/>
         <w:bCs/>
       </w:rPr>
     </w:tblStylePr>
     <w:tblStylePr w:type="lastCol">
       <w:rPr>
+        <w:rFonts w:eastAsia="黑体"/>
         <w:b/>
         <w:bCs/>
       </w:rPr>
@@ -4989,6 +5277,7 @@
         <w:spacing w:after="0" w:before="0" w:line="240" w:lineRule="auto"/>
       </w:pPr>
       <w:rPr>
+        <w:rFonts w:eastAsia="黑体"/>
         <w:b/>
         <w:bCs/>
         <w:color w:themeColor="background1" w:val="FFFFFF"/>
@@ -5003,6 +5292,7 @@
         <w:spacing w:after="0" w:before="0" w:line="240" w:lineRule="auto"/>
       </w:pPr>
       <w:rPr>
+        <w:rFonts w:eastAsia="黑体"/>
         <w:b/>
         <w:bCs/>
       </w:rPr>
@@ -5018,12 +5308,14 @@
     </w:tblStylePr>
     <w:tblStylePr w:type="firstCol">
       <w:rPr>
+        <w:rFonts w:eastAsia="黑体"/>
         <w:b/>
         <w:bCs/>
       </w:rPr>
     </w:tblStylePr>
     <w:tblStylePr w:type="lastCol">
       <w:rPr>
+        <w:rFonts w:eastAsia="黑体"/>
         <w:b/>
         <w:bCs/>
       </w:rPr>
@@ -5081,6 +5373,7 @@
         <w:spacing w:after="0" w:before="0" w:line="240" w:lineRule="auto"/>
       </w:pPr>
       <w:rPr>
+        <w:rFonts w:eastAsia="黑体"/>
         <w:b/>
         <w:bCs/>
         <w:color w:themeColor="background1" w:val="FFFFFF"/>
@@ -5095,6 +5388,7 @@
         <w:spacing w:after="0" w:before="0" w:line="240" w:lineRule="auto"/>
       </w:pPr>
       <w:rPr>
+        <w:rFonts w:eastAsia="黑体"/>
         <w:b/>
         <w:bCs/>
       </w:rPr>
@@ -5110,12 +5404,14 @@
     </w:tblStylePr>
     <w:tblStylePr w:type="firstCol">
       <w:rPr>
+        <w:rFonts w:eastAsia="黑体"/>
         <w:b/>
         <w:bCs/>
       </w:rPr>
     </w:tblStylePr>
     <w:tblStylePr w:type="lastCol">
       <w:rPr>
+        <w:rFonts w:eastAsia="黑体"/>
         <w:b/>
         <w:bCs/>
       </w:rPr>
@@ -5175,7 +5471,7 @@
         <w:spacing w:after="0" w:before="0" w:line="240" w:lineRule="auto"/>
       </w:pPr>
       <w:rPr>
-        <w:rFonts w:asciiTheme="majorHAnsi" w:cstheme="majorBidi" w:eastAsiaTheme="majorEastAsia" w:hAnsiTheme="majorHAnsi"/>
+        <w:rFonts w:asciiTheme="majorHAnsi" w:cstheme="majorBidi" w:hAnsiTheme="majorHAnsi" w:eastAsia="黑体"/>
         <w:b/>
         <w:bCs/>
       </w:rPr>
@@ -5196,7 +5492,7 @@
         <w:spacing w:after="0" w:before="0" w:line="240" w:lineRule="auto"/>
       </w:pPr>
       <w:rPr>
-        <w:rFonts w:asciiTheme="majorHAnsi" w:cstheme="majorBidi" w:eastAsiaTheme="majorEastAsia" w:hAnsiTheme="majorHAnsi"/>
+        <w:rFonts w:asciiTheme="majorHAnsi" w:cstheme="majorBidi" w:hAnsiTheme="majorHAnsi" w:eastAsia="黑体"/>
         <w:b/>
         <w:bCs/>
       </w:rPr>
@@ -5214,14 +5510,14 @@
     </w:tblStylePr>
     <w:tblStylePr w:type="firstCol">
       <w:rPr>
-        <w:rFonts w:asciiTheme="majorHAnsi" w:cstheme="majorBidi" w:eastAsiaTheme="majorEastAsia" w:hAnsiTheme="majorHAnsi"/>
+        <w:rFonts w:asciiTheme="majorHAnsi" w:cstheme="majorBidi" w:hAnsiTheme="majorHAnsi" w:eastAsia="黑体"/>
         <w:b/>
         <w:bCs/>
       </w:rPr>
     </w:tblStylePr>
     <w:tblStylePr w:type="lastCol">
       <w:rPr>
-        <w:rFonts w:asciiTheme="majorHAnsi" w:cstheme="majorBidi" w:eastAsiaTheme="majorEastAsia" w:hAnsiTheme="majorHAnsi"/>
+        <w:rFonts w:asciiTheme="majorHAnsi" w:cstheme="majorBidi" w:hAnsiTheme="majorHAnsi" w:eastAsia="黑体"/>
         <w:b/>
         <w:bCs/>
       </w:rPr>
@@ -5305,7 +5601,7 @@
         <w:spacing w:after="0" w:before="0" w:line="240" w:lineRule="auto"/>
       </w:pPr>
       <w:rPr>
-        <w:rFonts w:asciiTheme="majorHAnsi" w:cstheme="majorBidi" w:eastAsiaTheme="majorEastAsia" w:hAnsiTheme="majorHAnsi"/>
+        <w:rFonts w:asciiTheme="majorHAnsi" w:cstheme="majorBidi" w:hAnsiTheme="majorHAnsi" w:eastAsia="黑体"/>
         <w:b/>
         <w:bCs/>
       </w:rPr>
@@ -5326,7 +5622,7 @@
         <w:spacing w:after="0" w:before="0" w:line="240" w:lineRule="auto"/>
       </w:pPr>
       <w:rPr>
-        <w:rFonts w:asciiTheme="majorHAnsi" w:cstheme="majorBidi" w:eastAsiaTheme="majorEastAsia" w:hAnsiTheme="majorHAnsi"/>
+        <w:rFonts w:asciiTheme="majorHAnsi" w:cstheme="majorBidi" w:hAnsiTheme="majorHAnsi" w:eastAsia="黑体"/>
         <w:b/>
         <w:bCs/>
       </w:rPr>
@@ -5344,14 +5640,14 @@
     </w:tblStylePr>
     <w:tblStylePr w:type="firstCol">
       <w:rPr>
-        <w:rFonts w:asciiTheme="majorHAnsi" w:cstheme="majorBidi" w:eastAsiaTheme="majorEastAsia" w:hAnsiTheme="majorHAnsi"/>
+        <w:rFonts w:asciiTheme="majorHAnsi" w:cstheme="majorBidi" w:hAnsiTheme="majorHAnsi" w:eastAsia="黑体"/>
         <w:b/>
         <w:bCs/>
       </w:rPr>
     </w:tblStylePr>
     <w:tblStylePr w:type="lastCol">
       <w:rPr>
-        <w:rFonts w:asciiTheme="majorHAnsi" w:cstheme="majorBidi" w:eastAsiaTheme="majorEastAsia" w:hAnsiTheme="majorHAnsi"/>
+        <w:rFonts w:asciiTheme="majorHAnsi" w:cstheme="majorBidi" w:hAnsiTheme="majorHAnsi" w:eastAsia="黑体"/>
         <w:b/>
         <w:bCs/>
       </w:rPr>
@@ -5435,7 +5731,7 @@
         <w:spacing w:after="0" w:before="0" w:line="240" w:lineRule="auto"/>
       </w:pPr>
       <w:rPr>
-        <w:rFonts w:asciiTheme="majorHAnsi" w:cstheme="majorBidi" w:eastAsiaTheme="majorEastAsia" w:hAnsiTheme="majorHAnsi"/>
+        <w:rFonts w:asciiTheme="majorHAnsi" w:cstheme="majorBidi" w:hAnsiTheme="majorHAnsi" w:eastAsia="黑体"/>
         <w:b/>
         <w:bCs/>
       </w:rPr>
@@ -5456,7 +5752,7 @@
         <w:spacing w:after="0" w:before="0" w:line="240" w:lineRule="auto"/>
       </w:pPr>
       <w:rPr>
-        <w:rFonts w:asciiTheme="majorHAnsi" w:cstheme="majorBidi" w:eastAsiaTheme="majorEastAsia" w:hAnsiTheme="majorHAnsi"/>
+        <w:rFonts w:asciiTheme="majorHAnsi" w:cstheme="majorBidi" w:hAnsiTheme="majorHAnsi" w:eastAsia="黑体"/>
         <w:b/>
         <w:bCs/>
       </w:rPr>
@@ -5474,14 +5770,14 @@
     </w:tblStylePr>
     <w:tblStylePr w:type="firstCol">
       <w:rPr>
-        <w:rFonts w:asciiTheme="majorHAnsi" w:cstheme="majorBidi" w:eastAsiaTheme="majorEastAsia" w:hAnsiTheme="majorHAnsi"/>
+        <w:rFonts w:asciiTheme="majorHAnsi" w:cstheme="majorBidi" w:hAnsiTheme="majorHAnsi" w:eastAsia="黑体"/>
         <w:b/>
         <w:bCs/>
       </w:rPr>
     </w:tblStylePr>
     <w:tblStylePr w:type="lastCol">
       <w:rPr>
-        <w:rFonts w:asciiTheme="majorHAnsi" w:cstheme="majorBidi" w:eastAsiaTheme="majorEastAsia" w:hAnsiTheme="majorHAnsi"/>
+        <w:rFonts w:asciiTheme="majorHAnsi" w:cstheme="majorBidi" w:hAnsiTheme="majorHAnsi" w:eastAsia="黑体"/>
         <w:b/>
         <w:bCs/>
       </w:rPr>
@@ -5565,7 +5861,7 @@
         <w:spacing w:after="0" w:before="0" w:line="240" w:lineRule="auto"/>
       </w:pPr>
       <w:rPr>
-        <w:rFonts w:asciiTheme="majorHAnsi" w:cstheme="majorBidi" w:eastAsiaTheme="majorEastAsia" w:hAnsiTheme="majorHAnsi"/>
+        <w:rFonts w:asciiTheme="majorHAnsi" w:cstheme="majorBidi" w:hAnsiTheme="majorHAnsi" w:eastAsia="黑体"/>
         <w:b/>
         <w:bCs/>
       </w:rPr>
@@ -5586,7 +5882,7 @@
         <w:spacing w:after="0" w:before="0" w:line="240" w:lineRule="auto"/>
       </w:pPr>
       <w:rPr>
-        <w:rFonts w:asciiTheme="majorHAnsi" w:cstheme="majorBidi" w:eastAsiaTheme="majorEastAsia" w:hAnsiTheme="majorHAnsi"/>
+        <w:rFonts w:asciiTheme="majorHAnsi" w:cstheme="majorBidi" w:hAnsiTheme="majorHAnsi" w:eastAsia="黑体"/>
         <w:b/>
         <w:bCs/>
       </w:rPr>
@@ -5604,14 +5900,14 @@
     </w:tblStylePr>
     <w:tblStylePr w:type="firstCol">
       <w:rPr>
-        <w:rFonts w:asciiTheme="majorHAnsi" w:cstheme="majorBidi" w:eastAsiaTheme="majorEastAsia" w:hAnsiTheme="majorHAnsi"/>
+        <w:rFonts w:asciiTheme="majorHAnsi" w:cstheme="majorBidi" w:hAnsiTheme="majorHAnsi" w:eastAsia="黑体"/>
         <w:b/>
         <w:bCs/>
       </w:rPr>
     </w:tblStylePr>
     <w:tblStylePr w:type="lastCol">
       <w:rPr>
-        <w:rFonts w:asciiTheme="majorHAnsi" w:cstheme="majorBidi" w:eastAsiaTheme="majorEastAsia" w:hAnsiTheme="majorHAnsi"/>
+        <w:rFonts w:asciiTheme="majorHAnsi" w:cstheme="majorBidi" w:hAnsiTheme="majorHAnsi" w:eastAsia="黑体"/>
         <w:b/>
         <w:bCs/>
       </w:rPr>
@@ -5695,7 +5991,7 @@
         <w:spacing w:after="0" w:before="0" w:line="240" w:lineRule="auto"/>
       </w:pPr>
       <w:rPr>
-        <w:rFonts w:asciiTheme="majorHAnsi" w:cstheme="majorBidi" w:eastAsiaTheme="majorEastAsia" w:hAnsiTheme="majorHAnsi"/>
+        <w:rFonts w:asciiTheme="majorHAnsi" w:cstheme="majorBidi" w:hAnsiTheme="majorHAnsi" w:eastAsia="黑体"/>
         <w:b/>
         <w:bCs/>
       </w:rPr>
@@ -5716,7 +6012,7 @@
         <w:spacing w:after="0" w:before="0" w:line="240" w:lineRule="auto"/>
       </w:pPr>
       <w:rPr>
-        <w:rFonts w:asciiTheme="majorHAnsi" w:cstheme="majorBidi" w:eastAsiaTheme="majorEastAsia" w:hAnsiTheme="majorHAnsi"/>
+        <w:rFonts w:asciiTheme="majorHAnsi" w:cstheme="majorBidi" w:hAnsiTheme="majorHAnsi" w:eastAsia="黑体"/>
         <w:b/>
         <w:bCs/>
       </w:rPr>
@@ -5734,14 +6030,14 @@
     </w:tblStylePr>
     <w:tblStylePr w:type="firstCol">
       <w:rPr>
-        <w:rFonts w:asciiTheme="majorHAnsi" w:cstheme="majorBidi" w:eastAsiaTheme="majorEastAsia" w:hAnsiTheme="majorHAnsi"/>
+        <w:rFonts w:asciiTheme="majorHAnsi" w:cstheme="majorBidi" w:hAnsiTheme="majorHAnsi" w:eastAsia="黑体"/>
         <w:b/>
         <w:bCs/>
       </w:rPr>
     </w:tblStylePr>
     <w:tblStylePr w:type="lastCol">
       <w:rPr>
-        <w:rFonts w:asciiTheme="majorHAnsi" w:cstheme="majorBidi" w:eastAsiaTheme="majorEastAsia" w:hAnsiTheme="majorHAnsi"/>
+        <w:rFonts w:asciiTheme="majorHAnsi" w:cstheme="majorBidi" w:hAnsiTheme="majorHAnsi" w:eastAsia="黑体"/>
         <w:b/>
         <w:bCs/>
       </w:rPr>
@@ -5825,7 +6121,7 @@
         <w:spacing w:after="0" w:before="0" w:line="240" w:lineRule="auto"/>
       </w:pPr>
       <w:rPr>
-        <w:rFonts w:asciiTheme="majorHAnsi" w:cstheme="majorBidi" w:eastAsiaTheme="majorEastAsia" w:hAnsiTheme="majorHAnsi"/>
+        <w:rFonts w:asciiTheme="majorHAnsi" w:cstheme="majorBidi" w:hAnsiTheme="majorHAnsi" w:eastAsia="黑体"/>
         <w:b/>
         <w:bCs/>
       </w:rPr>
@@ -5846,7 +6142,7 @@
         <w:spacing w:after="0" w:before="0" w:line="240" w:lineRule="auto"/>
       </w:pPr>
       <w:rPr>
-        <w:rFonts w:asciiTheme="majorHAnsi" w:cstheme="majorBidi" w:eastAsiaTheme="majorEastAsia" w:hAnsiTheme="majorHAnsi"/>
+        <w:rFonts w:asciiTheme="majorHAnsi" w:cstheme="majorBidi" w:hAnsiTheme="majorHAnsi" w:eastAsia="黑体"/>
         <w:b/>
         <w:bCs/>
       </w:rPr>
@@ -5864,14 +6160,14 @@
     </w:tblStylePr>
     <w:tblStylePr w:type="firstCol">
       <w:rPr>
-        <w:rFonts w:asciiTheme="majorHAnsi" w:cstheme="majorBidi" w:eastAsiaTheme="majorEastAsia" w:hAnsiTheme="majorHAnsi"/>
+        <w:rFonts w:asciiTheme="majorHAnsi" w:cstheme="majorBidi" w:hAnsiTheme="majorHAnsi" w:eastAsia="黑体"/>
         <w:b/>
         <w:bCs/>
       </w:rPr>
     </w:tblStylePr>
     <w:tblStylePr w:type="lastCol">
       <w:rPr>
-        <w:rFonts w:asciiTheme="majorHAnsi" w:cstheme="majorBidi" w:eastAsiaTheme="majorEastAsia" w:hAnsiTheme="majorHAnsi"/>
+        <w:rFonts w:asciiTheme="majorHAnsi" w:cstheme="majorBidi" w:hAnsiTheme="majorHAnsi" w:eastAsia="黑体"/>
         <w:b/>
         <w:bCs/>
       </w:rPr>
@@ -5955,7 +6251,7 @@
         <w:spacing w:after="0" w:before="0" w:line="240" w:lineRule="auto"/>
       </w:pPr>
       <w:rPr>
-        <w:rFonts w:asciiTheme="majorHAnsi" w:cstheme="majorBidi" w:eastAsiaTheme="majorEastAsia" w:hAnsiTheme="majorHAnsi"/>
+        <w:rFonts w:asciiTheme="majorHAnsi" w:cstheme="majorBidi" w:hAnsiTheme="majorHAnsi" w:eastAsia="黑体"/>
         <w:b/>
         <w:bCs/>
       </w:rPr>
@@ -5976,7 +6272,7 @@
         <w:spacing w:after="0" w:before="0" w:line="240" w:lineRule="auto"/>
       </w:pPr>
       <w:rPr>
-        <w:rFonts w:asciiTheme="majorHAnsi" w:cstheme="majorBidi" w:eastAsiaTheme="majorEastAsia" w:hAnsiTheme="majorHAnsi"/>
+        <w:rFonts w:asciiTheme="majorHAnsi" w:cstheme="majorBidi" w:hAnsiTheme="majorHAnsi" w:eastAsia="黑体"/>
         <w:b/>
         <w:bCs/>
       </w:rPr>
@@ -5994,14 +6290,14 @@
     </w:tblStylePr>
     <w:tblStylePr w:type="firstCol">
       <w:rPr>
-        <w:rFonts w:asciiTheme="majorHAnsi" w:cstheme="majorBidi" w:eastAsiaTheme="majorEastAsia" w:hAnsiTheme="majorHAnsi"/>
+        <w:rFonts w:asciiTheme="majorHAnsi" w:cstheme="majorBidi" w:hAnsiTheme="majorHAnsi" w:eastAsia="黑体"/>
         <w:b/>
         <w:bCs/>
       </w:rPr>
     </w:tblStylePr>
     <w:tblStylePr w:type="lastCol">
       <w:rPr>
-        <w:rFonts w:asciiTheme="majorHAnsi" w:cstheme="majorBidi" w:eastAsiaTheme="majorEastAsia" w:hAnsiTheme="majorHAnsi"/>
+        <w:rFonts w:asciiTheme="majorHAnsi" w:cstheme="majorBidi" w:hAnsiTheme="majorHAnsi" w:eastAsia="黑体"/>
         <w:b/>
         <w:bCs/>
       </w:rPr>
@@ -6084,6 +6380,7 @@
         <w:spacing w:after="0" w:before="0" w:line="240" w:lineRule="auto"/>
       </w:pPr>
       <w:rPr>
+        <w:rFonts w:eastAsia="黑体"/>
         <w:b/>
         <w:bCs/>
         <w:color w:themeColor="background1" w:val="FFFFFF"/>
@@ -6106,6 +6403,7 @@
         <w:spacing w:after="0" w:before="0" w:line="240" w:lineRule="auto"/>
       </w:pPr>
       <w:rPr>
+        <w:rFonts w:eastAsia="黑体"/>
         <w:b/>
         <w:bCs/>
       </w:rPr>
@@ -6123,12 +6421,14 @@
     </w:tblStylePr>
     <w:tblStylePr w:type="firstCol">
       <w:rPr>
+        <w:rFonts w:eastAsia="黑体"/>
         <w:b/>
         <w:bCs/>
       </w:rPr>
     </w:tblStylePr>
     <w:tblStylePr w:type="lastCol">
       <w:rPr>
+        <w:rFonts w:eastAsia="黑体"/>
         <w:b/>
         <w:bCs/>
       </w:rPr>
@@ -6190,6 +6490,7 @@
         <w:spacing w:after="0" w:before="0" w:line="240" w:lineRule="auto"/>
       </w:pPr>
       <w:rPr>
+        <w:rFonts w:eastAsia="黑体"/>
         <w:b/>
         <w:bCs/>
         <w:color w:themeColor="background1" w:val="FFFFFF"/>
@@ -6212,6 +6513,7 @@
         <w:spacing w:after="0" w:before="0" w:line="240" w:lineRule="auto"/>
       </w:pPr>
       <w:rPr>
+        <w:rFonts w:eastAsia="黑体"/>
         <w:b/>
         <w:bCs/>
       </w:rPr>
@@ -6229,12 +6531,14 @@
     </w:tblStylePr>
     <w:tblStylePr w:type="firstCol">
       <w:rPr>
+        <w:rFonts w:eastAsia="黑体"/>
         <w:b/>
         <w:bCs/>
       </w:rPr>
     </w:tblStylePr>
     <w:tblStylePr w:type="lastCol">
       <w:rPr>
+        <w:rFonts w:eastAsia="黑体"/>
         <w:b/>
         <w:bCs/>
       </w:rPr>
@@ -6296,6 +6600,7 @@
         <w:spacing w:after="0" w:before="0" w:line="240" w:lineRule="auto"/>
       </w:pPr>
       <w:rPr>
+        <w:rFonts w:eastAsia="黑体"/>
         <w:b/>
         <w:bCs/>
         <w:color w:themeColor="background1" w:val="FFFFFF"/>
@@ -6318,6 +6623,7 @@
         <w:spacing w:after="0" w:before="0" w:line="240" w:lineRule="auto"/>
       </w:pPr>
       <w:rPr>
+        <w:rFonts w:eastAsia="黑体"/>
         <w:b/>
         <w:bCs/>
       </w:rPr>
@@ -6335,12 +6641,14 @@
     </w:tblStylePr>
     <w:tblStylePr w:type="firstCol">
       <w:rPr>
+        <w:rFonts w:eastAsia="黑体"/>
         <w:b/>
         <w:bCs/>
       </w:rPr>
     </w:tblStylePr>
     <w:tblStylePr w:type="lastCol">
       <w:rPr>
+        <w:rFonts w:eastAsia="黑体"/>
         <w:b/>
         <w:bCs/>
       </w:rPr>
@@ -6402,6 +6710,7 @@
         <w:spacing w:after="0" w:before="0" w:line="240" w:lineRule="auto"/>
       </w:pPr>
       <w:rPr>
+        <w:rFonts w:eastAsia="黑体"/>
         <w:b/>
         <w:bCs/>
         <w:color w:themeColor="background1" w:val="FFFFFF"/>
@@ -6424,6 +6733,7 @@
         <w:spacing w:after="0" w:before="0" w:line="240" w:lineRule="auto"/>
       </w:pPr>
       <w:rPr>
+        <w:rFonts w:eastAsia="黑体"/>
         <w:b/>
         <w:bCs/>
       </w:rPr>
@@ -6441,12 +6751,14 @@
     </w:tblStylePr>
     <w:tblStylePr w:type="firstCol">
       <w:rPr>
+        <w:rFonts w:eastAsia="黑体"/>
         <w:b/>
         <w:bCs/>
       </w:rPr>
     </w:tblStylePr>
     <w:tblStylePr w:type="lastCol">
       <w:rPr>
+        <w:rFonts w:eastAsia="黑体"/>
         <w:b/>
         <w:bCs/>
       </w:rPr>
@@ -6508,6 +6820,7 @@
         <w:spacing w:after="0" w:before="0" w:line="240" w:lineRule="auto"/>
       </w:pPr>
       <w:rPr>
+        <w:rFonts w:eastAsia="黑体"/>
         <w:b/>
         <w:bCs/>
         <w:color w:themeColor="background1" w:val="FFFFFF"/>
@@ -6530,6 +6843,7 @@
         <w:spacing w:after="0" w:before="0" w:line="240" w:lineRule="auto"/>
       </w:pPr>
       <w:rPr>
+        <w:rFonts w:eastAsia="黑体"/>
         <w:b/>
         <w:bCs/>
       </w:rPr>
@@ -6547,12 +6861,14 @@
     </w:tblStylePr>
     <w:tblStylePr w:type="firstCol">
       <w:rPr>
+        <w:rFonts w:eastAsia="黑体"/>
         <w:b/>
         <w:bCs/>
       </w:rPr>
     </w:tblStylePr>
     <w:tblStylePr w:type="lastCol">
       <w:rPr>
+        <w:rFonts w:eastAsia="黑体"/>
         <w:b/>
         <w:bCs/>
       </w:rPr>
@@ -6614,6 +6930,7 @@
         <w:spacing w:after="0" w:before="0" w:line="240" w:lineRule="auto"/>
       </w:pPr>
       <w:rPr>
+        <w:rFonts w:eastAsia="黑体"/>
         <w:b/>
         <w:bCs/>
         <w:color w:themeColor="background1" w:val="FFFFFF"/>
@@ -6636,6 +6953,7 @@
         <w:spacing w:after="0" w:before="0" w:line="240" w:lineRule="auto"/>
       </w:pPr>
       <w:rPr>
+        <w:rFonts w:eastAsia="黑体"/>
         <w:b/>
         <w:bCs/>
       </w:rPr>
@@ -6653,12 +6971,14 @@
     </w:tblStylePr>
     <w:tblStylePr w:type="firstCol">
       <w:rPr>
+        <w:rFonts w:eastAsia="黑体"/>
         <w:b/>
         <w:bCs/>
       </w:rPr>
     </w:tblStylePr>
     <w:tblStylePr w:type="lastCol">
       <w:rPr>
+        <w:rFonts w:eastAsia="黑体"/>
         <w:b/>
         <w:bCs/>
       </w:rPr>
@@ -6720,6 +7040,7 @@
         <w:spacing w:after="0" w:before="0" w:line="240" w:lineRule="auto"/>
       </w:pPr>
       <w:rPr>
+        <w:rFonts w:eastAsia="黑体"/>
         <w:b/>
         <w:bCs/>
         <w:color w:themeColor="background1" w:val="FFFFFF"/>
@@ -6742,6 +7063,7 @@
         <w:spacing w:after="0" w:before="0" w:line="240" w:lineRule="auto"/>
       </w:pPr>
       <w:rPr>
+        <w:rFonts w:eastAsia="黑体"/>
         <w:b/>
         <w:bCs/>
       </w:rPr>
@@ -6759,12 +7081,14 @@
     </w:tblStylePr>
     <w:tblStylePr w:type="firstCol">
       <w:rPr>
+        <w:rFonts w:eastAsia="黑体"/>
         <w:b/>
         <w:bCs/>
       </w:rPr>
     </w:tblStylePr>
     <w:tblStylePr w:type="lastCol">
       <w:rPr>
+        <w:rFonts w:eastAsia="黑体"/>
         <w:b/>
         <w:bCs/>
       </w:rPr>
@@ -6823,6 +7147,7 @@
         <w:spacing w:after="0" w:before="0" w:line="240" w:lineRule="auto"/>
       </w:pPr>
       <w:rPr>
+        <w:rFonts w:eastAsia="黑体"/>
         <w:b/>
         <w:bCs/>
         <w:color w:themeColor="background1" w:val="FFFFFF"/>
@@ -6845,6 +7170,7 @@
         <w:spacing w:after="0" w:before="0" w:line="240" w:lineRule="auto"/>
       </w:pPr>
       <w:rPr>
+        <w:rFonts w:eastAsia="黑体"/>
         <w:color w:val="auto"/>
       </w:rPr>
       <w:tblPr/>
@@ -6862,6 +7188,7 @@
     </w:tblStylePr>
     <w:tblStylePr w:type="firstCol">
       <w:rPr>
+        <w:rFonts w:eastAsia="黑体"/>
         <w:b/>
         <w:bCs/>
         <w:color w:themeColor="background1" w:val="FFFFFF"/>
@@ -6881,6 +7208,7 @@
     </w:tblStylePr>
     <w:tblStylePr w:type="lastCol">
       <w:rPr>
+        <w:rFonts w:eastAsia="黑体"/>
         <w:b/>
         <w:bCs/>
         <w:color w:themeColor="background1" w:val="FFFFFF"/>
@@ -6929,6 +7257,7 @@
     </w:tblStylePr>
     <w:tblStylePr w:type="nwCell">
       <w:rPr>
+        <w:rFonts w:eastAsia="黑体"/>
         <w:color w:themeColor="background1" w:val="FFFFFF"/>
       </w:rPr>
       <w:tblPr/>
@@ -6972,6 +7301,7 @@
         <w:spacing w:after="0" w:before="0" w:line="240" w:lineRule="auto"/>
       </w:pPr>
       <w:rPr>
+        <w:rFonts w:eastAsia="黑体"/>
         <w:b/>
         <w:bCs/>
         <w:color w:themeColor="background1" w:val="FFFFFF"/>
@@ -6994,6 +7324,7 @@
         <w:spacing w:after="0" w:before="0" w:line="240" w:lineRule="auto"/>
       </w:pPr>
       <w:rPr>
+        <w:rFonts w:eastAsia="黑体"/>
         <w:color w:val="auto"/>
       </w:rPr>
       <w:tblPr/>
@@ -7011,6 +7342,7 @@
     </w:tblStylePr>
     <w:tblStylePr w:type="firstCol">
       <w:rPr>
+        <w:rFonts w:eastAsia="黑体"/>
         <w:b/>
         <w:bCs/>
         <w:color w:themeColor="background1" w:val="FFFFFF"/>
@@ -7030,6 +7362,7 @@
     </w:tblStylePr>
     <w:tblStylePr w:type="lastCol">
       <w:rPr>
+        <w:rFonts w:eastAsia="黑体"/>
         <w:b/>
         <w:bCs/>
         <w:color w:themeColor="background1" w:val="FFFFFF"/>
@@ -7078,6 +7411,7 @@
     </w:tblStylePr>
     <w:tblStylePr w:type="nwCell">
       <w:rPr>
+        <w:rFonts w:eastAsia="黑体"/>
         <w:color w:themeColor="background1" w:val="FFFFFF"/>
       </w:rPr>
       <w:tblPr/>
@@ -7121,6 +7455,7 @@
         <w:spacing w:after="0" w:before="0" w:line="240" w:lineRule="auto"/>
       </w:pPr>
       <w:rPr>
+        <w:rFonts w:eastAsia="黑体"/>
         <w:b/>
         <w:bCs/>
         <w:color w:themeColor="background1" w:val="FFFFFF"/>
@@ -7143,6 +7478,7 @@
         <w:spacing w:after="0" w:before="0" w:line="240" w:lineRule="auto"/>
       </w:pPr>
       <w:rPr>
+        <w:rFonts w:eastAsia="黑体"/>
         <w:color w:val="auto"/>
       </w:rPr>
       <w:tblPr/>
@@ -7160,6 +7496,7 @@
     </w:tblStylePr>
     <w:tblStylePr w:type="firstCol">
       <w:rPr>
+        <w:rFonts w:eastAsia="黑体"/>
         <w:b/>
         <w:bCs/>
         <w:color w:themeColor="background1" w:val="FFFFFF"/>
@@ -7179,6 +7516,7 @@
     </w:tblStylePr>
     <w:tblStylePr w:type="lastCol">
       <w:rPr>
+        <w:rFonts w:eastAsia="黑体"/>
         <w:b/>
         <w:bCs/>
         <w:color w:themeColor="background1" w:val="FFFFFF"/>
@@ -7227,6 +7565,7 @@
     </w:tblStylePr>
     <w:tblStylePr w:type="nwCell">
       <w:rPr>
+        <w:rFonts w:eastAsia="黑体"/>
         <w:color w:themeColor="background1" w:val="FFFFFF"/>
       </w:rPr>
       <w:tblPr/>
@@ -7270,6 +7609,7 @@
         <w:spacing w:after="0" w:before="0" w:line="240" w:lineRule="auto"/>
       </w:pPr>
       <w:rPr>
+        <w:rFonts w:eastAsia="黑体"/>
         <w:b/>
         <w:bCs/>
         <w:color w:themeColor="background1" w:val="FFFFFF"/>
@@ -7292,6 +7632,7 @@
         <w:spacing w:after="0" w:before="0" w:line="240" w:lineRule="auto"/>
       </w:pPr>
       <w:rPr>
+        <w:rFonts w:eastAsia="黑体"/>
         <w:color w:val="auto"/>
       </w:rPr>
       <w:tblPr/>
@@ -7309,6 +7650,7 @@
     </w:tblStylePr>
     <w:tblStylePr w:type="firstCol">
       <w:rPr>
+        <w:rFonts w:eastAsia="黑体"/>
         <w:b/>
         <w:bCs/>
         <w:color w:themeColor="background1" w:val="FFFFFF"/>
@@ -7328,6 +7670,7 @@
     </w:tblStylePr>
     <w:tblStylePr w:type="lastCol">
       <w:rPr>
+        <w:rFonts w:eastAsia="黑体"/>
         <w:b/>
         <w:bCs/>
         <w:color w:themeColor="background1" w:val="FFFFFF"/>
@@ -7376,6 +7719,7 @@
     </w:tblStylePr>
     <w:tblStylePr w:type="nwCell">
       <w:rPr>
+        <w:rFonts w:eastAsia="黑体"/>
         <w:color w:themeColor="background1" w:val="FFFFFF"/>
       </w:rPr>
       <w:tblPr/>
@@ -7419,6 +7763,7 @@
         <w:spacing w:after="0" w:before="0" w:line="240" w:lineRule="auto"/>
       </w:pPr>
       <w:rPr>
+        <w:rFonts w:eastAsia="黑体"/>
         <w:b/>
         <w:bCs/>
         <w:color w:themeColor="background1" w:val="FFFFFF"/>
@@ -7441,6 +7786,7 @@
         <w:spacing w:after="0" w:before="0" w:line="240" w:lineRule="auto"/>
       </w:pPr>
       <w:rPr>
+        <w:rFonts w:eastAsia="黑体"/>
         <w:color w:val="auto"/>
       </w:rPr>
       <w:tblPr/>
@@ -7458,6 +7804,7 @@
     </w:tblStylePr>
     <w:tblStylePr w:type="firstCol">
       <w:rPr>
+        <w:rFonts w:eastAsia="黑体"/>
         <w:b/>
         <w:bCs/>
         <w:color w:themeColor="background1" w:val="FFFFFF"/>
@@ -7477,6 +7824,7 @@
     </w:tblStylePr>
     <w:tblStylePr w:type="lastCol">
       <w:rPr>
+        <w:rFonts w:eastAsia="黑体"/>
         <w:b/>
         <w:bCs/>
         <w:color w:themeColor="background1" w:val="FFFFFF"/>
@@ -7525,6 +7873,7 @@
     </w:tblStylePr>
     <w:tblStylePr w:type="nwCell">
       <w:rPr>
+        <w:rFonts w:eastAsia="黑体"/>
         <w:color w:themeColor="background1" w:val="FFFFFF"/>
       </w:rPr>
       <w:tblPr/>
@@ -7568,6 +7917,7 @@
         <w:spacing w:after="0" w:before="0" w:line="240" w:lineRule="auto"/>
       </w:pPr>
       <w:rPr>
+        <w:rFonts w:eastAsia="黑体"/>
         <w:b/>
         <w:bCs/>
         <w:color w:themeColor="background1" w:val="FFFFFF"/>
@@ -7590,6 +7940,7 @@
         <w:spacing w:after="0" w:before="0" w:line="240" w:lineRule="auto"/>
       </w:pPr>
       <w:rPr>
+        <w:rFonts w:eastAsia="黑体"/>
         <w:color w:val="auto"/>
       </w:rPr>
       <w:tblPr/>
@@ -7607,6 +7958,7 @@
     </w:tblStylePr>
     <w:tblStylePr w:type="firstCol">
       <w:rPr>
+        <w:rFonts w:eastAsia="黑体"/>
         <w:b/>
         <w:bCs/>
         <w:color w:themeColor="background1" w:val="FFFFFF"/>
@@ -7626,6 +7978,7 @@
     </w:tblStylePr>
     <w:tblStylePr w:type="lastCol">
       <w:rPr>
+        <w:rFonts w:eastAsia="黑体"/>
         <w:b/>
         <w:bCs/>
         <w:color w:themeColor="background1" w:val="FFFFFF"/>
@@ -7674,6 +8027,7 @@
     </w:tblStylePr>
     <w:tblStylePr w:type="nwCell">
       <w:rPr>
+        <w:rFonts w:eastAsia="黑体"/>
         <w:color w:themeColor="background1" w:val="FFFFFF"/>
       </w:rPr>
       <w:tblPr/>
@@ -7717,6 +8071,7 @@
         <w:spacing w:after="0" w:before="0" w:line="240" w:lineRule="auto"/>
       </w:pPr>
       <w:rPr>
+        <w:rFonts w:eastAsia="黑体"/>
         <w:b/>
         <w:bCs/>
         <w:color w:themeColor="background1" w:val="FFFFFF"/>
@@ -7739,6 +8094,7 @@
         <w:spacing w:after="0" w:before="0" w:line="240" w:lineRule="auto"/>
       </w:pPr>
       <w:rPr>
+        <w:rFonts w:eastAsia="黑体"/>
         <w:color w:val="auto"/>
       </w:rPr>
       <w:tblPr/>
@@ -7756,6 +8112,7 @@
     </w:tblStylePr>
     <w:tblStylePr w:type="firstCol">
       <w:rPr>
+        <w:rFonts w:eastAsia="黑体"/>
         <w:b/>
         <w:bCs/>
         <w:color w:themeColor="background1" w:val="FFFFFF"/>
@@ -7775,6 +8132,7 @@
     </w:tblStylePr>
     <w:tblStylePr w:type="lastCol">
       <w:rPr>
+        <w:rFonts w:eastAsia="黑体"/>
         <w:b/>
         <w:bCs/>
         <w:color w:themeColor="background1" w:val="FFFFFF"/>
@@ -7823,6 +8181,7 @@
     </w:tblStylePr>
     <w:tblStylePr w:type="nwCell">
       <w:rPr>
+        <w:rFonts w:eastAsia="黑体"/>
         <w:color w:themeColor="background1" w:val="FFFFFF"/>
       </w:rPr>
       <w:tblPr/>
@@ -7847,6 +8206,7 @@
       <w:spacing w:after="0" w:line="240" w:lineRule="auto"/>
     </w:pPr>
     <w:rPr>
+      <w:rFonts w:eastAsia="黑体"/>
       <w:color w:themeColor="text1" w:val="000000"/>
     </w:rPr>
     <w:tblPr>
@@ -7866,7 +8226,7 @@
     </w:tblPr>
     <w:tblStylePr w:type="firstRow">
       <w:rPr>
-        <w:rFonts w:asciiTheme="majorHAnsi" w:cstheme="majorBidi" w:eastAsiaTheme="majorEastAsia" w:hAnsiTheme="majorHAnsi"/>
+        <w:rFonts w:asciiTheme="majorHAnsi" w:cstheme="majorBidi" w:hAnsiTheme="majorHAnsi" w:eastAsia="黑体"/>
       </w:rPr>
       <w:tblPr/>
       <w:tcPr>
@@ -7878,6 +8238,7 @@
     </w:tblStylePr>
     <w:tblStylePr w:type="lastRow">
       <w:rPr>
+        <w:rFonts w:eastAsia="黑体"/>
         <w:b/>
         <w:bCs/>
         <w:color w:themeColor="text2" w:val="1F497D"/>
@@ -7892,12 +8253,14 @@
     </w:tblStylePr>
     <w:tblStylePr w:type="firstCol">
       <w:rPr>
+        <w:rFonts w:eastAsia="黑体"/>
         <w:b/>
         <w:bCs/>
       </w:rPr>
     </w:tblStylePr>
     <w:tblStylePr w:type="lastCol">
       <w:rPr>
+        <w:rFonts w:eastAsia="黑体"/>
         <w:b/>
         <w:bCs/>
       </w:rPr>
@@ -7931,6 +8294,7 @@
       <w:spacing w:after="0" w:line="240" w:lineRule="auto"/>
     </w:pPr>
     <w:rPr>
+      <w:rFonts w:eastAsia="黑体"/>
       <w:color w:themeColor="text1" w:val="000000"/>
     </w:rPr>
     <w:tblPr>
@@ -7950,7 +8314,7 @@
     </w:tblPr>
     <w:tblStylePr w:type="firstRow">
       <w:rPr>
-        <w:rFonts w:asciiTheme="majorHAnsi" w:cstheme="majorBidi" w:eastAsiaTheme="majorEastAsia" w:hAnsiTheme="majorHAnsi"/>
+        <w:rFonts w:asciiTheme="majorHAnsi" w:cstheme="majorBidi" w:hAnsiTheme="majorHAnsi" w:eastAsia="黑体"/>
       </w:rPr>
       <w:tblPr/>
       <w:tcPr>
@@ -7962,6 +8326,7 @@
     </w:tblStylePr>
     <w:tblStylePr w:type="lastRow">
       <w:rPr>
+        <w:rFonts w:eastAsia="黑体"/>
         <w:b/>
         <w:bCs/>
         <w:color w:themeColor="text2" w:val="1F497D"/>
@@ -7976,12 +8341,14 @@
     </w:tblStylePr>
     <w:tblStylePr w:type="firstCol">
       <w:rPr>
+        <w:rFonts w:eastAsia="黑体"/>
         <w:b/>
         <w:bCs/>
       </w:rPr>
     </w:tblStylePr>
     <w:tblStylePr w:type="lastCol">
       <w:rPr>
+        <w:rFonts w:eastAsia="黑体"/>
         <w:b/>
         <w:bCs/>
       </w:rPr>
@@ -8015,6 +8382,7 @@
       <w:spacing w:after="0" w:line="240" w:lineRule="auto"/>
     </w:pPr>
     <w:rPr>
+      <w:rFonts w:eastAsia="黑体"/>
       <w:color w:themeColor="text1" w:val="000000"/>
     </w:rPr>
     <w:tblPr>
@@ -8034,7 +8402,7 @@
     </w:tblPr>
     <w:tblStylePr w:type="firstRow">
       <w:rPr>
-        <w:rFonts w:asciiTheme="majorHAnsi" w:cstheme="majorBidi" w:eastAsiaTheme="majorEastAsia" w:hAnsiTheme="majorHAnsi"/>
+        <w:rFonts w:asciiTheme="majorHAnsi" w:cstheme="majorBidi" w:hAnsiTheme="majorHAnsi" w:eastAsia="黑体"/>
       </w:rPr>
       <w:tblPr/>
       <w:tcPr>
@@ -8046,6 +8414,7 @@
     </w:tblStylePr>
     <w:tblStylePr w:type="lastRow">
       <w:rPr>
+        <w:rFonts w:eastAsia="黑体"/>
         <w:b/>
         <w:bCs/>
         <w:color w:themeColor="text2" w:val="1F497D"/>
@@ -8060,12 +8429,14 @@
     </w:tblStylePr>
     <w:tblStylePr w:type="firstCol">
       <w:rPr>
+        <w:rFonts w:eastAsia="黑体"/>
         <w:b/>
         <w:bCs/>
       </w:rPr>
     </w:tblStylePr>
     <w:tblStylePr w:type="lastCol">
       <w:rPr>
+        <w:rFonts w:eastAsia="黑体"/>
         <w:b/>
         <w:bCs/>
       </w:rPr>
@@ -8099,6 +8470,7 @@
       <w:spacing w:after="0" w:line="240" w:lineRule="auto"/>
     </w:pPr>
     <w:rPr>
+      <w:rFonts w:eastAsia="黑体"/>
       <w:color w:themeColor="text1" w:val="000000"/>
     </w:rPr>
     <w:tblPr>
@@ -8118,7 +8490,7 @@
     </w:tblPr>
     <w:tblStylePr w:type="firstRow">
       <w:rPr>
-        <w:rFonts w:asciiTheme="majorHAnsi" w:cstheme="majorBidi" w:eastAsiaTheme="majorEastAsia" w:hAnsiTheme="majorHAnsi"/>
+        <w:rFonts w:asciiTheme="majorHAnsi" w:cstheme="majorBidi" w:hAnsiTheme="majorHAnsi" w:eastAsia="黑体"/>
       </w:rPr>
       <w:tblPr/>
       <w:tcPr>
@@ -8130,6 +8502,7 @@
     </w:tblStylePr>
     <w:tblStylePr w:type="lastRow">
       <w:rPr>
+        <w:rFonts w:eastAsia="黑体"/>
         <w:b/>
         <w:bCs/>
         <w:color w:themeColor="text2" w:val="1F497D"/>
@@ -8144,12 +8517,14 @@
     </w:tblStylePr>
     <w:tblStylePr w:type="firstCol">
       <w:rPr>
+        <w:rFonts w:eastAsia="黑体"/>
         <w:b/>
         <w:bCs/>
       </w:rPr>
     </w:tblStylePr>
     <w:tblStylePr w:type="lastCol">
       <w:rPr>
+        <w:rFonts w:eastAsia="黑体"/>
         <w:b/>
         <w:bCs/>
       </w:rPr>
@@ -8183,6 +8558,7 @@
       <w:spacing w:after="0" w:line="240" w:lineRule="auto"/>
     </w:pPr>
     <w:rPr>
+      <w:rFonts w:eastAsia="黑体"/>
       <w:color w:themeColor="text1" w:val="000000"/>
     </w:rPr>
     <w:tblPr>
@@ -8202,7 +8578,7 @@
     </w:tblPr>
     <w:tblStylePr w:type="firstRow">
       <w:rPr>
-        <w:rFonts w:asciiTheme="majorHAnsi" w:cstheme="majorBidi" w:eastAsiaTheme="majorEastAsia" w:hAnsiTheme="majorHAnsi"/>
+        <w:rFonts w:asciiTheme="majorHAnsi" w:cstheme="majorBidi" w:hAnsiTheme="majorHAnsi" w:eastAsia="黑体"/>
       </w:rPr>
       <w:tblPr/>
       <w:tcPr>
@@ -8214,6 +8590,7 @@
     </w:tblStylePr>
     <w:tblStylePr w:type="lastRow">
       <w:rPr>
+        <w:rFonts w:eastAsia="黑体"/>
         <w:b/>
         <w:bCs/>
         <w:color w:themeColor="text2" w:val="1F497D"/>
@@ -8228,12 +8605,14 @@
     </w:tblStylePr>
     <w:tblStylePr w:type="firstCol">
       <w:rPr>
+        <w:rFonts w:eastAsia="黑体"/>
         <w:b/>
         <w:bCs/>
       </w:rPr>
     </w:tblStylePr>
     <w:tblStylePr w:type="lastCol">
       <w:rPr>
+        <w:rFonts w:eastAsia="黑体"/>
         <w:b/>
         <w:bCs/>
       </w:rPr>
@@ -8267,6 +8646,7 @@
       <w:spacing w:after="0" w:line="240" w:lineRule="auto"/>
     </w:pPr>
     <w:rPr>
+      <w:rFonts w:eastAsia="黑体"/>
       <w:color w:themeColor="text1" w:val="000000"/>
     </w:rPr>
     <w:tblPr>
@@ -8286,7 +8666,7 @@
     </w:tblPr>
     <w:tblStylePr w:type="firstRow">
       <w:rPr>
-        <w:rFonts w:asciiTheme="majorHAnsi" w:cstheme="majorBidi" w:eastAsiaTheme="majorEastAsia" w:hAnsiTheme="majorHAnsi"/>
+        <w:rFonts w:asciiTheme="majorHAnsi" w:cstheme="majorBidi" w:hAnsiTheme="majorHAnsi" w:eastAsia="黑体"/>
       </w:rPr>
       <w:tblPr/>
       <w:tcPr>
@@ -8298,6 +8678,7 @@
     </w:tblStylePr>
     <w:tblStylePr w:type="lastRow">
       <w:rPr>
+        <w:rFonts w:eastAsia="黑体"/>
         <w:b/>
         <w:bCs/>
         <w:color w:themeColor="text2" w:val="1F497D"/>
@@ -8312,12 +8693,14 @@
     </w:tblStylePr>
     <w:tblStylePr w:type="firstCol">
       <w:rPr>
+        <w:rFonts w:eastAsia="黑体"/>
         <w:b/>
         <w:bCs/>
       </w:rPr>
     </w:tblStylePr>
     <w:tblStylePr w:type="lastCol">
       <w:rPr>
+        <w:rFonts w:eastAsia="黑体"/>
         <w:b/>
         <w:bCs/>
       </w:rPr>
@@ -8351,6 +8734,7 @@
       <w:spacing w:after="0" w:line="240" w:lineRule="auto"/>
     </w:pPr>
     <w:rPr>
+      <w:rFonts w:eastAsia="黑体"/>
       <w:color w:themeColor="text1" w:val="000000"/>
     </w:rPr>
     <w:tblPr>
@@ -8370,7 +8754,7 @@
     </w:tblPr>
     <w:tblStylePr w:type="firstRow">
       <w:rPr>
-        <w:rFonts w:asciiTheme="majorHAnsi" w:cstheme="majorBidi" w:eastAsiaTheme="majorEastAsia" w:hAnsiTheme="majorHAnsi"/>
+        <w:rFonts w:asciiTheme="majorHAnsi" w:cstheme="majorBidi" w:hAnsiTheme="majorHAnsi" w:eastAsia="黑体"/>
       </w:rPr>
       <w:tblPr/>
       <w:tcPr>
@@ -8382,6 +8766,7 @@
     </w:tblStylePr>
     <w:tblStylePr w:type="lastRow">
       <w:rPr>
+        <w:rFonts w:eastAsia="黑体"/>
         <w:b/>
         <w:bCs/>
         <w:color w:themeColor="text2" w:val="1F497D"/>
@@ -8396,12 +8781,14 @@
     </w:tblStylePr>
     <w:tblStylePr w:type="firstCol">
       <w:rPr>
+        <w:rFonts w:eastAsia="黑体"/>
         <w:b/>
         <w:bCs/>
       </w:rPr>
     </w:tblStylePr>
     <w:tblStylePr w:type="lastCol">
       <w:rPr>
+        <w:rFonts w:eastAsia="黑体"/>
         <w:b/>
         <w:bCs/>
       </w:rPr>
@@ -8435,7 +8822,7 @@
       <w:spacing w:after="0" w:line="240" w:lineRule="auto"/>
     </w:pPr>
     <w:rPr>
-      <w:rFonts w:asciiTheme="majorHAnsi" w:cstheme="majorBidi" w:eastAsiaTheme="majorEastAsia" w:hAnsiTheme="majorHAnsi"/>
+      <w:rFonts w:asciiTheme="majorHAnsi" w:cstheme="majorBidi" w:hAnsiTheme="majorHAnsi" w:eastAsia="黑体"/>
       <w:color w:themeColor="text1" w:val="000000"/>
     </w:rPr>
     <w:tblPr>
@@ -8457,6 +8844,7 @@
     </w:tblPr>
     <w:tblStylePr w:type="firstRow">
       <w:rPr>
+        <w:rFonts w:eastAsia="黑体"/>
         <w:sz w:val="24"/>
         <w:szCs w:val="24"/>
       </w:rPr>
@@ -8563,7 +8951,7 @@
       <w:spacing w:after="0" w:line="240" w:lineRule="auto"/>
     </w:pPr>
     <w:rPr>
-      <w:rFonts w:asciiTheme="majorHAnsi" w:cstheme="majorBidi" w:eastAsiaTheme="majorEastAsia" w:hAnsiTheme="majorHAnsi"/>
+      <w:rFonts w:asciiTheme="majorHAnsi" w:cstheme="majorBidi" w:hAnsiTheme="majorHAnsi" w:eastAsia="黑体"/>
       <w:color w:themeColor="text1" w:val="000000"/>
     </w:rPr>
     <w:tblPr>
@@ -8585,6 +8973,7 @@
     </w:tblPr>
     <w:tblStylePr w:type="firstRow">
       <w:rPr>
+        <w:rFonts w:eastAsia="黑体"/>
         <w:sz w:val="24"/>
         <w:szCs w:val="24"/>
       </w:rPr>
@@ -8691,7 +9080,7 @@
       <w:spacing w:after="0" w:line="240" w:lineRule="auto"/>
     </w:pPr>
     <w:rPr>
-      <w:rFonts w:asciiTheme="majorHAnsi" w:cstheme="majorBidi" w:eastAsiaTheme="majorEastAsia" w:hAnsiTheme="majorHAnsi"/>
+      <w:rFonts w:asciiTheme="majorHAnsi" w:cstheme="majorBidi" w:hAnsiTheme="majorHAnsi" w:eastAsia="黑体"/>
       <w:color w:themeColor="text1" w:val="000000"/>
     </w:rPr>
     <w:tblPr>
@@ -8713,6 +9102,7 @@
     </w:tblPr>
     <w:tblStylePr w:type="firstRow">
       <w:rPr>
+        <w:rFonts w:eastAsia="黑体"/>
         <w:sz w:val="24"/>
         <w:szCs w:val="24"/>
       </w:rPr>
@@ -8819,7 +9209,7 @@
       <w:spacing w:after="0" w:line="240" w:lineRule="auto"/>
     </w:pPr>
     <w:rPr>
-      <w:rFonts w:asciiTheme="majorHAnsi" w:cstheme="majorBidi" w:eastAsiaTheme="majorEastAsia" w:hAnsiTheme="majorHAnsi"/>
+      <w:rFonts w:asciiTheme="majorHAnsi" w:cstheme="majorBidi" w:hAnsiTheme="majorHAnsi" w:eastAsia="黑体"/>
       <w:color w:themeColor="text1" w:val="000000"/>
     </w:rPr>
     <w:tblPr>
@@ -8841,6 +9231,7 @@
     </w:tblPr>
     <w:tblStylePr w:type="firstRow">
       <w:rPr>
+        <w:rFonts w:eastAsia="黑体"/>
         <w:sz w:val="24"/>
         <w:szCs w:val="24"/>
       </w:rPr>
@@ -8947,7 +9338,7 @@
       <w:spacing w:after="0" w:line="240" w:lineRule="auto"/>
     </w:pPr>
     <w:rPr>
-      <w:rFonts w:asciiTheme="majorHAnsi" w:cstheme="majorBidi" w:eastAsiaTheme="majorEastAsia" w:hAnsiTheme="majorHAnsi"/>
+      <w:rFonts w:asciiTheme="majorHAnsi" w:cstheme="majorBidi" w:hAnsiTheme="majorHAnsi" w:eastAsia="黑体"/>
       <w:color w:themeColor="text1" w:val="000000"/>
     </w:rPr>
     <w:tblPr>
@@ -8969,6 +9360,7 @@
     </w:tblPr>
     <w:tblStylePr w:type="firstRow">
       <w:rPr>
+        <w:rFonts w:eastAsia="黑体"/>
         <w:sz w:val="24"/>
         <w:szCs w:val="24"/>
       </w:rPr>
@@ -9075,7 +9467,7 @@
       <w:spacing w:after="0" w:line="240" w:lineRule="auto"/>
     </w:pPr>
     <w:rPr>
-      <w:rFonts w:asciiTheme="majorHAnsi" w:cstheme="majorBidi" w:eastAsiaTheme="majorEastAsia" w:hAnsiTheme="majorHAnsi"/>
+      <w:rFonts w:asciiTheme="majorHAnsi" w:cstheme="majorBidi" w:hAnsiTheme="majorHAnsi" w:eastAsia="黑体"/>
       <w:color w:themeColor="text1" w:val="000000"/>
     </w:rPr>
     <w:tblPr>
@@ -9097,6 +9489,7 @@
     </w:tblPr>
     <w:tblStylePr w:type="firstRow">
       <w:rPr>
+        <w:rFonts w:eastAsia="黑体"/>
         <w:sz w:val="24"/>
         <w:szCs w:val="24"/>
       </w:rPr>
@@ -9203,7 +9596,7 @@
       <w:spacing w:after="0" w:line="240" w:lineRule="auto"/>
     </w:pPr>
     <w:rPr>
-      <w:rFonts w:asciiTheme="majorHAnsi" w:cstheme="majorBidi" w:eastAsiaTheme="majorEastAsia" w:hAnsiTheme="majorHAnsi"/>
+      <w:rFonts w:asciiTheme="majorHAnsi" w:cstheme="majorBidi" w:hAnsiTheme="majorHAnsi" w:eastAsia="黑体"/>
       <w:color w:themeColor="text1" w:val="000000"/>
     </w:rPr>
     <w:tblPr>
@@ -9225,6 +9618,7 @@
     </w:tblPr>
     <w:tblStylePr w:type="firstRow">
       <w:rPr>
+        <w:rFonts w:eastAsia="黑体"/>
         <w:sz w:val="24"/>
         <w:szCs w:val="24"/>
       </w:rPr>
@@ -9354,12 +9748,14 @@
     </w:tcPr>
     <w:tblStylePr w:type="firstRow">
       <w:rPr>
+        <w:rFonts w:eastAsia="黑体"/>
         <w:b/>
         <w:bCs/>
       </w:rPr>
     </w:tblStylePr>
     <w:tblStylePr w:type="lastRow">
       <w:rPr>
+        <w:rFonts w:eastAsia="黑体"/>
         <w:b/>
         <w:bCs/>
       </w:rPr>
@@ -9372,12 +9768,14 @@
     </w:tblStylePr>
     <w:tblStylePr w:type="firstCol">
       <w:rPr>
+        <w:rFonts w:eastAsia="黑体"/>
         <w:b/>
         <w:bCs/>
       </w:rPr>
     </w:tblStylePr>
     <w:tblStylePr w:type="lastCol">
       <w:rPr>
+        <w:rFonts w:eastAsia="黑体"/>
         <w:b/>
         <w:bCs/>
       </w:rPr>
@@ -9427,12 +9825,14 @@
     </w:tcPr>
     <w:tblStylePr w:type="firstRow">
       <w:rPr>
+        <w:rFonts w:eastAsia="黑体"/>
         <w:b/>
         <w:bCs/>
       </w:rPr>
     </w:tblStylePr>
     <w:tblStylePr w:type="lastRow">
       <w:rPr>
+        <w:rFonts w:eastAsia="黑体"/>
         <w:b/>
         <w:bCs/>
       </w:rPr>
@@ -9445,12 +9845,14 @@
     </w:tblStylePr>
     <w:tblStylePr w:type="firstCol">
       <w:rPr>
+        <w:rFonts w:eastAsia="黑体"/>
         <w:b/>
         <w:bCs/>
       </w:rPr>
     </w:tblStylePr>
     <w:tblStylePr w:type="lastCol">
       <w:rPr>
+        <w:rFonts w:eastAsia="黑体"/>
         <w:b/>
         <w:bCs/>
       </w:rPr>
@@ -9500,12 +9902,14 @@
     </w:tcPr>
     <w:tblStylePr w:type="firstRow">
       <w:rPr>
+        <w:rFonts w:eastAsia="黑体"/>
         <w:b/>
         <w:bCs/>
       </w:rPr>
     </w:tblStylePr>
     <w:tblStylePr w:type="lastRow">
       <w:rPr>
+        <w:rFonts w:eastAsia="黑体"/>
         <w:b/>
         <w:bCs/>
       </w:rPr>
@@ -9518,12 +9922,14 @@
     </w:tblStylePr>
     <w:tblStylePr w:type="firstCol">
       <w:rPr>
+        <w:rFonts w:eastAsia="黑体"/>
         <w:b/>
         <w:bCs/>
       </w:rPr>
     </w:tblStylePr>
     <w:tblStylePr w:type="lastCol">
       <w:rPr>
+        <w:rFonts w:eastAsia="黑体"/>
         <w:b/>
         <w:bCs/>
       </w:rPr>
@@ -9573,12 +9979,14 @@
     </w:tcPr>
     <w:tblStylePr w:type="firstRow">
       <w:rPr>
+        <w:rFonts w:eastAsia="黑体"/>
         <w:b/>
         <w:bCs/>
       </w:rPr>
     </w:tblStylePr>
     <w:tblStylePr w:type="lastRow">
       <w:rPr>
+        <w:rFonts w:eastAsia="黑体"/>
         <w:b/>
         <w:bCs/>
       </w:rPr>
@@ -9591,12 +9999,14 @@
     </w:tblStylePr>
     <w:tblStylePr w:type="firstCol">
       <w:rPr>
+        <w:rFonts w:eastAsia="黑体"/>
         <w:b/>
         <w:bCs/>
       </w:rPr>
     </w:tblStylePr>
     <w:tblStylePr w:type="lastCol">
       <w:rPr>
+        <w:rFonts w:eastAsia="黑体"/>
         <w:b/>
         <w:bCs/>
       </w:rPr>
@@ -9646,12 +10056,14 @@
     </w:tcPr>
     <w:tblStylePr w:type="firstRow">
       <w:rPr>
+        <w:rFonts w:eastAsia="黑体"/>
         <w:b/>
         <w:bCs/>
       </w:rPr>
     </w:tblStylePr>
     <w:tblStylePr w:type="lastRow">
       <w:rPr>
+        <w:rFonts w:eastAsia="黑体"/>
         <w:b/>
         <w:bCs/>
       </w:rPr>
@@ -9664,12 +10076,14 @@
     </w:tblStylePr>
     <w:tblStylePr w:type="firstCol">
       <w:rPr>
+        <w:rFonts w:eastAsia="黑体"/>
         <w:b/>
         <w:bCs/>
       </w:rPr>
     </w:tblStylePr>
     <w:tblStylePr w:type="lastCol">
       <w:rPr>
+        <w:rFonts w:eastAsia="黑体"/>
         <w:b/>
         <w:bCs/>
       </w:rPr>
@@ -9719,12 +10133,14 @@
     </w:tcPr>
     <w:tblStylePr w:type="firstRow">
       <w:rPr>
+        <w:rFonts w:eastAsia="黑体"/>
         <w:b/>
         <w:bCs/>
       </w:rPr>
     </w:tblStylePr>
     <w:tblStylePr w:type="lastRow">
       <w:rPr>
+        <w:rFonts w:eastAsia="黑体"/>
         <w:b/>
         <w:bCs/>
       </w:rPr>
@@ -9737,12 +10153,14 @@
     </w:tblStylePr>
     <w:tblStylePr w:type="firstCol">
       <w:rPr>
+        <w:rFonts w:eastAsia="黑体"/>
         <w:b/>
         <w:bCs/>
       </w:rPr>
     </w:tblStylePr>
     <w:tblStylePr w:type="lastCol">
       <w:rPr>
+        <w:rFonts w:eastAsia="黑体"/>
         <w:b/>
         <w:bCs/>
       </w:rPr>
@@ -9792,12 +10210,14 @@
     </w:tcPr>
     <w:tblStylePr w:type="firstRow">
       <w:rPr>
+        <w:rFonts w:eastAsia="黑体"/>
         <w:b/>
         <w:bCs/>
       </w:rPr>
     </w:tblStylePr>
     <w:tblStylePr w:type="lastRow">
       <w:rPr>
+        <w:rFonts w:eastAsia="黑体"/>
         <w:b/>
         <w:bCs/>
       </w:rPr>
@@ -9810,12 +10230,14 @@
     </w:tblStylePr>
     <w:tblStylePr w:type="firstCol">
       <w:rPr>
+        <w:rFonts w:eastAsia="黑体"/>
         <w:b/>
         <w:bCs/>
       </w:rPr>
     </w:tblStylePr>
     <w:tblStylePr w:type="lastCol">
       <w:rPr>
+        <w:rFonts w:eastAsia="黑体"/>
         <w:b/>
         <w:bCs/>
       </w:rPr>
@@ -9842,7 +10264,7 @@
       <w:spacing w:after="0" w:line="240" w:lineRule="auto"/>
     </w:pPr>
     <w:rPr>
-      <w:rFonts w:asciiTheme="majorHAnsi" w:cstheme="majorBidi" w:eastAsiaTheme="majorEastAsia" w:hAnsiTheme="majorHAnsi"/>
+      <w:rFonts w:asciiTheme="majorHAnsi" w:cstheme="majorBidi" w:hAnsiTheme="majorHAnsi" w:eastAsia="黑体"/>
       <w:color w:themeColor="text1" w:val="000000"/>
     </w:rPr>
     <w:tblPr>
@@ -9869,6 +10291,7 @@
     </w:tcPr>
     <w:tblStylePr w:type="firstRow">
       <w:rPr>
+        <w:rFonts w:eastAsia="黑体"/>
         <w:b/>
         <w:bCs/>
         <w:color w:themeColor="text1" w:val="000000"/>
@@ -9880,6 +10303,7 @@
     </w:tblStylePr>
     <w:tblStylePr w:type="lastRow">
       <w:rPr>
+        <w:rFonts w:eastAsia="黑体"/>
         <w:b/>
         <w:bCs/>
         <w:color w:themeColor="text1" w:val="000000"/>
@@ -9899,6 +10323,7 @@
     </w:tblStylePr>
     <w:tblStylePr w:type="firstCol">
       <w:rPr>
+        <w:rFonts w:eastAsia="黑体"/>
         <w:b/>
         <w:bCs/>
         <w:color w:themeColor="text1" w:val="000000"/>
@@ -9918,6 +10343,7 @@
     </w:tblStylePr>
     <w:tblStylePr w:type="lastCol">
       <w:rPr>
+        <w:rFonts w:eastAsia="黑体"/>
         <w:b w:val="0"/>
         <w:bCs w:val="0"/>
         <w:color w:themeColor="text1" w:val="000000"/>
@@ -9967,7 +10393,7 @@
       <w:spacing w:after="0" w:line="240" w:lineRule="auto"/>
     </w:pPr>
     <w:rPr>
-      <w:rFonts w:asciiTheme="majorHAnsi" w:cstheme="majorBidi" w:eastAsiaTheme="majorEastAsia" w:hAnsiTheme="majorHAnsi"/>
+      <w:rFonts w:asciiTheme="majorHAnsi" w:cstheme="majorBidi" w:hAnsiTheme="majorHAnsi" w:eastAsia="黑体"/>
       <w:color w:themeColor="text1" w:val="000000"/>
     </w:rPr>
     <w:tblPr>
@@ -9994,6 +10420,7 @@
     </w:tcPr>
     <w:tblStylePr w:type="firstRow">
       <w:rPr>
+        <w:rFonts w:eastAsia="黑体"/>
         <w:b/>
         <w:bCs/>
         <w:color w:themeColor="text1" w:val="000000"/>
@@ -10005,6 +10432,7 @@
     </w:tblStylePr>
     <w:tblStylePr w:type="lastRow">
       <w:rPr>
+        <w:rFonts w:eastAsia="黑体"/>
         <w:b/>
         <w:bCs/>
         <w:color w:themeColor="text1" w:val="000000"/>
@@ -10024,6 +10452,7 @@
     </w:tblStylePr>
     <w:tblStylePr w:type="firstCol">
       <w:rPr>
+        <w:rFonts w:eastAsia="黑体"/>
         <w:b/>
         <w:bCs/>
         <w:color w:themeColor="text1" w:val="000000"/>
@@ -10043,6 +10472,7 @@
     </w:tblStylePr>
     <w:tblStylePr w:type="lastCol">
       <w:rPr>
+        <w:rFonts w:eastAsia="黑体"/>
         <w:b w:val="0"/>
         <w:bCs w:val="0"/>
         <w:color w:themeColor="text1" w:val="000000"/>
@@ -10092,7 +10522,7 @@
       <w:spacing w:after="0" w:line="240" w:lineRule="auto"/>
     </w:pPr>
     <w:rPr>
-      <w:rFonts w:asciiTheme="majorHAnsi" w:cstheme="majorBidi" w:eastAsiaTheme="majorEastAsia" w:hAnsiTheme="majorHAnsi"/>
+      <w:rFonts w:asciiTheme="majorHAnsi" w:cstheme="majorBidi" w:hAnsiTheme="majorHAnsi" w:eastAsia="黑体"/>
       <w:color w:themeColor="text1" w:val="000000"/>
     </w:rPr>
     <w:tblPr>
@@ -10119,6 +10549,7 @@
     </w:tcPr>
     <w:tblStylePr w:type="firstRow">
       <w:rPr>
+        <w:rFonts w:eastAsia="黑体"/>
         <w:b/>
         <w:bCs/>
         <w:color w:themeColor="text1" w:val="000000"/>
@@ -10130,6 +10561,7 @@
     </w:tblStylePr>
     <w:tblStylePr w:type="lastRow">
       <w:rPr>
+        <w:rFonts w:eastAsia="黑体"/>
         <w:b/>
         <w:bCs/>
         <w:color w:themeColor="text1" w:val="000000"/>
@@ -10149,6 +10581,7 @@
     </w:tblStylePr>
     <w:tblStylePr w:type="firstCol">
       <w:rPr>
+        <w:rFonts w:eastAsia="黑体"/>
         <w:b/>
         <w:bCs/>
         <w:color w:themeColor="text1" w:val="000000"/>
@@ -10168,6 +10601,7 @@
     </w:tblStylePr>
     <w:tblStylePr w:type="lastCol">
       <w:rPr>
+        <w:rFonts w:eastAsia="黑体"/>
         <w:b w:val="0"/>
         <w:bCs w:val="0"/>
         <w:color w:themeColor="text1" w:val="000000"/>
@@ -10217,7 +10651,7 @@
       <w:spacing w:after="0" w:line="240" w:lineRule="auto"/>
     </w:pPr>
     <w:rPr>
-      <w:rFonts w:asciiTheme="majorHAnsi" w:cstheme="majorBidi" w:eastAsiaTheme="majorEastAsia" w:hAnsiTheme="majorHAnsi"/>
+      <w:rFonts w:asciiTheme="majorHAnsi" w:cstheme="majorBidi" w:hAnsiTheme="majorHAnsi" w:eastAsia="黑体"/>
       <w:color w:themeColor="text1" w:val="000000"/>
     </w:rPr>
     <w:tblPr>
@@ -10244,6 +10678,7 @@
     </w:tcPr>
     <w:tblStylePr w:type="firstRow">
       <w:rPr>
+        <w:rFonts w:eastAsia="黑体"/>
         <w:b/>
         <w:bCs/>
         <w:color w:themeColor="text1" w:val="000000"/>
@@ -10255,6 +10690,7 @@
     </w:tblStylePr>
     <w:tblStylePr w:type="lastRow">
       <w:rPr>
+        <w:rFonts w:eastAsia="黑体"/>
         <w:b/>
         <w:bCs/>
         <w:color w:themeColor="text1" w:val="000000"/>
@@ -10274,6 +10710,7 @@
     </w:tblStylePr>
     <w:tblStylePr w:type="firstCol">
       <w:rPr>
+        <w:rFonts w:eastAsia="黑体"/>
         <w:b/>
         <w:bCs/>
         <w:color w:themeColor="text1" w:val="000000"/>
@@ -10293,6 +10730,7 @@
     </w:tblStylePr>
     <w:tblStylePr w:type="lastCol">
       <w:rPr>
+        <w:rFonts w:eastAsia="黑体"/>
         <w:b w:val="0"/>
         <w:bCs w:val="0"/>
         <w:color w:themeColor="text1" w:val="000000"/>
@@ -10342,7 +10780,7 @@
       <w:spacing w:after="0" w:line="240" w:lineRule="auto"/>
     </w:pPr>
     <w:rPr>
-      <w:rFonts w:asciiTheme="majorHAnsi" w:cstheme="majorBidi" w:eastAsiaTheme="majorEastAsia" w:hAnsiTheme="majorHAnsi"/>
+      <w:rFonts w:asciiTheme="majorHAnsi" w:cstheme="majorBidi" w:hAnsiTheme="majorHAnsi" w:eastAsia="黑体"/>
       <w:color w:themeColor="text1" w:val="000000"/>
     </w:rPr>
     <w:tblPr>
@@ -10369,6 +10807,7 @@
     </w:tcPr>
     <w:tblStylePr w:type="firstRow">
       <w:rPr>
+        <w:rFonts w:eastAsia="黑体"/>
         <w:b/>
         <w:bCs/>
         <w:color w:themeColor="text1" w:val="000000"/>
@@ -10380,6 +10819,7 @@
     </w:tblStylePr>
     <w:tblStylePr w:type="lastRow">
       <w:rPr>
+        <w:rFonts w:eastAsia="黑体"/>
         <w:b/>
         <w:bCs/>
         <w:color w:themeColor="text1" w:val="000000"/>
@@ -10399,6 +10839,7 @@
     </w:tblStylePr>
     <w:tblStylePr w:type="firstCol">
       <w:rPr>
+        <w:rFonts w:eastAsia="黑体"/>
         <w:b/>
         <w:bCs/>
         <w:color w:themeColor="text1" w:val="000000"/>
@@ -10418,6 +10859,7 @@
     </w:tblStylePr>
     <w:tblStylePr w:type="lastCol">
       <w:rPr>
+        <w:rFonts w:eastAsia="黑体"/>
         <w:b w:val="0"/>
         <w:bCs w:val="0"/>
         <w:color w:themeColor="text1" w:val="000000"/>
@@ -10467,7 +10909,7 @@
       <w:spacing w:after="0" w:line="240" w:lineRule="auto"/>
     </w:pPr>
     <w:rPr>
-      <w:rFonts w:asciiTheme="majorHAnsi" w:cstheme="majorBidi" w:eastAsiaTheme="majorEastAsia" w:hAnsiTheme="majorHAnsi"/>
+      <w:rFonts w:asciiTheme="majorHAnsi" w:cstheme="majorBidi" w:hAnsiTheme="majorHAnsi" w:eastAsia="黑体"/>
       <w:color w:themeColor="text1" w:val="000000"/>
     </w:rPr>
     <w:tblPr>
@@ -10494,6 +10936,7 @@
     </w:tcPr>
     <w:tblStylePr w:type="firstRow">
       <w:rPr>
+        <w:rFonts w:eastAsia="黑体"/>
         <w:b/>
         <w:bCs/>
         <w:color w:themeColor="text1" w:val="000000"/>
@@ -10505,6 +10948,7 @@
     </w:tblStylePr>
     <w:tblStylePr w:type="lastRow">
       <w:rPr>
+        <w:rFonts w:eastAsia="黑体"/>
         <w:b/>
         <w:bCs/>
         <w:color w:themeColor="text1" w:val="000000"/>
@@ -10524,6 +10968,7 @@
     </w:tblStylePr>
     <w:tblStylePr w:type="firstCol">
       <w:rPr>
+        <w:rFonts w:eastAsia="黑体"/>
         <w:b/>
         <w:bCs/>
         <w:color w:themeColor="text1" w:val="000000"/>
@@ -10543,6 +10988,7 @@
     </w:tblStylePr>
     <w:tblStylePr w:type="lastCol">
       <w:rPr>
+        <w:rFonts w:eastAsia="黑体"/>
         <w:b w:val="0"/>
         <w:bCs w:val="0"/>
         <w:color w:themeColor="text1" w:val="000000"/>
@@ -10592,7 +11038,7 @@
       <w:spacing w:after="0" w:line="240" w:lineRule="auto"/>
     </w:pPr>
     <w:rPr>
-      <w:rFonts w:asciiTheme="majorHAnsi" w:cstheme="majorBidi" w:eastAsiaTheme="majorEastAsia" w:hAnsiTheme="majorHAnsi"/>
+      <w:rFonts w:asciiTheme="majorHAnsi" w:cstheme="majorBidi" w:hAnsiTheme="majorHAnsi" w:eastAsia="黑体"/>
       <w:color w:themeColor="text1" w:val="000000"/>
     </w:rPr>
     <w:tblPr>
@@ -10619,6 +11065,7 @@
     </w:tcPr>
     <w:tblStylePr w:type="firstRow">
       <w:rPr>
+        <w:rFonts w:eastAsia="黑体"/>
         <w:b/>
         <w:bCs/>
         <w:color w:themeColor="text1" w:val="000000"/>
@@ -10630,6 +11077,7 @@
     </w:tblStylePr>
     <w:tblStylePr w:type="lastRow">
       <w:rPr>
+        <w:rFonts w:eastAsia="黑体"/>
         <w:b/>
         <w:bCs/>
         <w:color w:themeColor="text1" w:val="000000"/>
@@ -10649,6 +11097,7 @@
     </w:tblStylePr>
     <w:tblStylePr w:type="firstCol">
       <w:rPr>
+        <w:rFonts w:eastAsia="黑体"/>
         <w:b/>
         <w:bCs/>
         <w:color w:themeColor="text1" w:val="000000"/>
@@ -10668,6 +11117,7 @@
     </w:tblStylePr>
     <w:tblStylePr w:type="lastCol">
       <w:rPr>
+        <w:rFonts w:eastAsia="黑体"/>
         <w:b w:val="0"/>
         <w:bCs w:val="0"/>
         <w:color w:themeColor="text1" w:val="000000"/>
@@ -10740,6 +11190,7 @@
     </w:tcPr>
     <w:tblStylePr w:type="firstRow">
       <w:rPr>
+        <w:rFonts w:eastAsia="黑体"/>
         <w:b/>
         <w:bCs/>
         <w:i w:val="0"/>
@@ -10761,6 +11212,7 @@
     </w:tblStylePr>
     <w:tblStylePr w:type="lastRow">
       <w:rPr>
+        <w:rFonts w:eastAsia="黑体"/>
         <w:b/>
         <w:bCs/>
         <w:i w:val="0"/>
@@ -10782,6 +11234,7 @@
     </w:tblStylePr>
     <w:tblStylePr w:type="firstCol">
       <w:rPr>
+        <w:rFonts w:eastAsia="黑体"/>
         <w:b/>
         <w:bCs/>
         <w:i w:val="0"/>
@@ -10801,6 +11254,7 @@
     </w:tblStylePr>
     <w:tblStylePr w:type="lastCol">
       <w:rPr>
+        <w:rFonts w:eastAsia="黑体"/>
         <w:b/>
         <w:bCs/>
         <w:i w:val="0"/>
@@ -10881,6 +11335,7 @@
     </w:tcPr>
     <w:tblStylePr w:type="firstRow">
       <w:rPr>
+        <w:rFonts w:eastAsia="黑体"/>
         <w:b/>
         <w:bCs/>
         <w:i w:val="0"/>
@@ -10902,6 +11357,7 @@
     </w:tblStylePr>
     <w:tblStylePr w:type="lastRow">
       <w:rPr>
+        <w:rFonts w:eastAsia="黑体"/>
         <w:b/>
         <w:bCs/>
         <w:i w:val="0"/>
@@ -10923,6 +11379,7 @@
     </w:tblStylePr>
     <w:tblStylePr w:type="firstCol">
       <w:rPr>
+        <w:rFonts w:eastAsia="黑体"/>
         <w:b/>
         <w:bCs/>
         <w:i w:val="0"/>
@@ -10942,6 +11399,7 @@
     </w:tblStylePr>
     <w:tblStylePr w:type="lastCol">
       <w:rPr>
+        <w:rFonts w:eastAsia="黑体"/>
         <w:b/>
         <w:bCs/>
         <w:i w:val="0"/>
@@ -11022,6 +11480,7 @@
     </w:tcPr>
     <w:tblStylePr w:type="firstRow">
       <w:rPr>
+        <w:rFonts w:eastAsia="黑体"/>
         <w:b/>
         <w:bCs/>
         <w:i w:val="0"/>
@@ -11043,6 +11502,7 @@
     </w:tblStylePr>
     <w:tblStylePr w:type="lastRow">
       <w:rPr>
+        <w:rFonts w:eastAsia="黑体"/>
         <w:b/>
         <w:bCs/>
         <w:i w:val="0"/>
@@ -11064,6 +11524,7 @@
     </w:tblStylePr>
     <w:tblStylePr w:type="firstCol">
       <w:rPr>
+        <w:rFonts w:eastAsia="黑体"/>
         <w:b/>
         <w:bCs/>
         <w:i w:val="0"/>
@@ -11083,6 +11544,7 @@
     </w:tblStylePr>
     <w:tblStylePr w:type="lastCol">
       <w:rPr>
+        <w:rFonts w:eastAsia="黑体"/>
         <w:b/>
         <w:bCs/>
         <w:i w:val="0"/>
@@ -11163,6 +11625,7 @@
     </w:tcPr>
     <w:tblStylePr w:type="firstRow">
       <w:rPr>
+        <w:rFonts w:eastAsia="黑体"/>
         <w:b/>
         <w:bCs/>
         <w:i w:val="0"/>
@@ -11184,6 +11647,7 @@
     </w:tblStylePr>
     <w:tblStylePr w:type="lastRow">
       <w:rPr>
+        <w:rFonts w:eastAsia="黑体"/>
         <w:b/>
         <w:bCs/>
         <w:i w:val="0"/>
@@ -11205,6 +11669,7 @@
     </w:tblStylePr>
     <w:tblStylePr w:type="firstCol">
       <w:rPr>
+        <w:rFonts w:eastAsia="黑体"/>
         <w:b/>
         <w:bCs/>
         <w:i w:val="0"/>
@@ -11224,6 +11689,7 @@
     </w:tblStylePr>
     <w:tblStylePr w:type="lastCol">
       <w:rPr>
+        <w:rFonts w:eastAsia="黑体"/>
         <w:b/>
         <w:bCs/>
         <w:i w:val="0"/>
@@ -11304,6 +11770,7 @@
     </w:tcPr>
     <w:tblStylePr w:type="firstRow">
       <w:rPr>
+        <w:rFonts w:eastAsia="黑体"/>
         <w:b/>
         <w:bCs/>
         <w:i w:val="0"/>
@@ -11325,6 +11792,7 @@
     </w:tblStylePr>
     <w:tblStylePr w:type="lastRow">
       <w:rPr>
+        <w:rFonts w:eastAsia="黑体"/>
         <w:b/>
         <w:bCs/>
         <w:i w:val="0"/>
@@ -11346,6 +11814,7 @@
     </w:tblStylePr>
     <w:tblStylePr w:type="firstCol">
       <w:rPr>
+        <w:rFonts w:eastAsia="黑体"/>
         <w:b/>
         <w:bCs/>
         <w:i w:val="0"/>
@@ -11365,6 +11834,7 @@
     </w:tblStylePr>
     <w:tblStylePr w:type="lastCol">
       <w:rPr>
+        <w:rFonts w:eastAsia="黑体"/>
         <w:b/>
         <w:bCs/>
         <w:i w:val="0"/>
@@ -11445,6 +11915,7 @@
     </w:tcPr>
     <w:tblStylePr w:type="firstRow">
       <w:rPr>
+        <w:rFonts w:eastAsia="黑体"/>
         <w:b/>
         <w:bCs/>
         <w:i w:val="0"/>
@@ -11466,6 +11937,7 @@
     </w:tblStylePr>
     <w:tblStylePr w:type="lastRow">
       <w:rPr>
+        <w:rFonts w:eastAsia="黑体"/>
         <w:b/>
         <w:bCs/>
         <w:i w:val="0"/>
@@ -11487,6 +11959,7 @@
     </w:tblStylePr>
     <w:tblStylePr w:type="firstCol">
       <w:rPr>
+        <w:rFonts w:eastAsia="黑体"/>
         <w:b/>
         <w:bCs/>
         <w:i w:val="0"/>
@@ -11506,6 +11979,7 @@
     </w:tblStylePr>
     <w:tblStylePr w:type="lastCol">
       <w:rPr>
+        <w:rFonts w:eastAsia="黑体"/>
         <w:b/>
         <w:bCs/>
         <w:i w:val="0"/>
@@ -11586,6 +12060,7 @@
     </w:tcPr>
     <w:tblStylePr w:type="firstRow">
       <w:rPr>
+        <w:rFonts w:eastAsia="黑体"/>
         <w:b/>
         <w:bCs/>
         <w:i w:val="0"/>
@@ -11607,6 +12082,7 @@
     </w:tblStylePr>
     <w:tblStylePr w:type="lastRow">
       <w:rPr>
+        <w:rFonts w:eastAsia="黑体"/>
         <w:b/>
         <w:bCs/>
         <w:i w:val="0"/>
@@ -11628,6 +12104,7 @@
     </w:tblStylePr>
     <w:tblStylePr w:type="firstCol">
       <w:rPr>
+        <w:rFonts w:eastAsia="黑体"/>
         <w:b/>
         <w:bCs/>
         <w:i w:val="0"/>
@@ -11647,6 +12124,7 @@
     </w:tblStylePr>
     <w:tblStylePr w:type="lastCol">
       <w:rPr>
+        <w:rFonts w:eastAsia="黑体"/>
         <w:b/>
         <w:bCs/>
         <w:i w:val="0"/>
@@ -11704,6 +12182,7 @@
       <w:spacing w:after="0" w:line="240" w:lineRule="auto"/>
     </w:pPr>
     <w:rPr>
+      <w:rFonts w:eastAsia="黑体"/>
       <w:color w:themeColor="background1" w:val="FFFFFF"/>
     </w:rPr>
     <w:tblPr>
@@ -11722,6 +12201,7 @@
     </w:tcPr>
     <w:tblStylePr w:type="firstRow">
       <w:rPr>
+        <w:rFonts w:eastAsia="黑体"/>
         <w:b/>
         <w:bCs/>
       </w:rPr>
@@ -11818,6 +12298,7 @@
       <w:spacing w:after="0" w:line="240" w:lineRule="auto"/>
     </w:pPr>
     <w:rPr>
+      <w:rFonts w:eastAsia="黑体"/>
       <w:color w:themeColor="background1" w:val="FFFFFF"/>
     </w:rPr>
     <w:tblPr>
@@ -11836,6 +12317,7 @@
     </w:tcPr>
     <w:tblStylePr w:type="firstRow">
       <w:rPr>
+        <w:rFonts w:eastAsia="黑体"/>
         <w:b/>
         <w:bCs/>
       </w:rPr>
@@ -11932,6 +12414,7 @@
       <w:spacing w:after="0" w:line="240" w:lineRule="auto"/>
     </w:pPr>
     <w:rPr>
+      <w:rFonts w:eastAsia="黑体"/>
       <w:color w:themeColor="background1" w:val="FFFFFF"/>
     </w:rPr>
     <w:tblPr>
@@ -11950,6 +12433,7 @@
     </w:tcPr>
     <w:tblStylePr w:type="firstRow">
       <w:rPr>
+        <w:rFonts w:eastAsia="黑体"/>
         <w:b/>
         <w:bCs/>
       </w:rPr>
@@ -12046,6 +12530,7 @@
       <w:spacing w:after="0" w:line="240" w:lineRule="auto"/>
     </w:pPr>
     <w:rPr>
+      <w:rFonts w:eastAsia="黑体"/>
       <w:color w:themeColor="background1" w:val="FFFFFF"/>
     </w:rPr>
     <w:tblPr>
@@ -12064,6 +12549,7 @@
     </w:tcPr>
     <w:tblStylePr w:type="firstRow">
       <w:rPr>
+        <w:rFonts w:eastAsia="黑体"/>
         <w:b/>
         <w:bCs/>
       </w:rPr>
@@ -12160,6 +12646,7 @@
       <w:spacing w:after="0" w:line="240" w:lineRule="auto"/>
     </w:pPr>
     <w:rPr>
+      <w:rFonts w:eastAsia="黑体"/>
       <w:color w:themeColor="background1" w:val="FFFFFF"/>
     </w:rPr>
     <w:tblPr>
@@ -12178,6 +12665,7 @@
     </w:tcPr>
     <w:tblStylePr w:type="firstRow">
       <w:rPr>
+        <w:rFonts w:eastAsia="黑体"/>
         <w:b/>
         <w:bCs/>
       </w:rPr>
@@ -12274,6 +12762,7 @@
       <w:spacing w:after="0" w:line="240" w:lineRule="auto"/>
     </w:pPr>
     <w:rPr>
+      <w:rFonts w:eastAsia="黑体"/>
       <w:color w:themeColor="background1" w:val="FFFFFF"/>
     </w:rPr>
     <w:tblPr>
@@ -12292,6 +12781,7 @@
     </w:tcPr>
     <w:tblStylePr w:type="firstRow">
       <w:rPr>
+        <w:rFonts w:eastAsia="黑体"/>
         <w:b/>
         <w:bCs/>
       </w:rPr>
@@ -12388,6 +12878,7 @@
       <w:spacing w:after="0" w:line="240" w:lineRule="auto"/>
     </w:pPr>
     <w:rPr>
+      <w:rFonts w:eastAsia="黑体"/>
       <w:color w:themeColor="background1" w:val="FFFFFF"/>
     </w:rPr>
     <w:tblPr>
@@ -12406,6 +12897,7 @@
     </w:tcPr>
     <w:tblStylePr w:type="firstRow">
       <w:rPr>
+        <w:rFonts w:eastAsia="黑体"/>
         <w:b/>
         <w:bCs/>
       </w:rPr>
@@ -12502,6 +12994,7 @@
       <w:spacing w:after="0" w:line="240" w:lineRule="auto"/>
     </w:pPr>
     <w:rPr>
+      <w:rFonts w:eastAsia="黑体"/>
       <w:color w:themeColor="text1" w:val="000000"/>
     </w:rPr>
     <w:tblPr>
@@ -12528,6 +13021,7 @@
     </w:tcPr>
     <w:tblStylePr w:type="firstRow">
       <w:rPr>
+        <w:rFonts w:eastAsia="黑体"/>
         <w:b/>
         <w:bCs/>
       </w:rPr>
@@ -12546,6 +13040,7 @@
     </w:tblStylePr>
     <w:tblStylePr w:type="lastRow">
       <w:rPr>
+        <w:rFonts w:eastAsia="黑体"/>
         <w:b/>
         <w:bCs/>
         <w:color w:themeColor="background1" w:val="FFFFFF"/>
@@ -12560,6 +13055,7 @@
     </w:tblStylePr>
     <w:tblStylePr w:type="firstCol">
       <w:rPr>
+        <w:rFonts w:eastAsia="黑体"/>
         <w:color w:themeColor="background1" w:val="FFFFFF"/>
       </w:rPr>
       <w:tblPr/>
@@ -12577,6 +13073,7 @@
     </w:tblStylePr>
     <w:tblStylePr w:type="lastCol">
       <w:rPr>
+        <w:rFonts w:eastAsia="黑体"/>
         <w:color w:themeColor="background1" w:val="FFFFFF"/>
       </w:rPr>
       <w:tblPr/>
@@ -12606,11 +13103,13 @@
     </w:tblStylePr>
     <w:tblStylePr w:type="neCell">
       <w:rPr>
+        <w:rFonts w:eastAsia="黑体"/>
         <w:color w:themeColor="text1" w:val="000000"/>
       </w:rPr>
     </w:tblStylePr>
     <w:tblStylePr w:type="nwCell">
       <w:rPr>
+        <w:rFonts w:eastAsia="黑体"/>
         <w:color w:themeColor="text1" w:val="000000"/>
       </w:rPr>
     </w:tblStylePr>
@@ -12624,6 +13123,7 @@
       <w:spacing w:after="0" w:line="240" w:lineRule="auto"/>
     </w:pPr>
     <w:rPr>
+      <w:rFonts w:eastAsia="黑体"/>
       <w:color w:themeColor="text1" w:val="000000"/>
     </w:rPr>
     <w:tblPr>
@@ -12650,6 +13150,7 @@
     </w:tcPr>
     <w:tblStylePr w:type="firstRow">
       <w:rPr>
+        <w:rFonts w:eastAsia="黑体"/>
         <w:b/>
         <w:bCs/>
       </w:rPr>
@@ -12668,6 +13169,7 @@
     </w:tblStylePr>
     <w:tblStylePr w:type="lastRow">
       <w:rPr>
+        <w:rFonts w:eastAsia="黑体"/>
         <w:b/>
         <w:bCs/>
         <w:color w:themeColor="background1" w:val="FFFFFF"/>
@@ -12682,6 +13184,7 @@
     </w:tblStylePr>
     <w:tblStylePr w:type="firstCol">
       <w:rPr>
+        <w:rFonts w:eastAsia="黑体"/>
         <w:color w:themeColor="background1" w:val="FFFFFF"/>
       </w:rPr>
       <w:tblPr/>
@@ -12699,6 +13202,7 @@
     </w:tblStylePr>
     <w:tblStylePr w:type="lastCol">
       <w:rPr>
+        <w:rFonts w:eastAsia="黑体"/>
         <w:color w:themeColor="background1" w:val="FFFFFF"/>
       </w:rPr>
       <w:tblPr/>
@@ -12728,11 +13232,13 @@
     </w:tblStylePr>
     <w:tblStylePr w:type="neCell">
       <w:rPr>
+        <w:rFonts w:eastAsia="黑体"/>
         <w:color w:themeColor="text1" w:val="000000"/>
       </w:rPr>
     </w:tblStylePr>
     <w:tblStylePr w:type="nwCell">
       <w:rPr>
+        <w:rFonts w:eastAsia="黑体"/>
         <w:color w:themeColor="text1" w:val="000000"/>
       </w:rPr>
     </w:tblStylePr>
@@ -12746,6 +13252,7 @@
       <w:spacing w:after="0" w:line="240" w:lineRule="auto"/>
     </w:pPr>
     <w:rPr>
+      <w:rFonts w:eastAsia="黑体"/>
       <w:color w:themeColor="text1" w:val="000000"/>
     </w:rPr>
     <w:tblPr>
@@ -12772,6 +13279,7 @@
     </w:tcPr>
     <w:tblStylePr w:type="firstRow">
       <w:rPr>
+        <w:rFonts w:eastAsia="黑体"/>
         <w:b/>
         <w:bCs/>
       </w:rPr>
@@ -12790,6 +13298,7 @@
     </w:tblStylePr>
     <w:tblStylePr w:type="lastRow">
       <w:rPr>
+        <w:rFonts w:eastAsia="黑体"/>
         <w:b/>
         <w:bCs/>
         <w:color w:themeColor="background1" w:val="FFFFFF"/>
@@ -12804,6 +13313,7 @@
     </w:tblStylePr>
     <w:tblStylePr w:type="firstCol">
       <w:rPr>
+        <w:rFonts w:eastAsia="黑体"/>
         <w:color w:themeColor="background1" w:val="FFFFFF"/>
       </w:rPr>
       <w:tblPr/>
@@ -12821,6 +13331,7 @@
     </w:tblStylePr>
     <w:tblStylePr w:type="lastCol">
       <w:rPr>
+        <w:rFonts w:eastAsia="黑体"/>
         <w:color w:themeColor="background1" w:val="FFFFFF"/>
       </w:rPr>
       <w:tblPr/>
@@ -12850,11 +13361,13 @@
     </w:tblStylePr>
     <w:tblStylePr w:type="neCell">
       <w:rPr>
+        <w:rFonts w:eastAsia="黑体"/>
         <w:color w:themeColor="text1" w:val="000000"/>
       </w:rPr>
     </w:tblStylePr>
     <w:tblStylePr w:type="nwCell">
       <w:rPr>
+        <w:rFonts w:eastAsia="黑体"/>
         <w:color w:themeColor="text1" w:val="000000"/>
       </w:rPr>
     </w:tblStylePr>
@@ -12868,6 +13381,7 @@
       <w:spacing w:after="0" w:line="240" w:lineRule="auto"/>
     </w:pPr>
     <w:rPr>
+      <w:rFonts w:eastAsia="黑体"/>
       <w:color w:themeColor="text1" w:val="000000"/>
     </w:rPr>
     <w:tblPr>
@@ -12894,6 +13408,7 @@
     </w:tcPr>
     <w:tblStylePr w:type="firstRow">
       <w:rPr>
+        <w:rFonts w:eastAsia="黑体"/>
         <w:b/>
         <w:bCs/>
       </w:rPr>
@@ -12912,6 +13427,7 @@
     </w:tblStylePr>
     <w:tblStylePr w:type="lastRow">
       <w:rPr>
+        <w:rFonts w:eastAsia="黑体"/>
         <w:b/>
         <w:bCs/>
         <w:color w:themeColor="background1" w:val="FFFFFF"/>
@@ -12926,6 +13442,7 @@
     </w:tblStylePr>
     <w:tblStylePr w:type="firstCol">
       <w:rPr>
+        <w:rFonts w:eastAsia="黑体"/>
         <w:color w:themeColor="background1" w:val="FFFFFF"/>
       </w:rPr>
       <w:tblPr/>
@@ -12943,6 +13460,7 @@
     </w:tblStylePr>
     <w:tblStylePr w:type="lastCol">
       <w:rPr>
+        <w:rFonts w:eastAsia="黑体"/>
         <w:color w:themeColor="background1" w:val="FFFFFF"/>
       </w:rPr>
       <w:tblPr/>
@@ -12980,6 +13498,7 @@
       <w:spacing w:after="0" w:line="240" w:lineRule="auto"/>
     </w:pPr>
     <w:rPr>
+      <w:rFonts w:eastAsia="黑体"/>
       <w:color w:themeColor="text1" w:val="000000"/>
     </w:rPr>
     <w:tblPr>
@@ -13006,6 +13525,7 @@
     </w:tcPr>
     <w:tblStylePr w:type="firstRow">
       <w:rPr>
+        <w:rFonts w:eastAsia="黑体"/>
         <w:b/>
         <w:bCs/>
       </w:rPr>
@@ -13024,6 +13544,7 @@
     </w:tblStylePr>
     <w:tblStylePr w:type="lastRow">
       <w:rPr>
+        <w:rFonts w:eastAsia="黑体"/>
         <w:b/>
         <w:bCs/>
         <w:color w:themeColor="background1" w:val="FFFFFF"/>
@@ -13038,6 +13559,7 @@
     </w:tblStylePr>
     <w:tblStylePr w:type="firstCol">
       <w:rPr>
+        <w:rFonts w:eastAsia="黑体"/>
         <w:color w:themeColor="background1" w:val="FFFFFF"/>
       </w:rPr>
       <w:tblPr/>
@@ -13055,6 +13577,7 @@
     </w:tblStylePr>
     <w:tblStylePr w:type="lastCol">
       <w:rPr>
+        <w:rFonts w:eastAsia="黑体"/>
         <w:color w:themeColor="background1" w:val="FFFFFF"/>
       </w:rPr>
       <w:tblPr/>
@@ -13084,11 +13607,13 @@
     </w:tblStylePr>
     <w:tblStylePr w:type="neCell">
       <w:rPr>
+        <w:rFonts w:eastAsia="黑体"/>
         <w:color w:themeColor="text1" w:val="000000"/>
       </w:rPr>
     </w:tblStylePr>
     <w:tblStylePr w:type="nwCell">
       <w:rPr>
+        <w:rFonts w:eastAsia="黑体"/>
         <w:color w:themeColor="text1" w:val="000000"/>
       </w:rPr>
     </w:tblStylePr>
@@ -13102,6 +13627,7 @@
       <w:spacing w:after="0" w:line="240" w:lineRule="auto"/>
     </w:pPr>
     <w:rPr>
+      <w:rFonts w:eastAsia="黑体"/>
       <w:color w:themeColor="text1" w:val="000000"/>
     </w:rPr>
     <w:tblPr>
@@ -13128,6 +13654,7 @@
     </w:tcPr>
     <w:tblStylePr w:type="firstRow">
       <w:rPr>
+        <w:rFonts w:eastAsia="黑体"/>
         <w:b/>
         <w:bCs/>
       </w:rPr>
@@ -13146,6 +13673,7 @@
     </w:tblStylePr>
     <w:tblStylePr w:type="lastRow">
       <w:rPr>
+        <w:rFonts w:eastAsia="黑体"/>
         <w:b/>
         <w:bCs/>
         <w:color w:themeColor="background1" w:val="FFFFFF"/>
@@ -13160,6 +13688,7 @@
     </w:tblStylePr>
     <w:tblStylePr w:type="firstCol">
       <w:rPr>
+        <w:rFonts w:eastAsia="黑体"/>
         <w:color w:themeColor="background1" w:val="FFFFFF"/>
       </w:rPr>
       <w:tblPr/>
@@ -13177,6 +13706,7 @@
     </w:tblStylePr>
     <w:tblStylePr w:type="lastCol">
       <w:rPr>
+        <w:rFonts w:eastAsia="黑体"/>
         <w:color w:themeColor="background1" w:val="FFFFFF"/>
       </w:rPr>
       <w:tblPr/>
@@ -13206,11 +13736,13 @@
     </w:tblStylePr>
     <w:tblStylePr w:type="neCell">
       <w:rPr>
+        <w:rFonts w:eastAsia="黑体"/>
         <w:color w:themeColor="text1" w:val="000000"/>
       </w:rPr>
     </w:tblStylePr>
     <w:tblStylePr w:type="nwCell">
       <w:rPr>
+        <w:rFonts w:eastAsia="黑体"/>
         <w:color w:themeColor="text1" w:val="000000"/>
       </w:rPr>
     </w:tblStylePr>
@@ -13224,6 +13756,7 @@
       <w:spacing w:after="0" w:line="240" w:lineRule="auto"/>
     </w:pPr>
     <w:rPr>
+      <w:rFonts w:eastAsia="黑体"/>
       <w:color w:themeColor="text1" w:val="000000"/>
     </w:rPr>
     <w:tblPr>
@@ -13250,6 +13783,7 @@
     </w:tcPr>
     <w:tblStylePr w:type="firstRow">
       <w:rPr>
+        <w:rFonts w:eastAsia="黑体"/>
         <w:b/>
         <w:bCs/>
       </w:rPr>
@@ -13268,6 +13802,7 @@
     </w:tblStylePr>
     <w:tblStylePr w:type="lastRow">
       <w:rPr>
+        <w:rFonts w:eastAsia="黑体"/>
         <w:b/>
         <w:bCs/>
         <w:color w:themeColor="background1" w:val="FFFFFF"/>
@@ -13282,6 +13817,7 @@
     </w:tblStylePr>
     <w:tblStylePr w:type="firstCol">
       <w:rPr>
+        <w:rFonts w:eastAsia="黑体"/>
         <w:color w:themeColor="background1" w:val="FFFFFF"/>
       </w:rPr>
       <w:tblPr/>
@@ -13299,6 +13835,7 @@
     </w:tblStylePr>
     <w:tblStylePr w:type="lastCol">
       <w:rPr>
+        <w:rFonts w:eastAsia="黑体"/>
         <w:color w:themeColor="background1" w:val="FFFFFF"/>
       </w:rPr>
       <w:tblPr/>
@@ -13328,11 +13865,13 @@
     </w:tblStylePr>
     <w:tblStylePr w:type="neCell">
       <w:rPr>
+        <w:rFonts w:eastAsia="黑体"/>
         <w:color w:themeColor="text1" w:val="000000"/>
       </w:rPr>
     </w:tblStylePr>
     <w:tblStylePr w:type="nwCell">
       <w:rPr>
+        <w:rFonts w:eastAsia="黑体"/>
         <w:color w:themeColor="text1" w:val="000000"/>
       </w:rPr>
     </w:tblStylePr>
@@ -13346,6 +13885,7 @@
       <w:spacing w:after="0" w:line="240" w:lineRule="auto"/>
     </w:pPr>
     <w:rPr>
+      <w:rFonts w:eastAsia="黑体"/>
       <w:color w:themeColor="text1" w:val="000000"/>
     </w:rPr>
     <w:tblPr>
@@ -13364,6 +13904,7 @@
     </w:tcPr>
     <w:tblStylePr w:type="firstRow">
       <w:rPr>
+        <w:rFonts w:eastAsia="黑体"/>
         <w:b/>
         <w:bCs/>
         <w:color w:themeColor="background1" w:val="FFFFFF"/>
@@ -13378,6 +13919,7 @@
     </w:tblStylePr>
     <w:tblStylePr w:type="lastRow">
       <w:rPr>
+        <w:rFonts w:eastAsia="黑体"/>
         <w:b/>
         <w:bCs/>
         <w:color w:themeColor="accent2" w:themeShade="CC" w:val="9E3A38"/>
@@ -13392,12 +13934,14 @@
     </w:tblStylePr>
     <w:tblStylePr w:type="firstCol">
       <w:rPr>
+        <w:rFonts w:eastAsia="黑体"/>
         <w:b/>
         <w:bCs/>
       </w:rPr>
     </w:tblStylePr>
     <w:tblStylePr w:type="lastCol">
       <w:rPr>
+        <w:rFonts w:eastAsia="黑体"/>
         <w:b/>
         <w:bCs/>
       </w:rPr>
@@ -13432,6 +13976,7 @@
       <w:spacing w:after="0" w:line="240" w:lineRule="auto"/>
     </w:pPr>
     <w:rPr>
+      <w:rFonts w:eastAsia="黑体"/>
       <w:color w:themeColor="text1" w:val="000000"/>
     </w:rPr>
     <w:tblPr>
@@ -13450,6 +13995,7 @@
     </w:tcPr>
     <w:tblStylePr w:type="firstRow">
       <w:rPr>
+        <w:rFonts w:eastAsia="黑体"/>
         <w:b/>
         <w:bCs/>
         <w:color w:themeColor="background1" w:val="FFFFFF"/>
@@ -13464,6 +14010,7 @@
     </w:tblStylePr>
     <w:tblStylePr w:type="lastRow">
       <w:rPr>
+        <w:rFonts w:eastAsia="黑体"/>
         <w:b/>
         <w:bCs/>
         <w:color w:themeColor="accent2" w:themeShade="CC" w:val="9E3A38"/>
@@ -13478,12 +14025,14 @@
     </w:tblStylePr>
     <w:tblStylePr w:type="firstCol">
       <w:rPr>
+        <w:rFonts w:eastAsia="黑体"/>
         <w:b/>
         <w:bCs/>
       </w:rPr>
     </w:tblStylePr>
     <w:tblStylePr w:type="lastCol">
       <w:rPr>
+        <w:rFonts w:eastAsia="黑体"/>
         <w:b/>
         <w:bCs/>
       </w:rPr>
@@ -13518,6 +14067,7 @@
       <w:spacing w:after="0" w:line="240" w:lineRule="auto"/>
     </w:pPr>
     <w:rPr>
+      <w:rFonts w:eastAsia="黑体"/>
       <w:color w:themeColor="text1" w:val="000000"/>
     </w:rPr>
     <w:tblPr>
@@ -13536,6 +14086,7 @@
     </w:tcPr>
     <w:tblStylePr w:type="firstRow">
       <w:rPr>
+        <w:rFonts w:eastAsia="黑体"/>
         <w:b/>
         <w:bCs/>
         <w:color w:themeColor="background1" w:val="FFFFFF"/>
@@ -13550,6 +14101,7 @@
     </w:tblStylePr>
     <w:tblStylePr w:type="lastRow">
       <w:rPr>
+        <w:rFonts w:eastAsia="黑体"/>
         <w:b/>
         <w:bCs/>
         <w:color w:themeColor="accent2" w:themeShade="CC" w:val="9E3A38"/>
@@ -13564,12 +14116,14 @@
     </w:tblStylePr>
     <w:tblStylePr w:type="firstCol">
       <w:rPr>
+        <w:rFonts w:eastAsia="黑体"/>
         <w:b/>
         <w:bCs/>
       </w:rPr>
     </w:tblStylePr>
     <w:tblStylePr w:type="lastCol">
       <w:rPr>
+        <w:rFonts w:eastAsia="黑体"/>
         <w:b/>
         <w:bCs/>
       </w:rPr>
@@ -13604,6 +14158,7 @@
       <w:spacing w:after="0" w:line="240" w:lineRule="auto"/>
     </w:pPr>
     <w:rPr>
+      <w:rFonts w:eastAsia="黑体"/>
       <w:color w:themeColor="text1" w:val="000000"/>
     </w:rPr>
     <w:tblPr>
@@ -13622,6 +14177,7 @@
     </w:tcPr>
     <w:tblStylePr w:type="firstRow">
       <w:rPr>
+        <w:rFonts w:eastAsia="黑体"/>
         <w:b/>
         <w:bCs/>
         <w:color w:themeColor="background1" w:val="FFFFFF"/>
@@ -13636,6 +14192,7 @@
     </w:tblStylePr>
     <w:tblStylePr w:type="lastRow">
       <w:rPr>
+        <w:rFonts w:eastAsia="黑体"/>
         <w:b/>
         <w:bCs/>
         <w:color w:themeColor="accent4" w:themeShade="CC" w:val="664E82"/>
@@ -13650,12 +14207,14 @@
     </w:tblStylePr>
     <w:tblStylePr w:type="firstCol">
       <w:rPr>
+        <w:rFonts w:eastAsia="黑体"/>
         <w:b/>
         <w:bCs/>
       </w:rPr>
     </w:tblStylePr>
     <w:tblStylePr w:type="lastCol">
       <w:rPr>
+        <w:rFonts w:eastAsia="黑体"/>
         <w:b/>
         <w:bCs/>
       </w:rPr>
@@ -13690,6 +14249,7 @@
       <w:spacing w:after="0" w:line="240" w:lineRule="auto"/>
     </w:pPr>
     <w:rPr>
+      <w:rFonts w:eastAsia="黑体"/>
       <w:color w:themeColor="text1" w:val="000000"/>
     </w:rPr>
     <w:tblPr>
@@ -13708,6 +14268,7 @@
     </w:tcPr>
     <w:tblStylePr w:type="firstRow">
       <w:rPr>
+        <w:rFonts w:eastAsia="黑体"/>
         <w:b/>
         <w:bCs/>
         <w:color w:themeColor="background1" w:val="FFFFFF"/>
@@ -13722,6 +14283,7 @@
     </w:tblStylePr>
     <w:tblStylePr w:type="lastRow">
       <w:rPr>
+        <w:rFonts w:eastAsia="黑体"/>
         <w:b/>
         <w:bCs/>
         <w:color w:themeColor="accent3" w:themeShade="CC" w:val="7E9C40"/>
@@ -13736,12 +14298,14 @@
     </w:tblStylePr>
     <w:tblStylePr w:type="firstCol">
       <w:rPr>
+        <w:rFonts w:eastAsia="黑体"/>
         <w:b/>
         <w:bCs/>
       </w:rPr>
     </w:tblStylePr>
     <w:tblStylePr w:type="lastCol">
       <w:rPr>
+        <w:rFonts w:eastAsia="黑体"/>
         <w:b/>
         <w:bCs/>
       </w:rPr>
@@ -13776,6 +14340,7 @@
       <w:spacing w:after="0" w:line="240" w:lineRule="auto"/>
     </w:pPr>
     <w:rPr>
+      <w:rFonts w:eastAsia="黑体"/>
       <w:color w:themeColor="text1" w:val="000000"/>
     </w:rPr>
     <w:tblPr>
@@ -13794,6 +14359,7 @@
     </w:tcPr>
     <w:tblStylePr w:type="firstRow">
       <w:rPr>
+        <w:rFonts w:eastAsia="黑体"/>
         <w:b/>
         <w:bCs/>
         <w:color w:themeColor="background1" w:val="FFFFFF"/>
@@ -13808,6 +14374,7 @@
     </w:tblStylePr>
     <w:tblStylePr w:type="lastRow">
       <w:rPr>
+        <w:rFonts w:eastAsia="黑体"/>
         <w:b/>
         <w:bCs/>
         <w:color w:themeColor="accent6" w:themeShade="CC" w:val="F2730A"/>
@@ -13822,12 +14389,14 @@
     </w:tblStylePr>
     <w:tblStylePr w:type="firstCol">
       <w:rPr>
+        <w:rFonts w:eastAsia="黑体"/>
         <w:b/>
         <w:bCs/>
       </w:rPr>
     </w:tblStylePr>
     <w:tblStylePr w:type="lastCol">
       <w:rPr>
+        <w:rFonts w:eastAsia="黑体"/>
         <w:b/>
         <w:bCs/>
       </w:rPr>
@@ -13862,6 +14431,7 @@
       <w:spacing w:after="0" w:line="240" w:lineRule="auto"/>
     </w:pPr>
     <w:rPr>
+      <w:rFonts w:eastAsia="黑体"/>
       <w:color w:themeColor="text1" w:val="000000"/>
     </w:rPr>
     <w:tblPr>
@@ -13880,6 +14450,7 @@
     </w:tcPr>
     <w:tblStylePr w:type="firstRow">
       <w:rPr>
+        <w:rFonts w:eastAsia="黑体"/>
         <w:b/>
         <w:bCs/>
         <w:color w:themeColor="background1" w:val="FFFFFF"/>
@@ -13894,6 +14465,7 @@
     </w:tblStylePr>
     <w:tblStylePr w:type="lastRow">
       <w:rPr>
+        <w:rFonts w:eastAsia="黑体"/>
         <w:b/>
         <w:bCs/>
         <w:color w:themeColor="accent5" w:themeShade="CC" w:val="348DA5"/>
@@ -13908,12 +14480,14 @@
     </w:tblStylePr>
     <w:tblStylePr w:type="firstCol">
       <w:rPr>
+        <w:rFonts w:eastAsia="黑体"/>
         <w:b/>
         <w:bCs/>
       </w:rPr>
     </w:tblStylePr>
     <w:tblStylePr w:type="lastCol">
       <w:rPr>
+        <w:rFonts w:eastAsia="黑体"/>
         <w:b/>
         <w:bCs/>
       </w:rPr>
@@ -13948,6 +14522,7 @@
       <w:spacing w:after="0" w:line="240" w:lineRule="auto"/>
     </w:pPr>
     <w:rPr>
+      <w:rFonts w:eastAsia="黑体"/>
       <w:color w:themeColor="text1" w:val="000000"/>
     </w:rPr>
     <w:tblPr>
@@ -13969,6 +14544,7 @@
     </w:tcPr>
     <w:tblStylePr w:type="firstRow">
       <w:rPr>
+        <w:rFonts w:eastAsia="黑体"/>
         <w:b/>
         <w:bCs/>
       </w:rPr>
@@ -13979,6 +14555,7 @@
     </w:tblStylePr>
     <w:tblStylePr w:type="lastRow">
       <w:rPr>
+        <w:rFonts w:eastAsia="黑体"/>
         <w:b/>
         <w:bCs/>
         <w:color w:themeColor="text1" w:val="000000"/>
@@ -13990,6 +14567,7 @@
     </w:tblStylePr>
     <w:tblStylePr w:type="firstCol">
       <w:rPr>
+        <w:rFonts w:eastAsia="黑体"/>
         <w:color w:themeColor="background1" w:val="FFFFFF"/>
       </w:rPr>
       <w:tblPr/>
@@ -13999,6 +14577,7 @@
     </w:tblStylePr>
     <w:tblStylePr w:type="lastCol">
       <w:rPr>
+        <w:rFonts w:eastAsia="黑体"/>
         <w:color w:themeColor="background1" w:val="FFFFFF"/>
       </w:rPr>
       <w:tblPr/>
@@ -14028,6 +14607,7 @@
       <w:spacing w:after="0" w:line="240" w:lineRule="auto"/>
     </w:pPr>
     <w:rPr>
+      <w:rFonts w:eastAsia="黑体"/>
       <w:color w:themeColor="text1" w:val="000000"/>
     </w:rPr>
     <w:tblPr>
@@ -14049,6 +14629,7 @@
     </w:tcPr>
     <w:tblStylePr w:type="firstRow">
       <w:rPr>
+        <w:rFonts w:eastAsia="黑体"/>
         <w:b/>
         <w:bCs/>
       </w:rPr>
@@ -14059,6 +14640,7 @@
     </w:tblStylePr>
     <w:tblStylePr w:type="lastRow">
       <w:rPr>
+        <w:rFonts w:eastAsia="黑体"/>
         <w:b/>
         <w:bCs/>
         <w:color w:themeColor="text1" w:val="000000"/>
@@ -14070,6 +14652,7 @@
     </w:tblStylePr>
     <w:tblStylePr w:type="firstCol">
       <w:rPr>
+        <w:rFonts w:eastAsia="黑体"/>
         <w:color w:themeColor="background1" w:val="FFFFFF"/>
       </w:rPr>
       <w:tblPr/>
@@ -14079,6 +14662,7 @@
     </w:tblStylePr>
     <w:tblStylePr w:type="lastCol">
       <w:rPr>
+        <w:rFonts w:eastAsia="黑体"/>
         <w:color w:themeColor="background1" w:val="FFFFFF"/>
       </w:rPr>
       <w:tblPr/>
@@ -14108,6 +14692,7 @@
       <w:spacing w:after="0" w:line="240" w:lineRule="auto"/>
     </w:pPr>
     <w:rPr>
+      <w:rFonts w:eastAsia="黑体"/>
       <w:color w:themeColor="text1" w:val="000000"/>
     </w:rPr>
     <w:tblPr>
@@ -14129,6 +14714,7 @@
     </w:tcPr>
     <w:tblStylePr w:type="firstRow">
       <w:rPr>
+        <w:rFonts w:eastAsia="黑体"/>
         <w:b/>
         <w:bCs/>
       </w:rPr>
@@ -14139,6 +14725,7 @@
     </w:tblStylePr>
     <w:tblStylePr w:type="lastRow">
       <w:rPr>
+        <w:rFonts w:eastAsia="黑体"/>
         <w:b/>
         <w:bCs/>
         <w:color w:themeColor="text1" w:val="000000"/>
@@ -14150,6 +14737,7 @@
     </w:tblStylePr>
     <w:tblStylePr w:type="firstCol">
       <w:rPr>
+        <w:rFonts w:eastAsia="黑体"/>
         <w:color w:themeColor="background1" w:val="FFFFFF"/>
       </w:rPr>
       <w:tblPr/>
@@ -14159,6 +14747,7 @@
     </w:tblStylePr>
     <w:tblStylePr w:type="lastCol">
       <w:rPr>
+        <w:rFonts w:eastAsia="黑体"/>
         <w:color w:themeColor="background1" w:val="FFFFFF"/>
       </w:rPr>
       <w:tblPr/>
@@ -14188,6 +14777,7 @@
       <w:spacing w:after="0" w:line="240" w:lineRule="auto"/>
     </w:pPr>
     <w:rPr>
+      <w:rFonts w:eastAsia="黑体"/>
       <w:color w:themeColor="text1" w:val="000000"/>
     </w:rPr>
     <w:tblPr>
@@ -14209,6 +14799,7 @@
     </w:tcPr>
     <w:tblStylePr w:type="firstRow">
       <w:rPr>
+        <w:rFonts w:eastAsia="黑体"/>
         <w:b/>
         <w:bCs/>
       </w:rPr>
@@ -14219,6 +14810,7 @@
     </w:tblStylePr>
     <w:tblStylePr w:type="lastRow">
       <w:rPr>
+        <w:rFonts w:eastAsia="黑体"/>
         <w:b/>
         <w:bCs/>
         <w:color w:themeColor="text1" w:val="000000"/>
@@ -14230,6 +14822,7 @@
     </w:tblStylePr>
     <w:tblStylePr w:type="firstCol">
       <w:rPr>
+        <w:rFonts w:eastAsia="黑体"/>
         <w:color w:themeColor="background1" w:val="FFFFFF"/>
       </w:rPr>
       <w:tblPr/>
@@ -14239,6 +14832,7 @@
     </w:tblStylePr>
     <w:tblStylePr w:type="lastCol">
       <w:rPr>
+        <w:rFonts w:eastAsia="黑体"/>
         <w:color w:themeColor="background1" w:val="FFFFFF"/>
       </w:rPr>
       <w:tblPr/>
@@ -14268,6 +14862,7 @@
       <w:spacing w:after="0" w:line="240" w:lineRule="auto"/>
     </w:pPr>
     <w:rPr>
+      <w:rFonts w:eastAsia="黑体"/>
       <w:color w:themeColor="text1" w:val="000000"/>
     </w:rPr>
     <w:tblPr>
@@ -14289,6 +14884,7 @@
     </w:tcPr>
     <w:tblStylePr w:type="firstRow">
       <w:rPr>
+        <w:rFonts w:eastAsia="黑体"/>
         <w:b/>
         <w:bCs/>
       </w:rPr>
@@ -14299,6 +14895,7 @@
     </w:tblStylePr>
     <w:tblStylePr w:type="lastRow">
       <w:rPr>
+        <w:rFonts w:eastAsia="黑体"/>
         <w:b/>
         <w:bCs/>
         <w:color w:themeColor="text1" w:val="000000"/>
@@ -14310,6 +14907,7 @@
     </w:tblStylePr>
     <w:tblStylePr w:type="firstCol">
       <w:rPr>
+        <w:rFonts w:eastAsia="黑体"/>
         <w:color w:themeColor="background1" w:val="FFFFFF"/>
       </w:rPr>
       <w:tblPr/>
@@ -14319,6 +14917,7 @@
     </w:tblStylePr>
     <w:tblStylePr w:type="lastCol">
       <w:rPr>
+        <w:rFonts w:eastAsia="黑体"/>
         <w:color w:themeColor="background1" w:val="FFFFFF"/>
       </w:rPr>
       <w:tblPr/>
@@ -14348,6 +14947,7 @@
       <w:spacing w:after="0" w:line="240" w:lineRule="auto"/>
     </w:pPr>
     <w:rPr>
+      <w:rFonts w:eastAsia="黑体"/>
       <w:color w:themeColor="text1" w:val="000000"/>
     </w:rPr>
     <w:tblPr>
@@ -14369,6 +14969,7 @@
     </w:tcPr>
     <w:tblStylePr w:type="firstRow">
       <w:rPr>
+        <w:rFonts w:eastAsia="黑体"/>
         <w:b/>
         <w:bCs/>
       </w:rPr>
@@ -14379,6 +14980,7 @@
     </w:tblStylePr>
     <w:tblStylePr w:type="lastRow">
       <w:rPr>
+        <w:rFonts w:eastAsia="黑体"/>
         <w:b/>
         <w:bCs/>
         <w:color w:themeColor="text1" w:val="000000"/>
@@ -14390,6 +14992,7 @@
     </w:tblStylePr>
     <w:tblStylePr w:type="firstCol">
       <w:rPr>
+        <w:rFonts w:eastAsia="黑体"/>
         <w:color w:themeColor="background1" w:val="FFFFFF"/>
       </w:rPr>
       <w:tblPr/>
@@ -14399,6 +15002,7 @@
     </w:tblStylePr>
     <w:tblStylePr w:type="lastCol">
       <w:rPr>
+        <w:rFonts w:eastAsia="黑体"/>
         <w:color w:themeColor="background1" w:val="FFFFFF"/>
       </w:rPr>
       <w:tblPr/>
@@ -14428,6 +15032,7 @@
       <w:spacing w:after="0" w:line="240" w:lineRule="auto"/>
     </w:pPr>
     <w:rPr>
+      <w:rFonts w:eastAsia="黑体"/>
       <w:color w:themeColor="text1" w:val="000000"/>
     </w:rPr>
     <w:tblPr>
@@ -14449,6 +15054,7 @@
     </w:tcPr>
     <w:tblStylePr w:type="firstRow">
       <w:rPr>
+        <w:rFonts w:eastAsia="黑体"/>
         <w:b/>
         <w:bCs/>
       </w:rPr>
@@ -14459,6 +15065,7 @@
     </w:tblStylePr>
     <w:tblStylePr w:type="lastRow">
       <w:rPr>
+        <w:rFonts w:eastAsia="黑体"/>
         <w:b/>
         <w:bCs/>
         <w:color w:themeColor="text1" w:val="000000"/>
@@ -14470,6 +15077,7 @@
     </w:tblStylePr>
     <w:tblStylePr w:type="firstCol">
       <w:rPr>
+        <w:rFonts w:eastAsia="黑体"/>
         <w:color w:themeColor="background1" w:val="FFFFFF"/>
       </w:rPr>
       <w:tblPr/>
@@ -14479,6 +15087,7 @@
     </w:tblStylePr>
     <w:tblStylePr w:type="lastCol">
       <w:rPr>
+        <w:rFonts w:eastAsia="黑体"/>
         <w:color w:themeColor="background1" w:val="FFFFFF"/>
       </w:rPr>
       <w:tblPr/>
@@ -14511,6 +15120,7 @@
     <w:name w:val="KeywordTok"/>
     <w:basedOn w:val="VerbatimChar"/>
     <w:rPr>
+      <w:rFonts w:eastAsia="黑体"/>
       <w:b/>
       <w:color w:val="007020"/>
     </w:rPr>
@@ -14519,6 +15129,7 @@
     <w:name w:val="DataTypeTok"/>
     <w:basedOn w:val="VerbatimChar"/>
     <w:rPr>
+      <w:rFonts w:eastAsia="黑体"/>
       <w:color w:val="902000"/>
     </w:rPr>
   </w:style>
@@ -14526,6 +15137,7 @@
     <w:name w:val="DecValTok"/>
     <w:basedOn w:val="VerbatimChar"/>
     <w:rPr>
+      <w:rFonts w:eastAsia="黑体"/>
       <w:color w:val="40a070"/>
     </w:rPr>
   </w:style>
@@ -14533,6 +15145,7 @@
     <w:name w:val="BaseNTok"/>
     <w:basedOn w:val="VerbatimChar"/>
     <w:rPr>
+      <w:rFonts w:eastAsia="黑体"/>
       <w:color w:val="40a070"/>
     </w:rPr>
   </w:style>
@@ -14540,6 +15153,7 @@
     <w:name w:val="FloatTok"/>
     <w:basedOn w:val="VerbatimChar"/>
     <w:rPr>
+      <w:rFonts w:eastAsia="黑体"/>
       <w:color w:val="40a070"/>
     </w:rPr>
   </w:style>
@@ -14547,6 +15161,7 @@
     <w:name w:val="ConstantTok"/>
     <w:basedOn w:val="VerbatimChar"/>
     <w:rPr>
+      <w:rFonts w:eastAsia="黑体"/>
       <w:color w:val="880000"/>
     </w:rPr>
   </w:style>
@@ -14554,6 +15169,7 @@
     <w:name w:val="CharTok"/>
     <w:basedOn w:val="VerbatimChar"/>
     <w:rPr>
+      <w:rFonts w:eastAsia="黑体"/>
       <w:color w:val="4070a0"/>
     </w:rPr>
   </w:style>
@@ -14561,6 +15177,7 @@
     <w:name w:val="SpecialCharTok"/>
     <w:basedOn w:val="VerbatimChar"/>
     <w:rPr>
+      <w:rFonts w:eastAsia="黑体"/>
       <w:color w:val="4070a0"/>
     </w:rPr>
   </w:style>
@@ -14568,6 +15185,7 @@
     <w:name w:val="StringTok"/>
     <w:basedOn w:val="VerbatimChar"/>
     <w:rPr>
+      <w:rFonts w:eastAsia="黑体"/>
       <w:color w:val="4070a0"/>
     </w:rPr>
   </w:style>
@@ -14575,6 +15193,7 @@
     <w:name w:val="VerbatimStringTok"/>
     <w:basedOn w:val="VerbatimChar"/>
     <w:rPr>
+      <w:rFonts w:eastAsia="黑体"/>
       <w:color w:val="4070a0"/>
     </w:rPr>
   </w:style>
@@ -14582,6 +15201,7 @@
     <w:name w:val="SpecialStringTok"/>
     <w:basedOn w:val="VerbatimChar"/>
     <w:rPr>
+      <w:rFonts w:eastAsia="黑体"/>
       <w:color w:val="bb6688"/>
     </w:rPr>
   </w:style>
@@ -14589,6 +15209,7 @@
     <w:name w:val="ImportTok"/>
     <w:basedOn w:val="VerbatimChar"/>
     <w:rPr>
+      <w:rFonts w:eastAsia="黑体"/>
       <w:b/>
       <w:color w:val="008000"/>
     </w:rPr>
@@ -14597,6 +15218,7 @@
     <w:name w:val="CommentTok"/>
     <w:basedOn w:val="VerbatimChar"/>
     <w:rPr>
+      <w:rFonts w:eastAsia="黑体"/>
       <w:i/>
       <w:color w:val="60a0b0"/>
     </w:rPr>
@@ -14605,6 +15227,7 @@
     <w:name w:val="DocumentationTok"/>
     <w:basedOn w:val="VerbatimChar"/>
     <w:rPr>
+      <w:rFonts w:eastAsia="黑体"/>
       <w:i/>
       <w:color w:val="ba2121"/>
     </w:rPr>
@@ -14613,6 +15236,7 @@
     <w:name w:val="AnnotationTok"/>
     <w:basedOn w:val="VerbatimChar"/>
     <w:rPr>
+      <w:rFonts w:eastAsia="黑体"/>
       <w:b/>
       <w:i/>
       <w:color w:val="60a0b0"/>
@@ -14622,6 +15246,7 @@
     <w:name w:val="CommentVarTok"/>
     <w:basedOn w:val="VerbatimChar"/>
     <w:rPr>
+      <w:rFonts w:eastAsia="黑体"/>
       <w:b/>
       <w:i/>
       <w:color w:val="60a0b0"/>
@@ -14631,6 +15256,7 @@
     <w:name w:val="OtherTok"/>
     <w:basedOn w:val="VerbatimChar"/>
     <w:rPr>
+      <w:rFonts w:eastAsia="黑体"/>
       <w:color w:val="007020"/>
     </w:rPr>
   </w:style>
@@ -14638,6 +15264,7 @@
     <w:name w:val="FunctionTok"/>
     <w:basedOn w:val="VerbatimChar"/>
     <w:rPr>
+      <w:rFonts w:eastAsia="黑体"/>
       <w:color w:val="06287e"/>
     </w:rPr>
   </w:style>
@@ -14645,6 +15272,7 @@
     <w:name w:val="VariableTok"/>
     <w:basedOn w:val="VerbatimChar"/>
     <w:rPr>
+      <w:rFonts w:eastAsia="黑体"/>
       <w:color w:val="19177c"/>
     </w:rPr>
   </w:style>
@@ -14652,6 +15280,7 @@
     <w:name w:val="ControlFlowTok"/>
     <w:basedOn w:val="VerbatimChar"/>
     <w:rPr>
+      <w:rFonts w:eastAsia="黑体"/>
       <w:b/>
       <w:color w:val="007020"/>
     </w:rPr>
@@ -14660,6 +15289,7 @@
     <w:name w:val="OperatorTok"/>
     <w:basedOn w:val="VerbatimChar"/>
     <w:rPr>
+      <w:rFonts w:eastAsia="黑体"/>
       <w:color w:val="666666"/>
     </w:rPr>
   </w:style>
@@ -14667,18 +15297,22 @@
     <w:name w:val="BuiltInTok"/>
     <w:basedOn w:val="VerbatimChar"/>
     <w:rPr>
+      <w:rFonts w:eastAsia="黑体"/>
       <w:color w:val="008000"/>
     </w:rPr>
   </w:style>
   <w:style w:type="character" w:customStyle="1" w:styleId="ExtensionTok">
     <w:name w:val="ExtensionTok"/>
     <w:basedOn w:val="VerbatimChar"/>
-    <w:rPr/>
+    <w:rPr>
+      <w:rFonts w:eastAsia="黑体"/>
+    </w:rPr>
   </w:style>
   <w:style w:type="character" w:customStyle="1" w:styleId="PreprocessorTok">
     <w:name w:val="PreprocessorTok"/>
     <w:basedOn w:val="VerbatimChar"/>
     <w:rPr>
+      <w:rFonts w:eastAsia="黑体"/>
       <w:color w:val="bc7a00"/>
     </w:rPr>
   </w:style>
@@ -14686,18 +15320,22 @@
     <w:name w:val="AttributeTok"/>
     <w:basedOn w:val="VerbatimChar"/>
     <w:rPr>
+      <w:rFonts w:eastAsia="黑体"/>
       <w:color w:val="7d9029"/>
     </w:rPr>
   </w:style>
   <w:style w:type="character" w:customStyle="1" w:styleId="RegionMarkerTok">
     <w:name w:val="RegionMarkerTok"/>
     <w:basedOn w:val="VerbatimChar"/>
-    <w:rPr/>
+    <w:rPr>
+      <w:rFonts w:eastAsia="黑体"/>
+    </w:rPr>
   </w:style>
   <w:style w:type="character" w:customStyle="1" w:styleId="InformationTok">
     <w:name w:val="InformationTok"/>
     <w:basedOn w:val="VerbatimChar"/>
     <w:rPr>
+      <w:rFonts w:eastAsia="黑体"/>
       <w:b/>
       <w:i/>
       <w:color w:val="60a0b0"/>
@@ -14707,6 +15345,7 @@
     <w:name w:val="WarningTok"/>
     <w:basedOn w:val="VerbatimChar"/>
     <w:rPr>
+      <w:rFonts w:eastAsia="黑体"/>
       <w:b/>
       <w:i/>
       <w:color w:val="60a0b0"/>
@@ -14716,6 +15355,7 @@
     <w:name w:val="AlertTok"/>
     <w:basedOn w:val="VerbatimChar"/>
     <w:rPr>
+      <w:rFonts w:eastAsia="黑体"/>
       <w:b/>
       <w:color w:val="ff0000"/>
     </w:rPr>
@@ -14724,6 +15364,7 @@
     <w:name w:val="ErrorTok"/>
     <w:basedOn w:val="VerbatimChar"/>
     <w:rPr>
+      <w:rFonts w:eastAsia="黑体"/>
       <w:b/>
       <w:color w:val="ff0000"/>
     </w:rPr>
@@ -14731,7 +15372,9 @@
   <w:style w:type="character" w:customStyle="1" w:styleId="NormalTok">
     <w:name w:val="NormalTok"/>
     <w:basedOn w:val="VerbatimChar"/>
-    <w:rPr/>
+    <w:rPr>
+      <w:rFonts w:eastAsia="黑体"/>
+    </w:rPr>
   </w:style>
 </w:styles>
 </file>
@@ -14780,12 +15423,12 @@
     <a:fontScheme name="Office">
       <a:majorFont>
         <a:latin typeface="Calibri"/>
-        <a:ea typeface=""/>
+        <a:ea typeface="黑体"/>
         <a:cs typeface=""/>
         <a:font script="Jpan" typeface="ＭＳ ゴシック"/>
         <a:font script="Hang" typeface="맑은 고딕"/>
-        <a:font script="Hans" typeface="宋体"/>
-        <a:font script="Hant" typeface="新細明體"/>
+        <a:font script="Hans" typeface="黑体"/>
+        <a:font script="Hant" typeface="黑体"/>
         <a:font script="Arab" typeface="Times New Roman"/>
         <a:font script="Hebr" typeface="Times New Roman"/>
         <a:font script="Thai" typeface="Angsana New"/>
@@ -14815,12 +15458,12 @@
       </a:majorFont>
       <a:minorFont>
         <a:latin typeface="Cambria"/>
-        <a:ea typeface=""/>
+        <a:ea typeface="黑体"/>
         <a:cs typeface=""/>
         <a:font script="Jpan" typeface="ＭＳ 明朝"/>
         <a:font script="Hang" typeface="맑은 고딕"/>
-        <a:font script="Hans" typeface="宋体"/>
-        <a:font script="Hant" typeface="新細明體"/>
+        <a:font script="Hans" typeface="黑体"/>
+        <a:font script="Hant" typeface="黑体"/>
         <a:font script="Arab" typeface="Arial"/>
         <a:font script="Hebr" typeface="Arial"/>
         <a:font script="Thai" typeface="Cordia New"/>

--- a/09-通信电路/03-解调电路/PSK解调电路/PSK解调电路.docx
+++ b/09-通信电路/03-解调电路/PSK解调电路/PSK解调电路.docx
@@ -2352,7 +2352,7 @@
           <w:color w:val="555555"/>
           <w:sz w:val="21"/>
         </w:rPr>
-        <w:t>材料收集者：杜文杰，WX手机：19519196569，QQ:3478827729</w:t>
+        <w:t>材料收集者：杜文杰，微信/手机：19519196569，QQ:3478827729</w:t>
       </w:r>
     </w:p>
     <w:sectPr>
